--- a/Lab6/6_Рудин.docx
+++ b/Lab6/6_Рудин.docx
@@ -1484,23 +1484,7 @@
             <w:sz w:val="28"/>
             <w:szCs w:val="28"/>
           </w:rPr>
-          <m:t>△t = 0,</m:t>
-        </m:r>
-        <m:r>
-          <w:rPr>
-            <w:rFonts w:ascii="Cambria Math" w:hAnsi="Cambria Math"/>
-            <w:sz w:val="28"/>
-            <w:szCs w:val="28"/>
-          </w:rPr>
-          <m:t>0</m:t>
-        </m:r>
-        <m:r>
-          <w:rPr>
-            <w:rFonts w:ascii="Cambria Math" w:hAnsi="Cambria Math"/>
-            <w:sz w:val="28"/>
-            <w:szCs w:val="28"/>
-          </w:rPr>
-          <m:t>5</m:t>
+          <m:t>△t = 0,05</m:t>
         </m:r>
       </m:oMath>
       <w:r>
@@ -3721,18 +3705,26 @@
     <w:p>
       <w:pPr>
         <w:rPr>
+          <w:sz w:val="28"/>
+          <w:szCs w:val="28"/>
+          <w:lang w:val="en-US"/>
+        </w:rPr>
+      </w:pPr>
+      <w:r>
+        <w:rPr>
           <w:iCs/>
           <w:sz w:val="28"/>
           <w:szCs w:val="28"/>
         </w:rPr>
-      </w:pPr>
+        <w:t>Ниже приведены графики решения</w:t>
+      </w:r>
       <w:r>
         <w:rPr>
           <w:iCs/>
           <w:sz w:val="28"/>
           <w:szCs w:val="28"/>
         </w:rPr>
-        <w:t>Ниже приведены графики решения</w:t>
+        <w:t xml:space="preserve"> (</w:t>
       </w:r>
       <w:r>
         <w:rPr>
@@ -3740,7 +3732,7 @@
           <w:sz w:val="28"/>
           <w:szCs w:val="28"/>
         </w:rPr>
-        <w:t xml:space="preserve"> (</w:t>
+        <w:t>см. приложение</w:t>
       </w:r>
       <w:r>
         <w:rPr>
@@ -3748,79 +3740,7 @@
           <w:sz w:val="28"/>
           <w:szCs w:val="28"/>
         </w:rPr>
-        <w:t>см. приложение</w:t>
-      </w:r>
-      <w:r>
-        <w:rPr>
-          <w:iCs/>
-          <w:sz w:val="28"/>
-          <w:szCs w:val="28"/>
-        </w:rPr>
         <w:t>):</w:t>
-      </w:r>
-    </w:p>
-    <w:p>
-      <w:pPr>
-        <w:jc w:val="both"/>
-        <w:rPr>
-          <w:b/>
-          <w:bCs/>
-          <w:sz w:val="28"/>
-          <w:szCs w:val="28"/>
-        </w:rPr>
-      </w:pPr>
-      <w:r>
-        <w:rPr>
-          <w:b/>
-          <w:bCs/>
-          <w:sz w:val="28"/>
-          <w:szCs w:val="28"/>
-        </w:rPr>
-        <w:t xml:space="preserve">Рассмотрим </w:t>
-      </w:r>
-      <w:r>
-        <w:rPr>
-          <w:b/>
-          <w:bCs/>
-          <w:sz w:val="28"/>
-          <w:szCs w:val="28"/>
-          <w:lang w:val="en-US"/>
-        </w:rPr>
-        <w:t>a</w:t>
-      </w:r>
-      <w:r>
-        <w:rPr>
-          <w:b/>
-          <w:bCs/>
-          <w:sz w:val="28"/>
-          <w:szCs w:val="28"/>
-        </w:rPr>
-        <w:t xml:space="preserve"> = 2</w:t>
-      </w:r>
-    </w:p>
-    <w:p>
-      <w:pPr>
-        <w:jc w:val="both"/>
-        <w:rPr>
-          <w:sz w:val="28"/>
-          <w:szCs w:val="28"/>
-          <w:lang w:val="en-US"/>
-        </w:rPr>
-      </w:pPr>
-      <w:r>
-        <w:rPr>
-          <w:sz w:val="28"/>
-          <w:szCs w:val="28"/>
-        </w:rPr>
-        <w:t>В полуплоскости</w:t>
-      </w:r>
-      <w:r>
-        <w:rPr>
-          <w:sz w:val="28"/>
-          <w:szCs w:val="28"/>
-          <w:lang w:val="en-US"/>
-        </w:rPr>
-        <w:t>:</w:t>
       </w:r>
     </w:p>
     <w:p>
@@ -3840,10 +3760,10 @@
           <w:lang w:val="en-US"/>
         </w:rPr>
         <w:drawing>
-          <wp:inline distT="0" distB="0" distL="0" distR="0" wp14:anchorId="733867D8" wp14:editId="01A850BD">
-            <wp:extent cx="5048250" cy="4035359"/>
-            <wp:effectExtent l="0" t="0" r="0" b="3810"/>
-            <wp:docPr id="17" name="Рисунок 17"/>
+          <wp:inline distT="0" distB="0" distL="0" distR="0" wp14:anchorId="321B51D1" wp14:editId="5220B6E9">
+            <wp:extent cx="5078455" cy="4061460"/>
+            <wp:effectExtent l="0" t="0" r="8255" b="0"/>
+            <wp:docPr id="6" name="Рисунок 6"/>
             <wp:cNvGraphicFramePr>
               <a:graphicFrameLocks xmlns:a="http://schemas.openxmlformats.org/drawingml/2006/main" noChangeAspect="1"/>
             </wp:cNvGraphicFramePr>
@@ -3872,7 +3792,7 @@
                   <pic:spPr bwMode="auto">
                     <a:xfrm>
                       <a:off x="0" y="0"/>
-                      <a:ext cx="5060304" cy="4044994"/>
+                      <a:ext cx="5089331" cy="4070158"/>
                     </a:xfrm>
                     <a:prstGeom prst="rect">
                       <a:avLst/>
@@ -3893,10 +3813,12 @@
       <w:pPr>
         <w:jc w:val="center"/>
         <w:rPr>
+          <w:rFonts w:eastAsiaTheme="minorEastAsia"/>
           <w:i/>
           <w:iCs/>
           <w:sz w:val="28"/>
           <w:szCs w:val="28"/>
+          <w:lang w:eastAsia="zh-CN"/>
         </w:rPr>
       </w:pPr>
       <w:r>
@@ -3906,7 +3828,47 @@
           <w:sz w:val="28"/>
           <w:szCs w:val="28"/>
         </w:rPr>
-        <w:t>Явная схема, левый угол</w:t>
+        <w:t>а</w:t>
+      </w:r>
+      <w:r>
+        <w:rPr>
+          <w:i/>
+          <w:iCs/>
+          <w:sz w:val="28"/>
+          <w:szCs w:val="28"/>
+          <w:lang w:val="en-US"/>
+        </w:rPr>
+        <w:t>=</w:t>
+      </w:r>
+      <w:proofErr w:type="gramStart"/>
+      <w:r>
+        <w:rPr>
+          <w:i/>
+          <w:iCs/>
+          <w:sz w:val="28"/>
+          <w:szCs w:val="28"/>
+          <w:lang w:val="en-US"/>
+        </w:rPr>
+        <w:t xml:space="preserve">2, </w:t>
+      </w:r>
+      <w:r>
+        <w:rPr>
+          <w:i/>
+          <w:iCs/>
+          <w:sz w:val="28"/>
+          <w:szCs w:val="28"/>
+        </w:rPr>
+        <w:t xml:space="preserve"> полуплоскость</w:t>
+      </w:r>
+      <w:proofErr w:type="gramEnd"/>
+      <w:r>
+        <w:rPr>
+          <w:i/>
+          <w:iCs/>
+          <w:sz w:val="28"/>
+          <w:szCs w:val="28"/>
+        </w:rPr>
+        <w:t>; схема 1</w:t>
       </w:r>
     </w:p>
     <w:p>
@@ -3929,10 +3891,10 @@
         </w:rPr>
         <w:lastRenderedPageBreak/>
         <w:drawing>
-          <wp:inline distT="0" distB="0" distL="0" distR="0" wp14:anchorId="4FDBC008" wp14:editId="4AFD7F67">
-            <wp:extent cx="4600575" cy="3677507"/>
-            <wp:effectExtent l="0" t="0" r="0" b="0"/>
-            <wp:docPr id="20" name="Рисунок 20"/>
+          <wp:inline distT="0" distB="0" distL="0" distR="0" wp14:anchorId="1E6532FE" wp14:editId="68B86510">
+            <wp:extent cx="4678276" cy="3741420"/>
+            <wp:effectExtent l="0" t="0" r="8255" b="0"/>
+            <wp:docPr id="7" name="Рисунок 7"/>
             <wp:cNvGraphicFramePr>
               <a:graphicFrameLocks xmlns:a="http://schemas.openxmlformats.org/drawingml/2006/main" noChangeAspect="1"/>
             </wp:cNvGraphicFramePr>
@@ -3940,7 +3902,7 @@
               <a:graphicData uri="http://schemas.openxmlformats.org/drawingml/2006/picture">
                 <pic:pic xmlns:pic="http://schemas.openxmlformats.org/drawingml/2006/picture">
                   <pic:nvPicPr>
-                    <pic:cNvPr id="0" name="Picture 5"/>
+                    <pic:cNvPr id="0" name="Picture 4"/>
                     <pic:cNvPicPr>
                       <a:picLocks noChangeAspect="1" noChangeArrowheads="1"/>
                     </pic:cNvPicPr>
@@ -3961,7 +3923,7 @@
                   <pic:spPr bwMode="auto">
                     <a:xfrm>
                       <a:off x="0" y="0"/>
-                      <a:ext cx="4619030" cy="3692259"/>
+                      <a:ext cx="4690581" cy="3751261"/>
                     </a:xfrm>
                     <a:prstGeom prst="rect">
                       <a:avLst/>
@@ -3984,8 +3946,10 @@
         <w:rPr>
           <w:i/>
           <w:iCs/>
+          <w:color w:val="0F1115"/>
           <w:sz w:val="28"/>
           <w:szCs w:val="28"/>
+          <w:shd w:val="clear" w:color="auto" w:fill="FFFFFF"/>
         </w:rPr>
       </w:pPr>
       <w:r>
@@ -3995,56 +3959,151 @@
           <w:sz w:val="28"/>
           <w:szCs w:val="28"/>
         </w:rPr>
-        <w:t>Неявная схема</w:t>
-      </w:r>
-    </w:p>
-    <w:p>
-      <w:pPr>
-        <w:rPr>
-          <w:sz w:val="28"/>
-          <w:szCs w:val="28"/>
-          <w:lang w:val="en-US"/>
-        </w:rPr>
-      </w:pPr>
-      <w:r>
-        <w:rPr>
-          <w:sz w:val="28"/>
-          <w:szCs w:val="28"/>
-        </w:rPr>
-        <w:t>В прямоугольнике</w:t>
-      </w:r>
-      <w:r>
-        <w:rPr>
-          <w:sz w:val="28"/>
-          <w:szCs w:val="28"/>
-          <w:lang w:val="en-US"/>
-        </w:rPr>
-        <w:t>:</w:t>
-      </w:r>
-    </w:p>
-    <w:p>
-      <w:pPr>
-        <w:jc w:val="center"/>
+        <w:t xml:space="preserve">а=2; </w:t>
+      </w:r>
+      <w:proofErr w:type="gramStart"/>
+      <w:r>
         <w:rPr>
           <w:i/>
           <w:iCs/>
           <w:sz w:val="28"/>
           <w:szCs w:val="28"/>
         </w:rPr>
+        <w:t>прямоугольник;</w:t>
+      </w:r>
+      <w:r>
+        <w:rPr>
+          <w:i/>
+          <w:iCs/>
+          <w:sz w:val="28"/>
+          <w:szCs w:val="28"/>
+        </w:rPr>
+        <w:t>[</w:t>
+      </w:r>
+      <w:proofErr w:type="gramEnd"/>
+      <w:r>
+        <w:rPr>
+          <w:i/>
+          <w:iCs/>
+          <w:sz w:val="28"/>
+          <w:szCs w:val="28"/>
+        </w:rPr>
+        <w:t xml:space="preserve">0,1], с граничным условием </w:t>
+      </w:r>
+      <w:r>
+        <w:rPr>
+          <w:i/>
+          <w:iCs/>
+          <w:color w:val="0F1115"/>
+          <w:sz w:val="28"/>
+          <w:szCs w:val="28"/>
+          <w:shd w:val="clear" w:color="auto" w:fill="FFFFFF"/>
+        </w:rPr>
+        <w:t>U(0,t)=</w:t>
+      </w:r>
+      <w:r>
+        <w:rPr>
+          <w:rFonts w:cs="Times New Roman"/>
+          <w:sz w:val="28"/>
+          <w:szCs w:val="28"/>
+        </w:rPr>
+        <w:t xml:space="preserve"> </w:t>
+      </w:r>
+      <w:r>
+        <w:rPr>
+          <w:rFonts w:cs="Times New Roman"/>
+          <w:sz w:val="28"/>
+          <w:szCs w:val="28"/>
+        </w:rPr>
+        <w:t>2</w:t>
+      </w:r>
+      <w:r>
+        <w:rPr>
+          <w:rFonts w:cs="Times New Roman"/>
+          <w:sz w:val="28"/>
+          <w:szCs w:val="28"/>
+          <w:lang w:val="en-US"/>
+        </w:rPr>
+        <w:t>t</w:t>
+      </w:r>
+      <w:r>
+        <w:rPr>
+          <w:rFonts w:cs="Times New Roman"/>
+          <w:sz w:val="28"/>
+          <w:szCs w:val="28"/>
+          <w:vertAlign w:val="superscript"/>
+        </w:rPr>
+        <w:t>2</w:t>
+      </w:r>
+      <w:r>
+        <w:rPr>
+          <w:rFonts w:cs="Times New Roman"/>
+          <w:sz w:val="28"/>
+          <w:szCs w:val="28"/>
+        </w:rPr>
+        <w:t>+2</w:t>
+      </w:r>
+      <w:r>
+        <w:rPr>
+          <w:i/>
+          <w:iCs/>
+          <w:color w:val="0F1115"/>
+          <w:sz w:val="28"/>
+          <w:szCs w:val="28"/>
+          <w:shd w:val="clear" w:color="auto" w:fill="FFFFFF"/>
+        </w:rPr>
+        <w:t>, схема</w:t>
+      </w:r>
+      <w:r>
+        <w:rPr>
+          <w:i/>
+          <w:iCs/>
+          <w:color w:val="0F1115"/>
+          <w:sz w:val="28"/>
+          <w:szCs w:val="28"/>
+          <w:shd w:val="clear" w:color="auto" w:fill="FFFFFF"/>
+        </w:rPr>
+        <w:t xml:space="preserve"> 1</w:t>
+      </w:r>
+    </w:p>
+    <w:p>
+      <w:pPr>
+        <w:jc w:val="center"/>
+        <w:rPr>
+          <w:i/>
+          <w:iCs/>
+          <w:color w:val="0F1115"/>
+          <w:sz w:val="28"/>
+          <w:szCs w:val="28"/>
+          <w:shd w:val="clear" w:color="auto" w:fill="FFFFFF"/>
+        </w:rPr>
+      </w:pPr>
+    </w:p>
+    <w:p>
+      <w:pPr>
+        <w:jc w:val="center"/>
+        <w:rPr>
+          <w:i/>
+          <w:iCs/>
+          <w:sz w:val="28"/>
+          <w:szCs w:val="28"/>
+        </w:rPr>
       </w:pPr>
       <w:r>
         <w:rPr>
           <w:i/>
           <w:iCs/>
           <w:noProof/>
+          <w:color w:val="0F1115"/>
           <w:sz w:val="28"/>
           <w:szCs w:val="28"/>
+          <w:shd w:val="clear" w:color="auto" w:fill="FFFFFF"/>
         </w:rPr>
         <w:drawing>
-          <wp:inline distT="0" distB="0" distL="0" distR="0" wp14:anchorId="688AF8A2" wp14:editId="690F22DB">
-            <wp:extent cx="4667250" cy="3730804"/>
-            <wp:effectExtent l="0" t="0" r="0" b="3175"/>
-            <wp:docPr id="21" name="Рисунок 21"/>
+          <wp:inline distT="0" distB="0" distL="0" distR="0" wp14:anchorId="7F90FBA7" wp14:editId="3BC22ABE">
+            <wp:extent cx="4442460" cy="3552827"/>
+            <wp:effectExtent l="0" t="0" r="0" b="9525"/>
+            <wp:docPr id="8" name="Рисунок 8"/>
             <wp:cNvGraphicFramePr>
               <a:graphicFrameLocks xmlns:a="http://schemas.openxmlformats.org/drawingml/2006/main" noChangeAspect="1"/>
             </wp:cNvGraphicFramePr>
@@ -4052,7 +4111,7 @@
               <a:graphicData uri="http://schemas.openxmlformats.org/drawingml/2006/picture">
                 <pic:pic xmlns:pic="http://schemas.openxmlformats.org/drawingml/2006/picture">
                   <pic:nvPicPr>
-                    <pic:cNvPr id="0" name="Picture 6"/>
+                    <pic:cNvPr id="0" name="Picture 5"/>
                     <pic:cNvPicPr>
                       <a:picLocks noChangeAspect="1" noChangeArrowheads="1"/>
                     </pic:cNvPicPr>
@@ -4073,7 +4132,7 @@
                   <pic:spPr bwMode="auto">
                     <a:xfrm>
                       <a:off x="0" y="0"/>
-                      <a:ext cx="4674230" cy="3736383"/>
+                      <a:ext cx="4476719" cy="3580225"/>
                     </a:xfrm>
                     <a:prstGeom prst="rect">
                       <a:avLst/>
@@ -4109,8 +4168,28 @@
           <w:sz w:val="28"/>
           <w:szCs w:val="28"/>
         </w:rPr>
-        <w:t xml:space="preserve">[0,1], с граничным условием </w:t>
-      </w:r>
+        <w:t xml:space="preserve">а=2; </w:t>
+      </w:r>
+      <w:proofErr w:type="gramStart"/>
+      <w:r>
+        <w:rPr>
+          <w:i/>
+          <w:iCs/>
+          <w:sz w:val="28"/>
+          <w:szCs w:val="28"/>
+        </w:rPr>
+        <w:t>прямоугольник;</w:t>
+      </w:r>
+      <w:r>
+        <w:rPr>
+          <w:i/>
+          <w:iCs/>
+          <w:sz w:val="28"/>
+          <w:szCs w:val="28"/>
+        </w:rPr>
+        <w:t>[</w:t>
+      </w:r>
+      <w:proofErr w:type="gramEnd"/>
       <w:r>
         <w:rPr>
           <w:i/>
@@ -4120,9 +4199,50 @@
           <w:szCs w:val="28"/>
           <w:shd w:val="clear" w:color="auto" w:fill="FFFFFF"/>
         </w:rPr>
-        <w:t>U(</w:t>
-      </w:r>
-      <w:proofErr w:type="gramStart"/>
+        <w:t>0,1] с граничным условием U(0,t)=</w:t>
+      </w:r>
+      <w:r>
+        <w:rPr>
+          <w:rFonts w:cs="Times New Roman"/>
+          <w:sz w:val="28"/>
+          <w:szCs w:val="28"/>
+        </w:rPr>
+        <w:t xml:space="preserve"> </w:t>
+      </w:r>
+      <w:r>
+        <w:rPr>
+          <w:rFonts w:cs="Times New Roman"/>
+          <w:sz w:val="28"/>
+          <w:szCs w:val="28"/>
+        </w:rPr>
+        <w:t>2</w:t>
+      </w:r>
+      <w:r>
+        <w:rPr>
+          <w:rFonts w:cs="Times New Roman"/>
+          <w:sz w:val="28"/>
+          <w:szCs w:val="28"/>
+          <w:lang w:val="en-US"/>
+        </w:rPr>
+        <w:t>t</w:t>
+      </w:r>
+      <w:r>
+        <w:rPr>
+          <w:rFonts w:cs="Times New Roman"/>
+          <w:sz w:val="28"/>
+          <w:szCs w:val="28"/>
+          <w:vertAlign w:val="superscript"/>
+        </w:rPr>
+        <w:t>2</w:t>
+      </w:r>
+      <w:r>
+        <w:rPr>
+          <w:rFonts w:cs="Times New Roman"/>
+          <w:sz w:val="28"/>
+          <w:szCs w:val="28"/>
+        </w:rPr>
+        <w:t>+2</w:t>
+      </w:r>
       <w:r>
         <w:rPr>
           <w:i/>
@@ -4132,9 +4252,8 @@
           <w:szCs w:val="28"/>
           <w:shd w:val="clear" w:color="auto" w:fill="FFFFFF"/>
         </w:rPr>
-        <w:t>0,t</w:t>
-      </w:r>
-      <w:proofErr w:type="gramEnd"/>
+        <w:t>, схема</w:t>
+      </w:r>
       <w:r>
         <w:rPr>
           <w:i/>
@@ -4144,8 +4263,32 @@
           <w:szCs w:val="28"/>
           <w:shd w:val="clear" w:color="auto" w:fill="FFFFFF"/>
         </w:rPr>
-        <w:t>)=t², явная схема</w:t>
-      </w:r>
+        <w:t xml:space="preserve"> </w:t>
+      </w:r>
+      <w:r>
+        <w:rPr>
+          <w:i/>
+          <w:iCs/>
+          <w:color w:val="0F1115"/>
+          <w:sz w:val="28"/>
+          <w:szCs w:val="28"/>
+          <w:shd w:val="clear" w:color="auto" w:fill="FFFFFF"/>
+        </w:rPr>
+        <w:t>3</w:t>
+      </w:r>
+    </w:p>
+    <w:p>
+      <w:pPr>
+        <w:jc w:val="center"/>
+        <w:rPr>
+          <w:i/>
+          <w:iCs/>
+          <w:color w:val="0F1115"/>
+          <w:sz w:val="28"/>
+          <w:szCs w:val="28"/>
+          <w:shd w:val="clear" w:color="auto" w:fill="FFFFFF"/>
+        </w:rPr>
+      </w:pPr>
     </w:p>
     <w:p>
       <w:pPr>
@@ -4167,10 +4310,10 @@
         </w:rPr>
         <w:lastRenderedPageBreak/>
         <w:drawing>
-          <wp:inline distT="0" distB="0" distL="0" distR="0" wp14:anchorId="4C82968B" wp14:editId="35637DF7">
-            <wp:extent cx="4476750" cy="3578526"/>
-            <wp:effectExtent l="0" t="0" r="0" b="3175"/>
-            <wp:docPr id="22" name="Рисунок 22"/>
+          <wp:inline distT="0" distB="0" distL="0" distR="0" wp14:anchorId="4588112F" wp14:editId="10081883">
+            <wp:extent cx="4442460" cy="3552827"/>
+            <wp:effectExtent l="0" t="0" r="0" b="9525"/>
+            <wp:docPr id="9" name="Рисунок 9"/>
             <wp:cNvGraphicFramePr>
               <a:graphicFrameLocks xmlns:a="http://schemas.openxmlformats.org/drawingml/2006/main" noChangeAspect="1"/>
             </wp:cNvGraphicFramePr>
@@ -4178,7 +4321,7 @@
               <a:graphicData uri="http://schemas.openxmlformats.org/drawingml/2006/picture">
                 <pic:pic xmlns:pic="http://schemas.openxmlformats.org/drawingml/2006/picture">
                   <pic:nvPicPr>
-                    <pic:cNvPr id="0" name="Picture 7"/>
+                    <pic:cNvPr id="0" name="Picture 6"/>
                     <pic:cNvPicPr>
                       <a:picLocks noChangeAspect="1" noChangeArrowheads="1"/>
                     </pic:cNvPicPr>
@@ -4199,7 +4342,7 @@
                   <pic:spPr bwMode="auto">
                     <a:xfrm>
                       <a:off x="0" y="0"/>
-                      <a:ext cx="4494856" cy="3592999"/>
+                      <a:ext cx="4453977" cy="3562038"/>
                     </a:xfrm>
                     <a:prstGeom prst="rect">
                       <a:avLst/>
@@ -4232,14 +4375,31 @@
         <w:rPr>
           <w:i/>
           <w:iCs/>
-          <w:color w:val="0F1115"/>
           <w:sz w:val="28"/>
           <w:szCs w:val="28"/>
-          <w:shd w:val="clear" w:color="auto" w:fill="FFFFFF"/>
-        </w:rPr>
-        <w:t>[0,1] с граничным условием U(</w:t>
+        </w:rPr>
+        <w:t xml:space="preserve">а=2; </w:t>
       </w:r>
       <w:proofErr w:type="gramStart"/>
+      <w:r>
+        <w:rPr>
+          <w:i/>
+          <w:iCs/>
+          <w:sz w:val="28"/>
+          <w:szCs w:val="28"/>
+        </w:rPr>
+        <w:t>прямоугольник;</w:t>
+      </w:r>
+      <w:r>
+        <w:rPr>
+          <w:i/>
+          <w:iCs/>
+          <w:sz w:val="28"/>
+          <w:szCs w:val="28"/>
+        </w:rPr>
+        <w:t>[</w:t>
+      </w:r>
+      <w:proofErr w:type="gramEnd"/>
       <w:r>
         <w:rPr>
           <w:i/>
@@ -4249,9 +4409,42 @@
           <w:szCs w:val="28"/>
           <w:shd w:val="clear" w:color="auto" w:fill="FFFFFF"/>
         </w:rPr>
-        <w:t>0,t</w:t>
-      </w:r>
-      <w:proofErr w:type="gramEnd"/>
+        <w:t>0,1] с граничным условием U(0,t)=</w:t>
+      </w:r>
+      <w:r>
+        <w:rPr>
+          <w:rFonts w:cs="Times New Roman"/>
+          <w:sz w:val="28"/>
+          <w:szCs w:val="28"/>
+        </w:rPr>
+        <w:t xml:space="preserve"> 2</w:t>
+      </w:r>
+      <w:r>
+        <w:rPr>
+          <w:rFonts w:cs="Times New Roman"/>
+          <w:sz w:val="28"/>
+          <w:szCs w:val="28"/>
+          <w:lang w:val="en-US"/>
+        </w:rPr>
+        <w:t>t</w:t>
+      </w:r>
+      <w:r>
+        <w:rPr>
+          <w:rFonts w:cs="Times New Roman"/>
+          <w:sz w:val="28"/>
+          <w:szCs w:val="28"/>
+          <w:vertAlign w:val="superscript"/>
+        </w:rPr>
+        <w:t>2</w:t>
+      </w:r>
+      <w:r>
+        <w:rPr>
+          <w:rFonts w:cs="Times New Roman"/>
+          <w:sz w:val="28"/>
+          <w:szCs w:val="28"/>
+        </w:rPr>
+        <w:t>+2</w:t>
+      </w:r>
       <w:r>
         <w:rPr>
           <w:i/>
@@ -4261,12 +4454,9 @@
           <w:szCs w:val="28"/>
           <w:shd w:val="clear" w:color="auto" w:fill="FFFFFF"/>
         </w:rPr>
-        <w:t>)=t², неявная схема</w:t>
-      </w:r>
-    </w:p>
-    <w:p>
-      <w:pPr>
-        <w:jc w:val="center"/>
+        <w:t>, схема</w:t>
+      </w:r>
+      <w:r>
         <w:rPr>
           <w:i/>
           <w:iCs/>
@@ -4275,123 +4465,32 @@
           <w:szCs w:val="28"/>
           <w:shd w:val="clear" w:color="auto" w:fill="FFFFFF"/>
         </w:rPr>
-      </w:pPr>
+        <w:t xml:space="preserve"> </w:t>
+      </w:r>
+      <w:r>
+        <w:rPr>
+          <w:i/>
+          <w:iCs/>
+          <w:color w:val="0F1115"/>
+          <w:sz w:val="28"/>
+          <w:szCs w:val="28"/>
+          <w:shd w:val="clear" w:color="auto" w:fill="FFFFFF"/>
+        </w:rPr>
+        <w:t>4</w:t>
+      </w:r>
     </w:p>
     <w:p>
       <w:pPr>
-        <w:jc w:val="both"/>
-        <w:rPr>
-          <w:b/>
-          <w:bCs/>
+        <w:jc w:val="center"/>
+        <w:rPr>
+          <w:i/>
+          <w:iCs/>
+          <w:color w:val="0F1115"/>
           <w:sz w:val="28"/>
           <w:szCs w:val="28"/>
-        </w:rPr>
-      </w:pPr>
-      <w:r>
-        <w:rPr>
-          <w:b/>
-          <w:bCs/>
-          <w:sz w:val="28"/>
-          <w:szCs w:val="28"/>
-        </w:rPr>
-        <w:t xml:space="preserve">Рассмотрим </w:t>
-      </w:r>
-      <w:r>
-        <w:rPr>
-          <w:b/>
-          <w:bCs/>
-          <w:sz w:val="28"/>
-          <w:szCs w:val="28"/>
-          <w:lang w:val="en-US"/>
-        </w:rPr>
-        <w:t>a</w:t>
-      </w:r>
-      <w:r>
-        <w:rPr>
-          <w:b/>
-          <w:bCs/>
-          <w:sz w:val="28"/>
-          <w:szCs w:val="28"/>
-        </w:rPr>
-        <w:t xml:space="preserve"> = </w:t>
-      </w:r>
-      <w:r>
-        <w:rPr>
-          <w:sz w:val="28"/>
-          <w:szCs w:val="28"/>
-        </w:rPr>
-        <w:t>-</w:t>
-      </w:r>
-      <w:r>
-        <w:rPr>
-          <w:b/>
-          <w:bCs/>
-          <w:sz w:val="28"/>
-          <w:szCs w:val="28"/>
-        </w:rPr>
-        <w:t xml:space="preserve">2 </w:t>
-      </w:r>
-      <w:r>
-        <w:rPr>
-          <w:b/>
-          <w:bCs/>
-          <w:sz w:val="28"/>
-          <w:szCs w:val="28"/>
-        </w:rPr>
-        <w:t>отрицательное</w:t>
-      </w:r>
-      <w:r>
-        <w:rPr>
-          <w:b/>
-          <w:bCs/>
-          <w:sz w:val="28"/>
-          <w:szCs w:val="28"/>
-        </w:rPr>
-        <w:t>, движение в</w:t>
-      </w:r>
-      <w:r>
-        <w:rPr>
-          <w:b/>
-          <w:bCs/>
-          <w:sz w:val="28"/>
-          <w:szCs w:val="28"/>
-        </w:rPr>
-        <w:t>лево</w:t>
-      </w:r>
-      <w:r>
-        <w:rPr>
-          <w:b/>
-          <w:bCs/>
-          <w:sz w:val="28"/>
-          <w:szCs w:val="28"/>
-        </w:rPr>
-        <w:t>:</w:t>
-      </w:r>
-    </w:p>
-    <w:p>
-      <w:pPr>
-        <w:jc w:val="both"/>
-        <w:rPr>
-          <w:sz w:val="28"/>
-          <w:szCs w:val="28"/>
-          <w:lang w:val="en-US"/>
-        </w:rPr>
-      </w:pPr>
-      <w:r>
-        <w:rPr>
-          <w:sz w:val="28"/>
-          <w:szCs w:val="28"/>
-        </w:rPr>
-        <w:t>В полуплоскости</w:t>
-      </w:r>
-      <w:r>
-        <w:rPr>
-          <w:sz w:val="28"/>
-          <w:szCs w:val="28"/>
-          <w:lang w:val="en-US"/>
-        </w:rPr>
-        <w:t>:</w:t>
-      </w:r>
+          <w:shd w:val="clear" w:color="auto" w:fill="FFFFFF"/>
+        </w:rPr>
+      </w:pPr>
     </w:p>
     <w:p>
       <w:pPr>
@@ -4408,10 +4507,10 @@
           <w:szCs w:val="28"/>
         </w:rPr>
         <w:drawing>
-          <wp:inline distT="0" distB="0" distL="0" distR="0" wp14:anchorId="3F2D7DDF" wp14:editId="18CC0047">
-            <wp:extent cx="4381500" cy="3502387"/>
-            <wp:effectExtent l="0" t="0" r="0" b="3175"/>
-            <wp:docPr id="23" name="Рисунок 23"/>
+          <wp:inline distT="0" distB="0" distL="0" distR="0" wp14:anchorId="60DEF5B0" wp14:editId="4723A14F">
+            <wp:extent cx="4354321" cy="3482340"/>
+            <wp:effectExtent l="0" t="0" r="8255" b="3810"/>
+            <wp:docPr id="10" name="Рисунок 10"/>
             <wp:cNvGraphicFramePr>
               <a:graphicFrameLocks xmlns:a="http://schemas.openxmlformats.org/drawingml/2006/main" noChangeAspect="1"/>
             </wp:cNvGraphicFramePr>
@@ -4419,7 +4518,7 @@
               <a:graphicData uri="http://schemas.openxmlformats.org/drawingml/2006/picture">
                 <pic:pic xmlns:pic="http://schemas.openxmlformats.org/drawingml/2006/picture">
                   <pic:nvPicPr>
-                    <pic:cNvPr id="0" name="Picture 8"/>
+                    <pic:cNvPr id="0" name="Picture 7"/>
                     <pic:cNvPicPr>
                       <a:picLocks noChangeAspect="1" noChangeArrowheads="1"/>
                     </pic:cNvPicPr>
@@ -4440,7 +4539,7 @@
                   <pic:spPr bwMode="auto">
                     <a:xfrm>
                       <a:off x="0" y="0"/>
-                      <a:ext cx="4411744" cy="3526562"/>
+                      <a:ext cx="4359469" cy="3486457"/>
                     </a:xfrm>
                     <a:prstGeom prst="rect">
                       <a:avLst/>
@@ -4474,44 +4573,60 @@
           <w:sz w:val="28"/>
           <w:szCs w:val="28"/>
         </w:rPr>
-        <w:t>Явная схема, правый угол</w:t>
-      </w:r>
-    </w:p>
-    <w:p>
-      <w:pPr>
-        <w:jc w:val="center"/>
+        <w:t xml:space="preserve">а=-2; полуплоскость; </w:t>
+      </w:r>
+      <w:r>
         <w:rPr>
           <w:i/>
           <w:iCs/>
           <w:sz w:val="28"/>
           <w:szCs w:val="28"/>
         </w:rPr>
-      </w:pPr>
-    </w:p>
-    <w:p>
-      <w:pPr>
-        <w:jc w:val="center"/>
+        <w:t>схема</w:t>
+      </w:r>
+      <w:r>
         <w:rPr>
           <w:i/>
           <w:iCs/>
           <w:sz w:val="28"/>
           <w:szCs w:val="28"/>
         </w:rPr>
-      </w:pPr>
-      <w:r>
+        <w:t xml:space="preserve"> 2</w:t>
+      </w:r>
+    </w:p>
+    <w:p>
+      <w:pPr>
+        <w:jc w:val="center"/>
         <w:rPr>
           <w:i/>
           <w:iCs/>
+          <w:sz w:val="28"/>
+          <w:szCs w:val="28"/>
+        </w:rPr>
+      </w:pPr>
+    </w:p>
+    <w:p>
+      <w:pPr>
+        <w:jc w:val="center"/>
+        <w:rPr>
+          <w:sz w:val="28"/>
+          <w:szCs w:val="28"/>
+          <w:lang w:val="en-US"/>
+        </w:rPr>
+      </w:pPr>
+      <w:r>
+        <w:rPr>
           <w:noProof/>
           <w:sz w:val="28"/>
           <w:szCs w:val="28"/>
+          <w:lang w:val="en-US"/>
         </w:rPr>
         <w:lastRenderedPageBreak/>
         <w:drawing>
-          <wp:inline distT="0" distB="0" distL="0" distR="0" wp14:anchorId="59455168" wp14:editId="619B645F">
-            <wp:extent cx="4575672" cy="3657600"/>
-            <wp:effectExtent l="0" t="0" r="0" b="0"/>
-            <wp:docPr id="24" name="Рисунок 24"/>
+          <wp:inline distT="0" distB="0" distL="0" distR="0" wp14:anchorId="145E7398" wp14:editId="42BDF92D">
+            <wp:extent cx="4564380" cy="3650332"/>
+            <wp:effectExtent l="0" t="0" r="7620" b="7620"/>
+            <wp:docPr id="5" name="Рисунок 5"/>
             <wp:cNvGraphicFramePr>
               <a:graphicFrameLocks xmlns:a="http://schemas.openxmlformats.org/drawingml/2006/main" noChangeAspect="1"/>
             </wp:cNvGraphicFramePr>
@@ -4519,7 +4634,7 @@
               <a:graphicData uri="http://schemas.openxmlformats.org/drawingml/2006/picture">
                 <pic:pic xmlns:pic="http://schemas.openxmlformats.org/drawingml/2006/picture">
                   <pic:nvPicPr>
-                    <pic:cNvPr id="0" name="Picture 9"/>
+                    <pic:cNvPr id="0" name="Picture 2"/>
                     <pic:cNvPicPr>
                       <a:picLocks noChangeAspect="1" noChangeArrowheads="1"/>
                     </pic:cNvPicPr>
@@ -4540,7 +4655,7 @@
                   <pic:spPr bwMode="auto">
                     <a:xfrm>
                       <a:off x="0" y="0"/>
-                      <a:ext cx="4584418" cy="3664591"/>
+                      <a:ext cx="4568407" cy="3653552"/>
                     </a:xfrm>
                     <a:prstGeom prst="rect">
                       <a:avLst/>
@@ -4563,8 +4678,10 @@
         <w:rPr>
           <w:i/>
           <w:iCs/>
+          <w:color w:val="0F1115"/>
           <w:sz w:val="28"/>
           <w:szCs w:val="28"/>
+          <w:shd w:val="clear" w:color="auto" w:fill="FFFFFF"/>
         </w:rPr>
       </w:pPr>
       <w:r>
@@ -4574,54 +4691,140 @@
           <w:sz w:val="28"/>
           <w:szCs w:val="28"/>
         </w:rPr>
-        <w:t>Неявная схема</w:t>
-      </w:r>
-    </w:p>
-    <w:p>
-      <w:pPr>
-        <w:rPr>
+        <w:t xml:space="preserve">а=-2; </w:t>
+      </w:r>
+      <w:r>
+        <w:rPr>
+          <w:i/>
+          <w:iCs/>
+          <w:sz w:val="28"/>
+          <w:szCs w:val="28"/>
+        </w:rPr>
+        <w:t xml:space="preserve">прямоугольник; </w:t>
+      </w:r>
+      <w:r>
+        <w:rPr>
+          <w:i/>
+          <w:iCs/>
+          <w:color w:val="0F1115"/>
+          <w:sz w:val="28"/>
+          <w:szCs w:val="28"/>
+          <w:shd w:val="clear" w:color="auto" w:fill="FFFFFF"/>
+        </w:rPr>
+        <w:t>[0,1] с граничным условием U(</w:t>
+      </w:r>
+      <w:proofErr w:type="gramStart"/>
+      <w:r>
+        <w:rPr>
+          <w:i/>
+          <w:iCs/>
+          <w:color w:val="0F1115"/>
+          <w:sz w:val="28"/>
+          <w:szCs w:val="28"/>
+          <w:shd w:val="clear" w:color="auto" w:fill="FFFFFF"/>
+        </w:rPr>
+        <w:t>1,t</w:t>
+      </w:r>
+      <w:proofErr w:type="gramEnd"/>
+      <w:r>
+        <w:rPr>
+          <w:i/>
+          <w:iCs/>
+          <w:color w:val="0F1115"/>
+          <w:sz w:val="28"/>
+          <w:szCs w:val="28"/>
+          <w:shd w:val="clear" w:color="auto" w:fill="FFFFFF"/>
+        </w:rPr>
+        <w:t>)=</w:t>
+      </w:r>
+      <w:r>
+        <w:rPr>
+          <w:rFonts w:cs="Times New Roman"/>
+          <w:sz w:val="28"/>
+          <w:szCs w:val="28"/>
+        </w:rPr>
+        <w:t xml:space="preserve"> </w:t>
+      </w:r>
+      <w:r>
+        <w:rPr>
+          <w:rFonts w:cs="Times New Roman"/>
+          <w:sz w:val="28"/>
+          <w:szCs w:val="28"/>
+        </w:rPr>
+        <w:t>2</w:t>
+      </w:r>
+      <w:r>
+        <w:rPr>
+          <w:rFonts w:cs="Times New Roman"/>
           <w:sz w:val="28"/>
           <w:szCs w:val="28"/>
           <w:lang w:val="en-US"/>
         </w:rPr>
-      </w:pPr>
-      <w:r>
-        <w:rPr>
+        <w:t>t</w:t>
+      </w:r>
+      <w:r>
+        <w:rPr>
+          <w:rFonts w:cs="Times New Roman"/>
           <w:sz w:val="28"/>
           <w:szCs w:val="28"/>
-        </w:rPr>
-        <w:t>В прямоугольнике</w:t>
-      </w:r>
-      <w:r>
-        <w:rPr>
+          <w:vertAlign w:val="superscript"/>
+        </w:rPr>
+        <w:t>2</w:t>
+      </w:r>
+      <w:r>
+        <w:rPr>
+          <w:rFonts w:cs="Times New Roman"/>
           <w:sz w:val="28"/>
           <w:szCs w:val="28"/>
-          <w:lang w:val="en-US"/>
-        </w:rPr>
-        <w:t>:</w:t>
+        </w:rPr>
+        <w:t>+4</w:t>
+      </w:r>
+      <w:r>
+        <w:rPr>
+          <w:i/>
+          <w:iCs/>
+          <w:color w:val="0F1115"/>
+          <w:sz w:val="28"/>
+          <w:szCs w:val="28"/>
+          <w:shd w:val="clear" w:color="auto" w:fill="FFFFFF"/>
+        </w:rPr>
+        <w:t>, схема</w:t>
+      </w:r>
+      <w:r>
+        <w:rPr>
+          <w:i/>
+          <w:iCs/>
+          <w:color w:val="0F1115"/>
+          <w:sz w:val="28"/>
+          <w:szCs w:val="28"/>
+          <w:shd w:val="clear" w:color="auto" w:fill="FFFFFF"/>
+        </w:rPr>
+        <w:t xml:space="preserve"> 2</w:t>
       </w:r>
     </w:p>
     <w:p>
       <w:pPr>
         <w:jc w:val="center"/>
         <w:rPr>
+          <w:i/>
+          <w:iCs/>
           <w:sz w:val="28"/>
           <w:szCs w:val="28"/>
-          <w:lang w:val="en-US"/>
-        </w:rPr>
-      </w:pPr>
-      <w:r>
-        <w:rPr>
+        </w:rPr>
+      </w:pPr>
+      <w:r>
+        <w:rPr>
+          <w:i/>
+          <w:iCs/>
           <w:noProof/>
           <w:sz w:val="28"/>
           <w:szCs w:val="28"/>
-          <w:lang w:val="en-US"/>
         </w:rPr>
         <w:drawing>
-          <wp:inline distT="0" distB="0" distL="0" distR="0" wp14:anchorId="41E77282" wp14:editId="1449583B">
-            <wp:extent cx="4533900" cy="3624209"/>
-            <wp:effectExtent l="0" t="0" r="0" b="0"/>
-            <wp:docPr id="25" name="Рисунок 25"/>
+          <wp:inline distT="0" distB="0" distL="0" distR="0" wp14:anchorId="27E0789A" wp14:editId="035015FA">
+            <wp:extent cx="4495800" cy="3595486"/>
+            <wp:effectExtent l="0" t="0" r="0" b="5080"/>
+            <wp:docPr id="2" name="Рисунок 2"/>
             <wp:cNvGraphicFramePr>
               <a:graphicFrameLocks xmlns:a="http://schemas.openxmlformats.org/drawingml/2006/main" noChangeAspect="1"/>
             </wp:cNvGraphicFramePr>
@@ -4629,7 +4832,7 @@
               <a:graphicData uri="http://schemas.openxmlformats.org/drawingml/2006/picture">
                 <pic:pic xmlns:pic="http://schemas.openxmlformats.org/drawingml/2006/picture">
                   <pic:nvPicPr>
-                    <pic:cNvPr id="0" name="Picture 10"/>
+                    <pic:cNvPr id="0" name="Picture 1"/>
                     <pic:cNvPicPr>
                       <a:picLocks noChangeAspect="1" noChangeArrowheads="1"/>
                     </pic:cNvPicPr>
@@ -4650,7 +4853,7 @@
                   <pic:spPr bwMode="auto">
                     <a:xfrm>
                       <a:off x="0" y="0"/>
-                      <a:ext cx="4540224" cy="3629264"/>
+                      <a:ext cx="4506963" cy="3604413"/>
                     </a:xfrm>
                     <a:prstGeom prst="rect">
                       <a:avLst/>
@@ -4673,12 +4876,19 @@
         <w:rPr>
           <w:i/>
           <w:iCs/>
-          <w:color w:val="0F1115"/>
           <w:sz w:val="28"/>
           <w:szCs w:val="28"/>
-          <w:shd w:val="clear" w:color="auto" w:fill="FFFFFF"/>
-        </w:rPr>
-      </w:pPr>
+        </w:rPr>
+      </w:pPr>
+      <w:r>
+        <w:rPr>
+          <w:i/>
+          <w:iCs/>
+          <w:sz w:val="28"/>
+          <w:szCs w:val="28"/>
+        </w:rPr>
+        <w:t xml:space="preserve">а=-2; прямоугольник; </w:t>
+      </w:r>
       <w:r>
         <w:rPr>
           <w:i/>
@@ -4712,88 +4922,50 @@
           <w:szCs w:val="28"/>
           <w:shd w:val="clear" w:color="auto" w:fill="FFFFFF"/>
         </w:rPr>
-        <w:t>)=t²+2, явная схема</w:t>
-      </w:r>
-    </w:p>
-    <w:p>
-      <w:pPr>
-        <w:jc w:val="center"/>
-        <w:rPr>
-          <w:i/>
-          <w:iCs/>
+        <w:t>)=</w:t>
+      </w:r>
+      <w:r>
+        <w:rPr>
+          <w:rFonts w:cs="Times New Roman"/>
           <w:sz w:val="28"/>
           <w:szCs w:val="28"/>
         </w:rPr>
-      </w:pPr>
-      <w:r>
-        <w:rPr>
-          <w:i/>
-          <w:iCs/>
-          <w:noProof/>
+        <w:t xml:space="preserve"> </w:t>
+      </w:r>
+      <w:r>
+        <w:rPr>
+          <w:rFonts w:cs="Times New Roman"/>
           <w:sz w:val="28"/>
           <w:szCs w:val="28"/>
         </w:rPr>
-        <w:lastRenderedPageBreak/>
-        <w:drawing>
-          <wp:inline distT="0" distB="0" distL="0" distR="0" wp14:anchorId="55DB5BEB" wp14:editId="69C308D6">
-            <wp:extent cx="4514850" cy="3608981"/>
-            <wp:effectExtent l="0" t="0" r="0" b="0"/>
-            <wp:docPr id="26" name="Рисунок 26"/>
-            <wp:cNvGraphicFramePr>
-              <a:graphicFrameLocks xmlns:a="http://schemas.openxmlformats.org/drawingml/2006/main" noChangeAspect="1"/>
-            </wp:cNvGraphicFramePr>
-            <a:graphic xmlns:a="http://schemas.openxmlformats.org/drawingml/2006/main">
-              <a:graphicData uri="http://schemas.openxmlformats.org/drawingml/2006/picture">
-                <pic:pic xmlns:pic="http://schemas.openxmlformats.org/drawingml/2006/picture">
-                  <pic:nvPicPr>
-                    <pic:cNvPr id="0" name="Picture 11"/>
-                    <pic:cNvPicPr>
-                      <a:picLocks noChangeAspect="1" noChangeArrowheads="1"/>
-                    </pic:cNvPicPr>
-                  </pic:nvPicPr>
-                  <pic:blipFill>
-                    <a:blip r:embed="rId15" cstate="print">
-                      <a:extLst>
-                        <a:ext uri="{28A0092B-C50C-407E-A947-70E740481C1C}">
-                          <a14:useLocalDpi xmlns:a14="http://schemas.microsoft.com/office/drawing/2010/main" val="0"/>
-                        </a:ext>
-                      </a:extLst>
-                    </a:blip>
-                    <a:srcRect/>
-                    <a:stretch>
-                      <a:fillRect/>
-                    </a:stretch>
-                  </pic:blipFill>
-                  <pic:spPr bwMode="auto">
-                    <a:xfrm>
-                      <a:off x="0" y="0"/>
-                      <a:ext cx="4516750" cy="3610500"/>
-                    </a:xfrm>
-                    <a:prstGeom prst="rect">
-                      <a:avLst/>
-                    </a:prstGeom>
-                    <a:noFill/>
-                    <a:ln>
-                      <a:noFill/>
-                    </a:ln>
-                  </pic:spPr>
-                </pic:pic>
-              </a:graphicData>
-            </a:graphic>
-          </wp:inline>
-        </w:drawing>
-      </w:r>
-    </w:p>
-    <w:p>
-      <w:pPr>
-        <w:jc w:val="center"/>
-        <w:rPr>
-          <w:i/>
-          <w:iCs/>
+        <w:t>2</w:t>
+      </w:r>
+      <w:r>
+        <w:rPr>
+          <w:rFonts w:cs="Times New Roman"/>
           <w:sz w:val="28"/>
           <w:szCs w:val="28"/>
-        </w:rPr>
-      </w:pPr>
+          <w:lang w:val="en-US"/>
+        </w:rPr>
+        <w:t>t</w:t>
+      </w:r>
+      <w:r>
+        <w:rPr>
+          <w:rFonts w:cs="Times New Roman"/>
+          <w:sz w:val="28"/>
+          <w:szCs w:val="28"/>
+          <w:vertAlign w:val="superscript"/>
+        </w:rPr>
+        <w:t>2</w:t>
+      </w:r>
+      <w:r>
+        <w:rPr>
+          <w:rFonts w:cs="Times New Roman"/>
+          <w:sz w:val="28"/>
+          <w:szCs w:val="28"/>
+        </w:rPr>
+        <w:t>+4</w:t>
+      </w:r>
       <w:r>
         <w:rPr>
           <w:i/>
@@ -4803,9 +4975,8 @@
           <w:szCs w:val="28"/>
           <w:shd w:val="clear" w:color="auto" w:fill="FFFFFF"/>
         </w:rPr>
-        <w:t>[0,1] с граничным условием U(</w:t>
-      </w:r>
-      <w:proofErr w:type="gramStart"/>
+        <w:t>, схема</w:t>
+      </w:r>
       <w:r>
         <w:rPr>
           <w:i/>
@@ -4815,19 +4986,7 @@
           <w:szCs w:val="28"/>
           <w:shd w:val="clear" w:color="auto" w:fill="FFFFFF"/>
         </w:rPr>
-        <w:t>1,t</w:t>
-      </w:r>
-      <w:proofErr w:type="gramEnd"/>
-      <w:r>
-        <w:rPr>
-          <w:i/>
-          <w:iCs/>
-          <w:color w:val="0F1115"/>
-          <w:sz w:val="28"/>
-          <w:szCs w:val="28"/>
-          <w:shd w:val="clear" w:color="auto" w:fill="FFFFFF"/>
-        </w:rPr>
-        <w:t>)=t²+2, неявная схема</w:t>
+        <w:t xml:space="preserve"> 4</w:t>
       </w:r>
     </w:p>
     <w:p>
@@ -4883,6 +5042,7 @@
           <w:sz w:val="28"/>
           <w:szCs w:val="28"/>
         </w:rPr>
+        <w:lastRenderedPageBreak/>
         <w:t xml:space="preserve">В ходе лабораторной работы было численно решено линейное уравнение переноса для полуплоскости и прямоугольной области при двух значениях параметра </w:t>
       </w:r>
       <w:r>
@@ -8319,6 +8479,222 @@
         </w:rPr>
         <w:t xml:space="preserve">        </w:t>
       </w:r>
+      <w:r>
+        <w:rPr>
+          <w:rFonts w:ascii="Consolas" w:eastAsia="Times New Roman" w:hAnsi="Consolas" w:cs="Times New Roman"/>
+          <w:color w:val="C586C0"/>
+          <w:sz w:val="21"/>
+          <w:szCs w:val="21"/>
+          <w:lang w:val="en-US" w:eastAsia="zh-CN"/>
+        </w:rPr>
+        <w:t>if</w:t>
+      </w:r>
+      <w:r>
+        <w:rPr>
+          <w:rFonts w:ascii="Consolas" w:eastAsia="Times New Roman" w:hAnsi="Consolas" w:cs="Times New Roman"/>
+          <w:color w:val="CCCCCC"/>
+          <w:sz w:val="21"/>
+          <w:szCs w:val="21"/>
+          <w:lang w:val="en-US" w:eastAsia="zh-CN"/>
+        </w:rPr>
+        <w:t xml:space="preserve"> </w:t>
+      </w:r>
+      <w:r>
+        <w:rPr>
+          <w:rFonts w:ascii="Consolas" w:eastAsia="Times New Roman" w:hAnsi="Consolas" w:cs="Times New Roman"/>
+          <w:color w:val="9CDCFE"/>
+          <w:sz w:val="21"/>
+          <w:szCs w:val="21"/>
+          <w:lang w:val="en-US" w:eastAsia="zh-CN"/>
+        </w:rPr>
+        <w:t>scheme</w:t>
+      </w:r>
+      <w:r>
+        <w:rPr>
+          <w:rFonts w:ascii="Consolas" w:eastAsia="Times New Roman" w:hAnsi="Consolas" w:cs="Times New Roman"/>
+          <w:color w:val="CCCCCC"/>
+          <w:sz w:val="21"/>
+          <w:szCs w:val="21"/>
+          <w:lang w:val="en-US" w:eastAsia="zh-CN"/>
+        </w:rPr>
+        <w:t xml:space="preserve"> </w:t>
+      </w:r>
+      <w:r>
+        <w:rPr>
+          <w:rFonts w:ascii="Consolas" w:eastAsia="Times New Roman" w:hAnsi="Consolas" w:cs="Times New Roman"/>
+          <w:color w:val="D4D4D4"/>
+          <w:sz w:val="21"/>
+          <w:szCs w:val="21"/>
+          <w:lang w:val="en-US" w:eastAsia="zh-CN"/>
+        </w:rPr>
+        <w:t>==</w:t>
+      </w:r>
+      <w:r>
+        <w:rPr>
+          <w:rFonts w:ascii="Consolas" w:eastAsia="Times New Roman" w:hAnsi="Consolas" w:cs="Times New Roman"/>
+          <w:color w:val="CCCCCC"/>
+          <w:sz w:val="21"/>
+          <w:szCs w:val="21"/>
+          <w:lang w:val="en-US" w:eastAsia="zh-CN"/>
+        </w:rPr>
+        <w:t xml:space="preserve"> </w:t>
+      </w:r>
+      <w:r>
+        <w:rPr>
+          <w:rFonts w:ascii="Consolas" w:eastAsia="Times New Roman" w:hAnsi="Consolas" w:cs="Times New Roman"/>
+          <w:color w:val="CE9178"/>
+          <w:sz w:val="21"/>
+          <w:szCs w:val="21"/>
+          <w:lang w:val="en-US" w:eastAsia="zh-CN"/>
+        </w:rPr>
+        <w:t>'implicit'</w:t>
+      </w:r>
+      <w:r>
+        <w:rPr>
+          <w:rFonts w:ascii="Consolas" w:eastAsia="Times New Roman" w:hAnsi="Consolas" w:cs="Times New Roman"/>
+          <w:color w:val="CCCCCC"/>
+          <w:sz w:val="21"/>
+          <w:szCs w:val="21"/>
+          <w:lang w:val="en-US" w:eastAsia="zh-CN"/>
+        </w:rPr>
+        <w:t xml:space="preserve"> </w:t>
+      </w:r>
+      <w:r>
+        <w:rPr>
+          <w:rFonts w:ascii="Consolas" w:eastAsia="Times New Roman" w:hAnsi="Consolas" w:cs="Times New Roman"/>
+          <w:color w:val="569CD6"/>
+          <w:sz w:val="21"/>
+          <w:szCs w:val="21"/>
+          <w:lang w:val="en-US" w:eastAsia="zh-CN"/>
+        </w:rPr>
+        <w:t>and</w:t>
+      </w:r>
+      <w:r>
+        <w:rPr>
+          <w:rFonts w:ascii="Consolas" w:eastAsia="Times New Roman" w:hAnsi="Consolas" w:cs="Times New Roman"/>
+          <w:color w:val="CCCCCC"/>
+          <w:sz w:val="21"/>
+          <w:szCs w:val="21"/>
+          <w:lang w:val="en-US" w:eastAsia="zh-CN"/>
+        </w:rPr>
+        <w:t xml:space="preserve"> </w:t>
+      </w:r>
+      <w:r>
+        <w:rPr>
+          <w:rFonts w:ascii="Consolas" w:eastAsia="Times New Roman" w:hAnsi="Consolas" w:cs="Times New Roman"/>
+          <w:color w:val="9CDCFE"/>
+          <w:sz w:val="21"/>
+          <w:szCs w:val="21"/>
+          <w:lang w:val="en-US" w:eastAsia="zh-CN"/>
+        </w:rPr>
+        <w:t>region</w:t>
+      </w:r>
+      <w:r>
+        <w:rPr>
+          <w:rFonts w:ascii="Consolas" w:eastAsia="Times New Roman" w:hAnsi="Consolas" w:cs="Times New Roman"/>
+          <w:color w:val="CCCCCC"/>
+          <w:sz w:val="21"/>
+          <w:szCs w:val="21"/>
+          <w:lang w:val="en-US" w:eastAsia="zh-CN"/>
+        </w:rPr>
+        <w:t xml:space="preserve"> </w:t>
+      </w:r>
+      <w:r>
+        <w:rPr>
+          <w:rFonts w:ascii="Consolas" w:eastAsia="Times New Roman" w:hAnsi="Consolas" w:cs="Times New Roman"/>
+          <w:color w:val="D4D4D4"/>
+          <w:sz w:val="21"/>
+          <w:szCs w:val="21"/>
+          <w:lang w:val="en-US" w:eastAsia="zh-CN"/>
+        </w:rPr>
+        <w:t>==</w:t>
+      </w:r>
+      <w:r>
+        <w:rPr>
+          <w:rFonts w:ascii="Consolas" w:eastAsia="Times New Roman" w:hAnsi="Consolas" w:cs="Times New Roman"/>
+          <w:color w:val="CCCCCC"/>
+          <w:sz w:val="21"/>
+          <w:szCs w:val="21"/>
+          <w:lang w:val="en-US" w:eastAsia="zh-CN"/>
+        </w:rPr>
+        <w:t xml:space="preserve"> </w:t>
+      </w:r>
+      <w:r>
+        <w:rPr>
+          <w:rFonts w:ascii="Consolas" w:eastAsia="Times New Roman" w:hAnsi="Consolas" w:cs="Times New Roman"/>
+          <w:color w:val="CE9178"/>
+          <w:sz w:val="21"/>
+          <w:szCs w:val="21"/>
+          <w:lang w:val="en-US" w:eastAsia="zh-CN"/>
+        </w:rPr>
+        <w:t>'half'</w:t>
+      </w:r>
+      <w:r>
+        <w:rPr>
+          <w:rFonts w:ascii="Consolas" w:eastAsia="Times New Roman" w:hAnsi="Consolas" w:cs="Times New Roman"/>
+          <w:color w:val="CCCCCC"/>
+          <w:sz w:val="21"/>
+          <w:szCs w:val="21"/>
+          <w:lang w:val="en-US" w:eastAsia="zh-CN"/>
+        </w:rPr>
+        <w:t>:</w:t>
+      </w:r>
+    </w:p>
+    <w:p>
+      <w:pPr>
+        <w:shd w:val="clear" w:color="auto" w:fill="1F1F1F"/>
+        <w:spacing w:after="0" w:line="285" w:lineRule="atLeast"/>
+        <w:rPr>
+          <w:rFonts w:ascii="Consolas" w:eastAsia="Times New Roman" w:hAnsi="Consolas" w:cs="Times New Roman"/>
+          <w:color w:val="CCCCCC"/>
+          <w:sz w:val="21"/>
+          <w:szCs w:val="21"/>
+          <w:lang w:val="en-US" w:eastAsia="zh-CN"/>
+        </w:rPr>
+      </w:pPr>
+      <w:r>
+        <w:rPr>
+          <w:rFonts w:ascii="Consolas" w:eastAsia="Times New Roman" w:hAnsi="Consolas" w:cs="Times New Roman"/>
+          <w:color w:val="CCCCCC"/>
+          <w:sz w:val="21"/>
+          <w:szCs w:val="21"/>
+          <w:lang w:val="en-US" w:eastAsia="zh-CN"/>
+        </w:rPr>
+        <w:t xml:space="preserve">            </w:t>
+      </w:r>
+      <w:r>
+        <w:rPr>
+          <w:rFonts w:ascii="Consolas" w:eastAsia="Times New Roman" w:hAnsi="Consolas" w:cs="Times New Roman"/>
+          <w:color w:val="C586C0"/>
+          <w:sz w:val="21"/>
+          <w:szCs w:val="21"/>
+          <w:lang w:val="en-US" w:eastAsia="zh-CN"/>
+        </w:rPr>
+        <w:t>continue</w:t>
+      </w:r>
+    </w:p>
+    <w:p>
+      <w:pPr>
+        <w:shd w:val="clear" w:color="auto" w:fill="1F1F1F"/>
+        <w:spacing w:after="0" w:line="285" w:lineRule="atLeast"/>
+        <w:rPr>
+          <w:rFonts w:ascii="Consolas" w:eastAsia="Times New Roman" w:hAnsi="Consolas" w:cs="Times New Roman"/>
+          <w:color w:val="CCCCCC"/>
+          <w:sz w:val="21"/>
+          <w:szCs w:val="21"/>
+          <w:lang w:val="en-US" w:eastAsia="zh-CN"/>
+        </w:rPr>
+      </w:pPr>
+      <w:r>
+        <w:rPr>
+          <w:rFonts w:ascii="Consolas" w:eastAsia="Times New Roman" w:hAnsi="Consolas" w:cs="Times New Roman"/>
+          <w:color w:val="CCCCCC"/>
+          <w:sz w:val="21"/>
+          <w:szCs w:val="21"/>
+          <w:lang w:val="en-US" w:eastAsia="zh-CN"/>
+        </w:rPr>
+        <w:t xml:space="preserve">        </w:t>
+      </w:r>
       <w:proofErr w:type="gramStart"/>
       <w:r>
         <w:rPr>
@@ -9435,6 +9811,7 @@
           <w:szCs w:val="21"/>
           <w:lang w:val="en-US" w:eastAsia="zh-CN"/>
         </w:rPr>
+        <w:lastRenderedPageBreak/>
         <w:t xml:space="preserve">                </w:t>
       </w:r>
       <w:proofErr w:type="spellStart"/>
@@ -9553,7 +9930,6 @@
           <w:szCs w:val="21"/>
           <w:lang w:val="en-US" w:eastAsia="zh-CN"/>
         </w:rPr>
-        <w:lastRenderedPageBreak/>
         <w:t xml:space="preserve">                </w:t>
       </w:r>
       <w:proofErr w:type="spellStart"/>
@@ -15817,6 +16193,7 @@
           <w:szCs w:val="21"/>
           <w:lang w:val="en-US" w:eastAsia="zh-CN"/>
         </w:rPr>
+        <w:lastRenderedPageBreak/>
         <w:t xml:space="preserve">                    </w:t>
       </w:r>
       <w:proofErr w:type="spellStart"/>
@@ -16169,7 +16546,6 @@
           <w:szCs w:val="21"/>
           <w:lang w:val="en-US" w:eastAsia="zh-CN"/>
         </w:rPr>
-        <w:lastRenderedPageBreak/>
         <w:t xml:space="preserve">                    </w:t>
       </w:r>
       <w:r>
@@ -20178,10 +20554,4042 @@
     </w:p>
     <w:p>
       <w:pPr>
-        <w:rPr>
-          <w:lang w:val="en-US"/>
-        </w:rPr>
-      </w:pPr>
+        <w:shd w:val="clear" w:color="auto" w:fill="1F1F1F"/>
+        <w:spacing w:after="0" w:line="285" w:lineRule="atLeast"/>
+        <w:rPr>
+          <w:rFonts w:ascii="Consolas" w:eastAsia="Times New Roman" w:hAnsi="Consolas" w:cs="Times New Roman"/>
+          <w:color w:val="CCCCCC"/>
+          <w:sz w:val="21"/>
+          <w:szCs w:val="21"/>
+          <w:lang w:val="en-US" w:eastAsia="zh-CN"/>
+        </w:rPr>
+      </w:pPr>
+    </w:p>
+    <w:p>
+      <w:pPr>
+        <w:shd w:val="clear" w:color="auto" w:fill="1F1F1F"/>
+        <w:spacing w:after="0" w:line="285" w:lineRule="atLeast"/>
+        <w:rPr>
+          <w:rFonts w:ascii="Consolas" w:eastAsia="Times New Roman" w:hAnsi="Consolas" w:cs="Times New Roman"/>
+          <w:color w:val="CCCCCC"/>
+          <w:sz w:val="21"/>
+          <w:szCs w:val="21"/>
+          <w:lang w:val="en-US" w:eastAsia="zh-CN"/>
+        </w:rPr>
+      </w:pPr>
+      <w:r>
+        <w:rPr>
+          <w:rFonts w:ascii="Consolas" w:eastAsia="Times New Roman" w:hAnsi="Consolas" w:cs="Times New Roman"/>
+          <w:color w:val="CCCCCC"/>
+          <w:sz w:val="21"/>
+          <w:szCs w:val="21"/>
+          <w:lang w:val="en-US" w:eastAsia="zh-CN"/>
+        </w:rPr>
+        <w:t xml:space="preserve">                    </w:t>
+      </w:r>
+      <w:r>
+        <w:rPr>
+          <w:rFonts w:ascii="Consolas" w:eastAsia="Times New Roman" w:hAnsi="Consolas" w:cs="Times New Roman"/>
+          <w:color w:val="C586C0"/>
+          <w:sz w:val="21"/>
+          <w:szCs w:val="21"/>
+          <w:lang w:val="en-US" w:eastAsia="zh-CN"/>
+        </w:rPr>
+        <w:t>for</w:t>
+      </w:r>
+      <w:r>
+        <w:rPr>
+          <w:rFonts w:ascii="Consolas" w:eastAsia="Times New Roman" w:hAnsi="Consolas" w:cs="Times New Roman"/>
+          <w:color w:val="CCCCCC"/>
+          <w:sz w:val="21"/>
+          <w:szCs w:val="21"/>
+          <w:lang w:val="en-US" w:eastAsia="zh-CN"/>
+        </w:rPr>
+        <w:t xml:space="preserve"> </w:t>
+      </w:r>
+      <w:proofErr w:type="spellStart"/>
+      <w:r>
+        <w:rPr>
+          <w:rFonts w:ascii="Consolas" w:eastAsia="Times New Roman" w:hAnsi="Consolas" w:cs="Times New Roman"/>
+          <w:color w:val="9CDCFE"/>
+          <w:sz w:val="21"/>
+          <w:szCs w:val="21"/>
+          <w:lang w:val="en-US" w:eastAsia="zh-CN"/>
+        </w:rPr>
+        <w:t>i</w:t>
+      </w:r>
+      <w:proofErr w:type="spellEnd"/>
+      <w:r>
+        <w:rPr>
+          <w:rFonts w:ascii="Consolas" w:eastAsia="Times New Roman" w:hAnsi="Consolas" w:cs="Times New Roman"/>
+          <w:color w:val="CCCCCC"/>
+          <w:sz w:val="21"/>
+          <w:szCs w:val="21"/>
+          <w:lang w:val="en-US" w:eastAsia="zh-CN"/>
+        </w:rPr>
+        <w:t xml:space="preserve"> </w:t>
+      </w:r>
+      <w:r>
+        <w:rPr>
+          <w:rFonts w:ascii="Consolas" w:eastAsia="Times New Roman" w:hAnsi="Consolas" w:cs="Times New Roman"/>
+          <w:color w:val="C586C0"/>
+          <w:sz w:val="21"/>
+          <w:szCs w:val="21"/>
+          <w:lang w:val="en-US" w:eastAsia="zh-CN"/>
+        </w:rPr>
+        <w:t>in</w:t>
+      </w:r>
+      <w:r>
+        <w:rPr>
+          <w:rFonts w:ascii="Consolas" w:eastAsia="Times New Roman" w:hAnsi="Consolas" w:cs="Times New Roman"/>
+          <w:color w:val="CCCCCC"/>
+          <w:sz w:val="21"/>
+          <w:szCs w:val="21"/>
+          <w:lang w:val="en-US" w:eastAsia="zh-CN"/>
+        </w:rPr>
+        <w:t xml:space="preserve"> </w:t>
+      </w:r>
+      <w:proofErr w:type="gramStart"/>
+      <w:r>
+        <w:rPr>
+          <w:rFonts w:ascii="Consolas" w:eastAsia="Times New Roman" w:hAnsi="Consolas" w:cs="Times New Roman"/>
+          <w:color w:val="4EC9B0"/>
+          <w:sz w:val="21"/>
+          <w:szCs w:val="21"/>
+          <w:lang w:val="en-US" w:eastAsia="zh-CN"/>
+        </w:rPr>
+        <w:t>range</w:t>
+      </w:r>
+      <w:r>
+        <w:rPr>
+          <w:rFonts w:ascii="Consolas" w:eastAsia="Times New Roman" w:hAnsi="Consolas" w:cs="Times New Roman"/>
+          <w:color w:val="CCCCCC"/>
+          <w:sz w:val="21"/>
+          <w:szCs w:val="21"/>
+          <w:lang w:val="en-US" w:eastAsia="zh-CN"/>
+        </w:rPr>
+        <w:t>(</w:t>
+      </w:r>
+      <w:proofErr w:type="gramEnd"/>
+      <w:r>
+        <w:rPr>
+          <w:rFonts w:ascii="Consolas" w:eastAsia="Times New Roman" w:hAnsi="Consolas" w:cs="Times New Roman"/>
+          <w:color w:val="B5CEA8"/>
+          <w:sz w:val="21"/>
+          <w:szCs w:val="21"/>
+          <w:lang w:val="en-US" w:eastAsia="zh-CN"/>
+        </w:rPr>
+        <w:t>1</w:t>
+      </w:r>
+      <w:r>
+        <w:rPr>
+          <w:rFonts w:ascii="Consolas" w:eastAsia="Times New Roman" w:hAnsi="Consolas" w:cs="Times New Roman"/>
+          <w:color w:val="CCCCCC"/>
+          <w:sz w:val="21"/>
+          <w:szCs w:val="21"/>
+          <w:lang w:val="en-US" w:eastAsia="zh-CN"/>
+        </w:rPr>
+        <w:t xml:space="preserve">, </w:t>
+      </w:r>
+      <w:proofErr w:type="spellStart"/>
+      <w:r>
+        <w:rPr>
+          <w:rFonts w:ascii="Consolas" w:eastAsia="Times New Roman" w:hAnsi="Consolas" w:cs="Times New Roman"/>
+          <w:color w:val="9CDCFE"/>
+          <w:sz w:val="21"/>
+          <w:szCs w:val="21"/>
+          <w:lang w:val="en-US" w:eastAsia="zh-CN"/>
+        </w:rPr>
+        <w:t>Nx</w:t>
+      </w:r>
+      <w:proofErr w:type="spellEnd"/>
+      <w:r>
+        <w:rPr>
+          <w:rFonts w:ascii="Consolas" w:eastAsia="Times New Roman" w:hAnsi="Consolas" w:cs="Times New Roman"/>
+          <w:color w:val="CCCCCC"/>
+          <w:sz w:val="21"/>
+          <w:szCs w:val="21"/>
+          <w:lang w:val="en-US" w:eastAsia="zh-CN"/>
+        </w:rPr>
+        <w:t>):</w:t>
+      </w:r>
+    </w:p>
+    <w:p>
+      <w:pPr>
+        <w:shd w:val="clear" w:color="auto" w:fill="1F1F1F"/>
+        <w:spacing w:after="0" w:line="285" w:lineRule="atLeast"/>
+        <w:rPr>
+          <w:rFonts w:ascii="Consolas" w:eastAsia="Times New Roman" w:hAnsi="Consolas" w:cs="Times New Roman"/>
+          <w:color w:val="CCCCCC"/>
+          <w:sz w:val="21"/>
+          <w:szCs w:val="21"/>
+          <w:lang w:val="en-US" w:eastAsia="zh-CN"/>
+        </w:rPr>
+      </w:pPr>
+      <w:r>
+        <w:rPr>
+          <w:rFonts w:ascii="Consolas" w:eastAsia="Times New Roman" w:hAnsi="Consolas" w:cs="Times New Roman"/>
+          <w:color w:val="CCCCCC"/>
+          <w:sz w:val="21"/>
+          <w:szCs w:val="21"/>
+          <w:lang w:val="en-US" w:eastAsia="zh-CN"/>
+        </w:rPr>
+        <w:t xml:space="preserve">                        </w:t>
+      </w:r>
+      <w:proofErr w:type="spellStart"/>
+      <w:r>
+        <w:rPr>
+          <w:rFonts w:ascii="Consolas" w:eastAsia="Times New Roman" w:hAnsi="Consolas" w:cs="Times New Roman"/>
+          <w:color w:val="9CDCFE"/>
+          <w:sz w:val="21"/>
+          <w:szCs w:val="21"/>
+          <w:lang w:val="en-US" w:eastAsia="zh-CN"/>
+        </w:rPr>
+        <w:t>U_new</w:t>
+      </w:r>
+      <w:proofErr w:type="spellEnd"/>
+      <w:r>
+        <w:rPr>
+          <w:rFonts w:ascii="Consolas" w:eastAsia="Times New Roman" w:hAnsi="Consolas" w:cs="Times New Roman"/>
+          <w:color w:val="CCCCCC"/>
+          <w:sz w:val="21"/>
+          <w:szCs w:val="21"/>
+          <w:lang w:val="en-US" w:eastAsia="zh-CN"/>
+        </w:rPr>
+        <w:t>[</w:t>
+      </w:r>
+      <w:proofErr w:type="spellStart"/>
+      <w:r>
+        <w:rPr>
+          <w:rFonts w:ascii="Consolas" w:eastAsia="Times New Roman" w:hAnsi="Consolas" w:cs="Times New Roman"/>
+          <w:color w:val="9CDCFE"/>
+          <w:sz w:val="21"/>
+          <w:szCs w:val="21"/>
+          <w:lang w:val="en-US" w:eastAsia="zh-CN"/>
+        </w:rPr>
+        <w:t>i</w:t>
+      </w:r>
+      <w:proofErr w:type="spellEnd"/>
+      <w:r>
+        <w:rPr>
+          <w:rFonts w:ascii="Consolas" w:eastAsia="Times New Roman" w:hAnsi="Consolas" w:cs="Times New Roman"/>
+          <w:color w:val="CCCCCC"/>
+          <w:sz w:val="21"/>
+          <w:szCs w:val="21"/>
+          <w:lang w:val="en-US" w:eastAsia="zh-CN"/>
+        </w:rPr>
+        <w:t xml:space="preserve">] </w:t>
+      </w:r>
+      <w:r>
+        <w:rPr>
+          <w:rFonts w:ascii="Consolas" w:eastAsia="Times New Roman" w:hAnsi="Consolas" w:cs="Times New Roman"/>
+          <w:color w:val="D4D4D4"/>
+          <w:sz w:val="21"/>
+          <w:szCs w:val="21"/>
+          <w:lang w:val="en-US" w:eastAsia="zh-CN"/>
+        </w:rPr>
+        <w:t>=</w:t>
+      </w:r>
+      <w:r>
+        <w:rPr>
+          <w:rFonts w:ascii="Consolas" w:eastAsia="Times New Roman" w:hAnsi="Consolas" w:cs="Times New Roman"/>
+          <w:color w:val="CCCCCC"/>
+          <w:sz w:val="21"/>
+          <w:szCs w:val="21"/>
+          <w:lang w:val="en-US" w:eastAsia="zh-CN"/>
+        </w:rPr>
+        <w:t xml:space="preserve"> (</w:t>
+      </w:r>
+      <w:proofErr w:type="spellStart"/>
+      <w:r>
+        <w:rPr>
+          <w:rFonts w:ascii="Consolas" w:eastAsia="Times New Roman" w:hAnsi="Consolas" w:cs="Times New Roman"/>
+          <w:color w:val="9CDCFE"/>
+          <w:sz w:val="21"/>
+          <w:szCs w:val="21"/>
+          <w:lang w:val="en-US" w:eastAsia="zh-CN"/>
+        </w:rPr>
+        <w:t>rhs</w:t>
+      </w:r>
+      <w:proofErr w:type="spellEnd"/>
+      <w:r>
+        <w:rPr>
+          <w:rFonts w:ascii="Consolas" w:eastAsia="Times New Roman" w:hAnsi="Consolas" w:cs="Times New Roman"/>
+          <w:color w:val="CCCCCC"/>
+          <w:sz w:val="21"/>
+          <w:szCs w:val="21"/>
+          <w:lang w:val="en-US" w:eastAsia="zh-CN"/>
+        </w:rPr>
+        <w:t>[</w:t>
+      </w:r>
+      <w:proofErr w:type="spellStart"/>
+      <w:r>
+        <w:rPr>
+          <w:rFonts w:ascii="Consolas" w:eastAsia="Times New Roman" w:hAnsi="Consolas" w:cs="Times New Roman"/>
+          <w:color w:val="9CDCFE"/>
+          <w:sz w:val="21"/>
+          <w:szCs w:val="21"/>
+          <w:lang w:val="en-US" w:eastAsia="zh-CN"/>
+        </w:rPr>
+        <w:t>i</w:t>
+      </w:r>
+      <w:proofErr w:type="spellEnd"/>
+      <w:r>
+        <w:rPr>
+          <w:rFonts w:ascii="Consolas" w:eastAsia="Times New Roman" w:hAnsi="Consolas" w:cs="Times New Roman"/>
+          <w:color w:val="CCCCCC"/>
+          <w:sz w:val="21"/>
+          <w:szCs w:val="21"/>
+          <w:lang w:val="en-US" w:eastAsia="zh-CN"/>
+        </w:rPr>
+        <w:t xml:space="preserve">] </w:t>
+      </w:r>
+      <w:r>
+        <w:rPr>
+          <w:rFonts w:ascii="Consolas" w:eastAsia="Times New Roman" w:hAnsi="Consolas" w:cs="Times New Roman"/>
+          <w:color w:val="D4D4D4"/>
+          <w:sz w:val="21"/>
+          <w:szCs w:val="21"/>
+          <w:lang w:val="en-US" w:eastAsia="zh-CN"/>
+        </w:rPr>
+        <w:t>-</w:t>
+      </w:r>
+      <w:r>
+        <w:rPr>
+          <w:rFonts w:ascii="Consolas" w:eastAsia="Times New Roman" w:hAnsi="Consolas" w:cs="Times New Roman"/>
+          <w:color w:val="CCCCCC"/>
+          <w:sz w:val="21"/>
+          <w:szCs w:val="21"/>
+          <w:lang w:val="en-US" w:eastAsia="zh-CN"/>
+        </w:rPr>
+        <w:t xml:space="preserve"> </w:t>
+      </w:r>
+      <w:r>
+        <w:rPr>
+          <w:rFonts w:ascii="Consolas" w:eastAsia="Times New Roman" w:hAnsi="Consolas" w:cs="Times New Roman"/>
+          <w:color w:val="9CDCFE"/>
+          <w:sz w:val="21"/>
+          <w:szCs w:val="21"/>
+          <w:lang w:val="en-US" w:eastAsia="zh-CN"/>
+        </w:rPr>
+        <w:t>alpha</w:t>
+      </w:r>
+      <w:r>
+        <w:rPr>
+          <w:rFonts w:ascii="Consolas" w:eastAsia="Times New Roman" w:hAnsi="Consolas" w:cs="Times New Roman"/>
+          <w:color w:val="CCCCCC"/>
+          <w:sz w:val="21"/>
+          <w:szCs w:val="21"/>
+          <w:lang w:val="en-US" w:eastAsia="zh-CN"/>
+        </w:rPr>
+        <w:t xml:space="preserve"> </w:t>
+      </w:r>
+      <w:r>
+        <w:rPr>
+          <w:rFonts w:ascii="Consolas" w:eastAsia="Times New Roman" w:hAnsi="Consolas" w:cs="Times New Roman"/>
+          <w:color w:val="D4D4D4"/>
+          <w:sz w:val="21"/>
+          <w:szCs w:val="21"/>
+          <w:lang w:val="en-US" w:eastAsia="zh-CN"/>
+        </w:rPr>
+        <w:t>*</w:t>
+      </w:r>
+      <w:r>
+        <w:rPr>
+          <w:rFonts w:ascii="Consolas" w:eastAsia="Times New Roman" w:hAnsi="Consolas" w:cs="Times New Roman"/>
+          <w:color w:val="CCCCCC"/>
+          <w:sz w:val="21"/>
+          <w:szCs w:val="21"/>
+          <w:lang w:val="en-US" w:eastAsia="zh-CN"/>
+        </w:rPr>
+        <w:t xml:space="preserve"> </w:t>
+      </w:r>
+      <w:proofErr w:type="spellStart"/>
+      <w:r>
+        <w:rPr>
+          <w:rFonts w:ascii="Consolas" w:eastAsia="Times New Roman" w:hAnsi="Consolas" w:cs="Times New Roman"/>
+          <w:color w:val="9CDCFE"/>
+          <w:sz w:val="21"/>
+          <w:szCs w:val="21"/>
+          <w:lang w:val="en-US" w:eastAsia="zh-CN"/>
+        </w:rPr>
+        <w:t>U_new</w:t>
+      </w:r>
+      <w:proofErr w:type="spellEnd"/>
+      <w:r>
+        <w:rPr>
+          <w:rFonts w:ascii="Consolas" w:eastAsia="Times New Roman" w:hAnsi="Consolas" w:cs="Times New Roman"/>
+          <w:color w:val="CCCCCC"/>
+          <w:sz w:val="21"/>
+          <w:szCs w:val="21"/>
+          <w:lang w:val="en-US" w:eastAsia="zh-CN"/>
+        </w:rPr>
+        <w:t>[</w:t>
+      </w:r>
+      <w:r>
+        <w:rPr>
+          <w:rFonts w:ascii="Consolas" w:eastAsia="Times New Roman" w:hAnsi="Consolas" w:cs="Times New Roman"/>
+          <w:color w:val="9CDCFE"/>
+          <w:sz w:val="21"/>
+          <w:szCs w:val="21"/>
+          <w:lang w:val="en-US" w:eastAsia="zh-CN"/>
+        </w:rPr>
+        <w:t>i</w:t>
+      </w:r>
+      <w:r>
+        <w:rPr>
+          <w:rFonts w:ascii="Consolas" w:eastAsia="Times New Roman" w:hAnsi="Consolas" w:cs="Times New Roman"/>
+          <w:color w:val="D4D4D4"/>
+          <w:sz w:val="21"/>
+          <w:szCs w:val="21"/>
+          <w:lang w:val="en-US" w:eastAsia="zh-CN"/>
+        </w:rPr>
+        <w:t>-</w:t>
+      </w:r>
+      <w:r>
+        <w:rPr>
+          <w:rFonts w:ascii="Consolas" w:eastAsia="Times New Roman" w:hAnsi="Consolas" w:cs="Times New Roman"/>
+          <w:color w:val="B5CEA8"/>
+          <w:sz w:val="21"/>
+          <w:szCs w:val="21"/>
+          <w:lang w:val="en-US" w:eastAsia="zh-CN"/>
+        </w:rPr>
+        <w:t>1</w:t>
+      </w:r>
+      <w:r>
+        <w:rPr>
+          <w:rFonts w:ascii="Consolas" w:eastAsia="Times New Roman" w:hAnsi="Consolas" w:cs="Times New Roman"/>
+          <w:color w:val="CCCCCC"/>
+          <w:sz w:val="21"/>
+          <w:szCs w:val="21"/>
+          <w:lang w:val="en-US" w:eastAsia="zh-CN"/>
+        </w:rPr>
+        <w:t xml:space="preserve">]) </w:t>
+      </w:r>
+      <w:r>
+        <w:rPr>
+          <w:rFonts w:ascii="Consolas" w:eastAsia="Times New Roman" w:hAnsi="Consolas" w:cs="Times New Roman"/>
+          <w:color w:val="D4D4D4"/>
+          <w:sz w:val="21"/>
+          <w:szCs w:val="21"/>
+          <w:lang w:val="en-US" w:eastAsia="zh-CN"/>
+        </w:rPr>
+        <w:t>/</w:t>
+      </w:r>
+      <w:r>
+        <w:rPr>
+          <w:rFonts w:ascii="Consolas" w:eastAsia="Times New Roman" w:hAnsi="Consolas" w:cs="Times New Roman"/>
+          <w:color w:val="CCCCCC"/>
+          <w:sz w:val="21"/>
+          <w:szCs w:val="21"/>
+          <w:lang w:val="en-US" w:eastAsia="zh-CN"/>
+        </w:rPr>
+        <w:t xml:space="preserve"> </w:t>
+      </w:r>
+      <w:r>
+        <w:rPr>
+          <w:rFonts w:ascii="Consolas" w:eastAsia="Times New Roman" w:hAnsi="Consolas" w:cs="Times New Roman"/>
+          <w:color w:val="9CDCFE"/>
+          <w:sz w:val="21"/>
+          <w:szCs w:val="21"/>
+          <w:lang w:val="en-US" w:eastAsia="zh-CN"/>
+        </w:rPr>
+        <w:t>beta</w:t>
+      </w:r>
+    </w:p>
+    <w:p>
+      <w:pPr>
+        <w:shd w:val="clear" w:color="auto" w:fill="1F1F1F"/>
+        <w:spacing w:after="0" w:line="285" w:lineRule="atLeast"/>
+        <w:rPr>
+          <w:rFonts w:ascii="Consolas" w:eastAsia="Times New Roman" w:hAnsi="Consolas" w:cs="Times New Roman"/>
+          <w:color w:val="CCCCCC"/>
+          <w:sz w:val="21"/>
+          <w:szCs w:val="21"/>
+          <w:lang w:val="en-US" w:eastAsia="zh-CN"/>
+        </w:rPr>
+      </w:pPr>
+      <w:r>
+        <w:rPr>
+          <w:rFonts w:ascii="Consolas" w:eastAsia="Times New Roman" w:hAnsi="Consolas" w:cs="Times New Roman"/>
+          <w:color w:val="CCCCCC"/>
+          <w:sz w:val="21"/>
+          <w:szCs w:val="21"/>
+          <w:lang w:val="en-US" w:eastAsia="zh-CN"/>
+        </w:rPr>
+        <w:t xml:space="preserve">                </w:t>
+      </w:r>
+      <w:r>
+        <w:rPr>
+          <w:rFonts w:ascii="Consolas" w:eastAsia="Times New Roman" w:hAnsi="Consolas" w:cs="Times New Roman"/>
+          <w:color w:val="C586C0"/>
+          <w:sz w:val="21"/>
+          <w:szCs w:val="21"/>
+          <w:lang w:val="en-US" w:eastAsia="zh-CN"/>
+        </w:rPr>
+        <w:t>else</w:t>
+      </w:r>
+      <w:r>
+        <w:rPr>
+          <w:rFonts w:ascii="Consolas" w:eastAsia="Times New Roman" w:hAnsi="Consolas" w:cs="Times New Roman"/>
+          <w:color w:val="CCCCCC"/>
+          <w:sz w:val="21"/>
+          <w:szCs w:val="21"/>
+          <w:lang w:val="en-US" w:eastAsia="zh-CN"/>
+        </w:rPr>
+        <w:t>:</w:t>
+      </w:r>
+    </w:p>
+    <w:p>
+      <w:pPr>
+        <w:shd w:val="clear" w:color="auto" w:fill="1F1F1F"/>
+        <w:spacing w:after="0" w:line="285" w:lineRule="atLeast"/>
+        <w:rPr>
+          <w:rFonts w:ascii="Consolas" w:eastAsia="Times New Roman" w:hAnsi="Consolas" w:cs="Times New Roman"/>
+          <w:color w:val="CCCCCC"/>
+          <w:sz w:val="21"/>
+          <w:szCs w:val="21"/>
+          <w:lang w:val="en-US" w:eastAsia="zh-CN"/>
+        </w:rPr>
+      </w:pPr>
+      <w:r>
+        <w:rPr>
+          <w:rFonts w:ascii="Consolas" w:eastAsia="Times New Roman" w:hAnsi="Consolas" w:cs="Times New Roman"/>
+          <w:color w:val="CCCCCC"/>
+          <w:sz w:val="21"/>
+          <w:szCs w:val="21"/>
+          <w:lang w:val="en-US" w:eastAsia="zh-CN"/>
+        </w:rPr>
+        <w:t xml:space="preserve">                    </w:t>
+      </w:r>
+      <w:r>
+        <w:rPr>
+          <w:rFonts w:ascii="Consolas" w:eastAsia="Times New Roman" w:hAnsi="Consolas" w:cs="Times New Roman"/>
+          <w:color w:val="C586C0"/>
+          <w:sz w:val="21"/>
+          <w:szCs w:val="21"/>
+          <w:lang w:val="en-US" w:eastAsia="zh-CN"/>
+        </w:rPr>
+        <w:t>if</w:t>
+      </w:r>
+      <w:r>
+        <w:rPr>
+          <w:rFonts w:ascii="Consolas" w:eastAsia="Times New Roman" w:hAnsi="Consolas" w:cs="Times New Roman"/>
+          <w:color w:val="CCCCCC"/>
+          <w:sz w:val="21"/>
+          <w:szCs w:val="21"/>
+          <w:lang w:val="en-US" w:eastAsia="zh-CN"/>
+        </w:rPr>
+        <w:t xml:space="preserve"> </w:t>
+      </w:r>
+      <w:proofErr w:type="spellStart"/>
+      <w:r>
+        <w:rPr>
+          <w:rFonts w:ascii="Consolas" w:eastAsia="Times New Roman" w:hAnsi="Consolas" w:cs="Times New Roman"/>
+          <w:color w:val="9CDCFE"/>
+          <w:sz w:val="21"/>
+          <w:szCs w:val="21"/>
+          <w:lang w:val="en-US" w:eastAsia="zh-CN"/>
+        </w:rPr>
+        <w:t>bc_right</w:t>
+      </w:r>
+      <w:proofErr w:type="spellEnd"/>
+      <w:r>
+        <w:rPr>
+          <w:rFonts w:ascii="Consolas" w:eastAsia="Times New Roman" w:hAnsi="Consolas" w:cs="Times New Roman"/>
+          <w:color w:val="CCCCCC"/>
+          <w:sz w:val="21"/>
+          <w:szCs w:val="21"/>
+          <w:lang w:val="en-US" w:eastAsia="zh-CN"/>
+        </w:rPr>
+        <w:t xml:space="preserve"> </w:t>
+      </w:r>
+      <w:r>
+        <w:rPr>
+          <w:rFonts w:ascii="Consolas" w:eastAsia="Times New Roman" w:hAnsi="Consolas" w:cs="Times New Roman"/>
+          <w:color w:val="569CD6"/>
+          <w:sz w:val="21"/>
+          <w:szCs w:val="21"/>
+          <w:lang w:val="en-US" w:eastAsia="zh-CN"/>
+        </w:rPr>
+        <w:t>is</w:t>
+      </w:r>
+      <w:r>
+        <w:rPr>
+          <w:rFonts w:ascii="Consolas" w:eastAsia="Times New Roman" w:hAnsi="Consolas" w:cs="Times New Roman"/>
+          <w:color w:val="CCCCCC"/>
+          <w:sz w:val="21"/>
+          <w:szCs w:val="21"/>
+          <w:lang w:val="en-US" w:eastAsia="zh-CN"/>
+        </w:rPr>
+        <w:t xml:space="preserve"> </w:t>
+      </w:r>
+      <w:r>
+        <w:rPr>
+          <w:rFonts w:ascii="Consolas" w:eastAsia="Times New Roman" w:hAnsi="Consolas" w:cs="Times New Roman"/>
+          <w:color w:val="569CD6"/>
+          <w:sz w:val="21"/>
+          <w:szCs w:val="21"/>
+          <w:lang w:val="en-US" w:eastAsia="zh-CN"/>
+        </w:rPr>
+        <w:t>None</w:t>
+      </w:r>
+      <w:r>
+        <w:rPr>
+          <w:rFonts w:ascii="Consolas" w:eastAsia="Times New Roman" w:hAnsi="Consolas" w:cs="Times New Roman"/>
+          <w:color w:val="CCCCCC"/>
+          <w:sz w:val="21"/>
+          <w:szCs w:val="21"/>
+          <w:lang w:val="en-US" w:eastAsia="zh-CN"/>
+        </w:rPr>
+        <w:t>:</w:t>
+      </w:r>
+    </w:p>
+    <w:p>
+      <w:pPr>
+        <w:shd w:val="clear" w:color="auto" w:fill="1F1F1F"/>
+        <w:spacing w:after="0" w:line="285" w:lineRule="atLeast"/>
+        <w:rPr>
+          <w:rFonts w:ascii="Consolas" w:eastAsia="Times New Roman" w:hAnsi="Consolas" w:cs="Times New Roman"/>
+          <w:color w:val="CCCCCC"/>
+          <w:sz w:val="21"/>
+          <w:szCs w:val="21"/>
+          <w:lang w:val="en-US" w:eastAsia="zh-CN"/>
+        </w:rPr>
+      </w:pPr>
+      <w:r>
+        <w:rPr>
+          <w:rFonts w:ascii="Consolas" w:eastAsia="Times New Roman" w:hAnsi="Consolas" w:cs="Times New Roman"/>
+          <w:color w:val="CCCCCC"/>
+          <w:sz w:val="21"/>
+          <w:szCs w:val="21"/>
+          <w:lang w:val="en-US" w:eastAsia="zh-CN"/>
+        </w:rPr>
+        <w:t xml:space="preserve">                        </w:t>
+      </w:r>
+      <w:r>
+        <w:rPr>
+          <w:rFonts w:ascii="Consolas" w:eastAsia="Times New Roman" w:hAnsi="Consolas" w:cs="Times New Roman"/>
+          <w:color w:val="C586C0"/>
+          <w:sz w:val="21"/>
+          <w:szCs w:val="21"/>
+          <w:lang w:val="en-US" w:eastAsia="zh-CN"/>
+        </w:rPr>
+        <w:t>raise</w:t>
+      </w:r>
+      <w:r>
+        <w:rPr>
+          <w:rFonts w:ascii="Consolas" w:eastAsia="Times New Roman" w:hAnsi="Consolas" w:cs="Times New Roman"/>
+          <w:color w:val="CCCCCC"/>
+          <w:sz w:val="21"/>
+          <w:szCs w:val="21"/>
+          <w:lang w:val="en-US" w:eastAsia="zh-CN"/>
+        </w:rPr>
+        <w:t xml:space="preserve"> </w:t>
+      </w:r>
+      <w:proofErr w:type="spellStart"/>
+      <w:proofErr w:type="gramStart"/>
+      <w:r>
+        <w:rPr>
+          <w:rFonts w:ascii="Consolas" w:eastAsia="Times New Roman" w:hAnsi="Consolas" w:cs="Times New Roman"/>
+          <w:color w:val="4EC9B0"/>
+          <w:sz w:val="21"/>
+          <w:szCs w:val="21"/>
+          <w:lang w:val="en-US" w:eastAsia="zh-CN"/>
+        </w:rPr>
+        <w:t>ValueError</w:t>
+      </w:r>
+      <w:proofErr w:type="spellEnd"/>
+      <w:r>
+        <w:rPr>
+          <w:rFonts w:ascii="Consolas" w:eastAsia="Times New Roman" w:hAnsi="Consolas" w:cs="Times New Roman"/>
+          <w:color w:val="CCCCCC"/>
+          <w:sz w:val="21"/>
+          <w:szCs w:val="21"/>
+          <w:lang w:val="en-US" w:eastAsia="zh-CN"/>
+        </w:rPr>
+        <w:t>(</w:t>
+      </w:r>
+      <w:proofErr w:type="gramEnd"/>
+      <w:r>
+        <w:rPr>
+          <w:rFonts w:ascii="Consolas" w:eastAsia="Times New Roman" w:hAnsi="Consolas" w:cs="Times New Roman"/>
+          <w:color w:val="CE9178"/>
+          <w:sz w:val="21"/>
+          <w:szCs w:val="21"/>
+          <w:lang w:val="en-US" w:eastAsia="zh-CN"/>
+        </w:rPr>
+        <w:t>"Need right BC for a&lt;0 implicit"</w:t>
+      </w:r>
+      <w:r>
+        <w:rPr>
+          <w:rFonts w:ascii="Consolas" w:eastAsia="Times New Roman" w:hAnsi="Consolas" w:cs="Times New Roman"/>
+          <w:color w:val="CCCCCC"/>
+          <w:sz w:val="21"/>
+          <w:szCs w:val="21"/>
+          <w:lang w:val="en-US" w:eastAsia="zh-CN"/>
+        </w:rPr>
+        <w:t>)</w:t>
+      </w:r>
+    </w:p>
+    <w:p>
+      <w:pPr>
+        <w:shd w:val="clear" w:color="auto" w:fill="1F1F1F"/>
+        <w:spacing w:after="0" w:line="285" w:lineRule="atLeast"/>
+        <w:rPr>
+          <w:rFonts w:ascii="Consolas" w:eastAsia="Times New Roman" w:hAnsi="Consolas" w:cs="Times New Roman"/>
+          <w:color w:val="CCCCCC"/>
+          <w:sz w:val="21"/>
+          <w:szCs w:val="21"/>
+          <w:lang w:val="en-US" w:eastAsia="zh-CN"/>
+        </w:rPr>
+      </w:pPr>
+      <w:r>
+        <w:rPr>
+          <w:rFonts w:ascii="Consolas" w:eastAsia="Times New Roman" w:hAnsi="Consolas" w:cs="Times New Roman"/>
+          <w:color w:val="CCCCCC"/>
+          <w:sz w:val="21"/>
+          <w:szCs w:val="21"/>
+          <w:lang w:val="en-US" w:eastAsia="zh-CN"/>
+        </w:rPr>
+        <w:t xml:space="preserve">                    </w:t>
+      </w:r>
+      <w:proofErr w:type="spellStart"/>
+      <w:r>
+        <w:rPr>
+          <w:rFonts w:ascii="Consolas" w:eastAsia="Times New Roman" w:hAnsi="Consolas" w:cs="Times New Roman"/>
+          <w:color w:val="9CDCFE"/>
+          <w:sz w:val="21"/>
+          <w:szCs w:val="21"/>
+          <w:lang w:val="en-US" w:eastAsia="zh-CN"/>
+        </w:rPr>
+        <w:t>U_</w:t>
+      </w:r>
+      <w:proofErr w:type="gramStart"/>
+      <w:r>
+        <w:rPr>
+          <w:rFonts w:ascii="Consolas" w:eastAsia="Times New Roman" w:hAnsi="Consolas" w:cs="Times New Roman"/>
+          <w:color w:val="9CDCFE"/>
+          <w:sz w:val="21"/>
+          <w:szCs w:val="21"/>
+          <w:lang w:val="en-US" w:eastAsia="zh-CN"/>
+        </w:rPr>
+        <w:t>new</w:t>
+      </w:r>
+      <w:proofErr w:type="spellEnd"/>
+      <w:r>
+        <w:rPr>
+          <w:rFonts w:ascii="Consolas" w:eastAsia="Times New Roman" w:hAnsi="Consolas" w:cs="Times New Roman"/>
+          <w:color w:val="CCCCCC"/>
+          <w:sz w:val="21"/>
+          <w:szCs w:val="21"/>
+          <w:lang w:val="en-US" w:eastAsia="zh-CN"/>
+        </w:rPr>
+        <w:t>[</w:t>
+      </w:r>
+      <w:proofErr w:type="gramEnd"/>
+      <w:r>
+        <w:rPr>
+          <w:rFonts w:ascii="Consolas" w:eastAsia="Times New Roman" w:hAnsi="Consolas" w:cs="Times New Roman"/>
+          <w:color w:val="9CDCFE"/>
+          <w:sz w:val="21"/>
+          <w:szCs w:val="21"/>
+          <w:lang w:val="en-US" w:eastAsia="zh-CN"/>
+        </w:rPr>
+        <w:t>Nx</w:t>
+      </w:r>
+      <w:r>
+        <w:rPr>
+          <w:rFonts w:ascii="Consolas" w:eastAsia="Times New Roman" w:hAnsi="Consolas" w:cs="Times New Roman"/>
+          <w:color w:val="D4D4D4"/>
+          <w:sz w:val="21"/>
+          <w:szCs w:val="21"/>
+          <w:lang w:val="en-US" w:eastAsia="zh-CN"/>
+        </w:rPr>
+        <w:t>-</w:t>
+      </w:r>
+      <w:r>
+        <w:rPr>
+          <w:rFonts w:ascii="Consolas" w:eastAsia="Times New Roman" w:hAnsi="Consolas" w:cs="Times New Roman"/>
+          <w:color w:val="B5CEA8"/>
+          <w:sz w:val="21"/>
+          <w:szCs w:val="21"/>
+          <w:lang w:val="en-US" w:eastAsia="zh-CN"/>
+        </w:rPr>
+        <w:t>1</w:t>
+      </w:r>
+      <w:r>
+        <w:rPr>
+          <w:rFonts w:ascii="Consolas" w:eastAsia="Times New Roman" w:hAnsi="Consolas" w:cs="Times New Roman"/>
+          <w:color w:val="CCCCCC"/>
+          <w:sz w:val="21"/>
+          <w:szCs w:val="21"/>
+          <w:lang w:val="en-US" w:eastAsia="zh-CN"/>
+        </w:rPr>
+        <w:t xml:space="preserve">] </w:t>
+      </w:r>
+      <w:r>
+        <w:rPr>
+          <w:rFonts w:ascii="Consolas" w:eastAsia="Times New Roman" w:hAnsi="Consolas" w:cs="Times New Roman"/>
+          <w:color w:val="D4D4D4"/>
+          <w:sz w:val="21"/>
+          <w:szCs w:val="21"/>
+          <w:lang w:val="en-US" w:eastAsia="zh-CN"/>
+        </w:rPr>
+        <w:t>=</w:t>
+      </w:r>
+      <w:r>
+        <w:rPr>
+          <w:rFonts w:ascii="Consolas" w:eastAsia="Times New Roman" w:hAnsi="Consolas" w:cs="Times New Roman"/>
+          <w:color w:val="CCCCCC"/>
+          <w:sz w:val="21"/>
+          <w:szCs w:val="21"/>
+          <w:lang w:val="en-US" w:eastAsia="zh-CN"/>
+        </w:rPr>
+        <w:t xml:space="preserve"> </w:t>
+      </w:r>
+      <w:proofErr w:type="spellStart"/>
+      <w:r>
+        <w:rPr>
+          <w:rFonts w:ascii="Consolas" w:eastAsia="Times New Roman" w:hAnsi="Consolas" w:cs="Times New Roman"/>
+          <w:color w:val="9CDCFE"/>
+          <w:sz w:val="21"/>
+          <w:szCs w:val="21"/>
+          <w:lang w:val="en-US" w:eastAsia="zh-CN"/>
+        </w:rPr>
+        <w:t>bc_right</w:t>
+      </w:r>
+      <w:proofErr w:type="spellEnd"/>
+      <w:r>
+        <w:rPr>
+          <w:rFonts w:ascii="Consolas" w:eastAsia="Times New Roman" w:hAnsi="Consolas" w:cs="Times New Roman"/>
+          <w:color w:val="CCCCCC"/>
+          <w:sz w:val="21"/>
+          <w:szCs w:val="21"/>
+          <w:lang w:val="en-US" w:eastAsia="zh-CN"/>
+        </w:rPr>
+        <w:t>(</w:t>
+      </w:r>
+      <w:proofErr w:type="spellStart"/>
+      <w:r>
+        <w:rPr>
+          <w:rFonts w:ascii="Consolas" w:eastAsia="Times New Roman" w:hAnsi="Consolas" w:cs="Times New Roman"/>
+          <w:color w:val="9CDCFE"/>
+          <w:sz w:val="21"/>
+          <w:szCs w:val="21"/>
+          <w:lang w:val="en-US" w:eastAsia="zh-CN"/>
+        </w:rPr>
+        <w:t>t_next</w:t>
+      </w:r>
+      <w:proofErr w:type="spellEnd"/>
+      <w:r>
+        <w:rPr>
+          <w:rFonts w:ascii="Consolas" w:eastAsia="Times New Roman" w:hAnsi="Consolas" w:cs="Times New Roman"/>
+          <w:color w:val="CCCCCC"/>
+          <w:sz w:val="21"/>
+          <w:szCs w:val="21"/>
+          <w:lang w:val="en-US" w:eastAsia="zh-CN"/>
+        </w:rPr>
+        <w:t>)</w:t>
+      </w:r>
+    </w:p>
+    <w:p>
+      <w:pPr>
+        <w:shd w:val="clear" w:color="auto" w:fill="1F1F1F"/>
+        <w:spacing w:after="0" w:line="285" w:lineRule="atLeast"/>
+        <w:rPr>
+          <w:rFonts w:ascii="Consolas" w:eastAsia="Times New Roman" w:hAnsi="Consolas" w:cs="Times New Roman"/>
+          <w:color w:val="CCCCCC"/>
+          <w:sz w:val="21"/>
+          <w:szCs w:val="21"/>
+          <w:lang w:val="en-US" w:eastAsia="zh-CN"/>
+        </w:rPr>
+      </w:pPr>
+      <w:r>
+        <w:rPr>
+          <w:rFonts w:ascii="Consolas" w:eastAsia="Times New Roman" w:hAnsi="Consolas" w:cs="Times New Roman"/>
+          <w:color w:val="CCCCCC"/>
+          <w:sz w:val="21"/>
+          <w:szCs w:val="21"/>
+          <w:lang w:val="en-US" w:eastAsia="zh-CN"/>
+        </w:rPr>
+        <w:t xml:space="preserve">                    </w:t>
+      </w:r>
+      <w:proofErr w:type="spellStart"/>
+      <w:r>
+        <w:rPr>
+          <w:rFonts w:ascii="Consolas" w:eastAsia="Times New Roman" w:hAnsi="Consolas" w:cs="Times New Roman"/>
+          <w:color w:val="9CDCFE"/>
+          <w:sz w:val="21"/>
+          <w:szCs w:val="21"/>
+          <w:lang w:val="en-US" w:eastAsia="zh-CN"/>
+        </w:rPr>
+        <w:t>rhs</w:t>
+      </w:r>
+      <w:proofErr w:type="spellEnd"/>
+      <w:r>
+        <w:rPr>
+          <w:rFonts w:ascii="Consolas" w:eastAsia="Times New Roman" w:hAnsi="Consolas" w:cs="Times New Roman"/>
+          <w:color w:val="CCCCCC"/>
+          <w:sz w:val="21"/>
+          <w:szCs w:val="21"/>
+          <w:lang w:val="en-US" w:eastAsia="zh-CN"/>
+        </w:rPr>
+        <w:t xml:space="preserve"> </w:t>
+      </w:r>
+      <w:r>
+        <w:rPr>
+          <w:rFonts w:ascii="Consolas" w:eastAsia="Times New Roman" w:hAnsi="Consolas" w:cs="Times New Roman"/>
+          <w:color w:val="D4D4D4"/>
+          <w:sz w:val="21"/>
+          <w:szCs w:val="21"/>
+          <w:lang w:val="en-US" w:eastAsia="zh-CN"/>
+        </w:rPr>
+        <w:t>=</w:t>
+      </w:r>
+      <w:r>
+        <w:rPr>
+          <w:rFonts w:ascii="Consolas" w:eastAsia="Times New Roman" w:hAnsi="Consolas" w:cs="Times New Roman"/>
+          <w:color w:val="CCCCCC"/>
+          <w:sz w:val="21"/>
+          <w:szCs w:val="21"/>
+          <w:lang w:val="en-US" w:eastAsia="zh-CN"/>
+        </w:rPr>
+        <w:t xml:space="preserve"> </w:t>
+      </w:r>
+      <w:proofErr w:type="spellStart"/>
+      <w:r>
+        <w:rPr>
+          <w:rFonts w:ascii="Consolas" w:eastAsia="Times New Roman" w:hAnsi="Consolas" w:cs="Times New Roman"/>
+          <w:color w:val="9CDCFE"/>
+          <w:sz w:val="21"/>
+          <w:szCs w:val="21"/>
+          <w:lang w:val="en-US" w:eastAsia="zh-CN"/>
+        </w:rPr>
+        <w:t>U_old</w:t>
+      </w:r>
+      <w:proofErr w:type="spellEnd"/>
+      <w:r>
+        <w:rPr>
+          <w:rFonts w:ascii="Consolas" w:eastAsia="Times New Roman" w:hAnsi="Consolas" w:cs="Times New Roman"/>
+          <w:color w:val="CCCCCC"/>
+          <w:sz w:val="21"/>
+          <w:szCs w:val="21"/>
+          <w:lang w:val="en-US" w:eastAsia="zh-CN"/>
+        </w:rPr>
+        <w:t xml:space="preserve"> </w:t>
+      </w:r>
+      <w:r>
+        <w:rPr>
+          <w:rFonts w:ascii="Consolas" w:eastAsia="Times New Roman" w:hAnsi="Consolas" w:cs="Times New Roman"/>
+          <w:color w:val="D4D4D4"/>
+          <w:sz w:val="21"/>
+          <w:szCs w:val="21"/>
+          <w:lang w:val="en-US" w:eastAsia="zh-CN"/>
+        </w:rPr>
+        <w:t>+</w:t>
+      </w:r>
+      <w:r>
+        <w:rPr>
+          <w:rFonts w:ascii="Consolas" w:eastAsia="Times New Roman" w:hAnsi="Consolas" w:cs="Times New Roman"/>
+          <w:color w:val="CCCCCC"/>
+          <w:sz w:val="21"/>
+          <w:szCs w:val="21"/>
+          <w:lang w:val="en-US" w:eastAsia="zh-CN"/>
+        </w:rPr>
+        <w:t xml:space="preserve"> </w:t>
+      </w:r>
+      <w:r>
+        <w:rPr>
+          <w:rFonts w:ascii="Consolas" w:eastAsia="Times New Roman" w:hAnsi="Consolas" w:cs="Times New Roman"/>
+          <w:color w:val="9CDCFE"/>
+          <w:sz w:val="21"/>
+          <w:szCs w:val="21"/>
+          <w:lang w:val="en-US" w:eastAsia="zh-CN"/>
+        </w:rPr>
+        <w:t>dt</w:t>
+      </w:r>
+      <w:r>
+        <w:rPr>
+          <w:rFonts w:ascii="Consolas" w:eastAsia="Times New Roman" w:hAnsi="Consolas" w:cs="Times New Roman"/>
+          <w:color w:val="CCCCCC"/>
+          <w:sz w:val="21"/>
+          <w:szCs w:val="21"/>
+          <w:lang w:val="en-US" w:eastAsia="zh-CN"/>
+        </w:rPr>
+        <w:t xml:space="preserve"> </w:t>
+      </w:r>
+      <w:r>
+        <w:rPr>
+          <w:rFonts w:ascii="Consolas" w:eastAsia="Times New Roman" w:hAnsi="Consolas" w:cs="Times New Roman"/>
+          <w:color w:val="D4D4D4"/>
+          <w:sz w:val="21"/>
+          <w:szCs w:val="21"/>
+          <w:lang w:val="en-US" w:eastAsia="zh-CN"/>
+        </w:rPr>
+        <w:t>*</w:t>
+      </w:r>
+      <w:r>
+        <w:rPr>
+          <w:rFonts w:ascii="Consolas" w:eastAsia="Times New Roman" w:hAnsi="Consolas" w:cs="Times New Roman"/>
+          <w:color w:val="CCCCCC"/>
+          <w:sz w:val="21"/>
+          <w:szCs w:val="21"/>
+          <w:lang w:val="en-US" w:eastAsia="zh-CN"/>
+        </w:rPr>
+        <w:t xml:space="preserve"> </w:t>
+      </w:r>
+      <w:proofErr w:type="gramStart"/>
+      <w:r>
+        <w:rPr>
+          <w:rFonts w:ascii="Consolas" w:eastAsia="Times New Roman" w:hAnsi="Consolas" w:cs="Times New Roman"/>
+          <w:color w:val="DCDCAA"/>
+          <w:sz w:val="21"/>
+          <w:szCs w:val="21"/>
+          <w:lang w:val="en-US" w:eastAsia="zh-CN"/>
+        </w:rPr>
+        <w:t>f</w:t>
+      </w:r>
+      <w:r>
+        <w:rPr>
+          <w:rFonts w:ascii="Consolas" w:eastAsia="Times New Roman" w:hAnsi="Consolas" w:cs="Times New Roman"/>
+          <w:color w:val="CCCCCC"/>
+          <w:sz w:val="21"/>
+          <w:szCs w:val="21"/>
+          <w:lang w:val="en-US" w:eastAsia="zh-CN"/>
+        </w:rPr>
+        <w:t>(</w:t>
+      </w:r>
+      <w:proofErr w:type="gramEnd"/>
+      <w:r>
+        <w:rPr>
+          <w:rFonts w:ascii="Consolas" w:eastAsia="Times New Roman" w:hAnsi="Consolas" w:cs="Times New Roman"/>
+          <w:color w:val="9CDCFE"/>
+          <w:sz w:val="21"/>
+          <w:szCs w:val="21"/>
+          <w:lang w:val="en-US" w:eastAsia="zh-CN"/>
+        </w:rPr>
+        <w:t>x</w:t>
+      </w:r>
+      <w:r>
+        <w:rPr>
+          <w:rFonts w:ascii="Consolas" w:eastAsia="Times New Roman" w:hAnsi="Consolas" w:cs="Times New Roman"/>
+          <w:color w:val="CCCCCC"/>
+          <w:sz w:val="21"/>
+          <w:szCs w:val="21"/>
+          <w:lang w:val="en-US" w:eastAsia="zh-CN"/>
+        </w:rPr>
+        <w:t xml:space="preserve">, </w:t>
+      </w:r>
+      <w:proofErr w:type="spellStart"/>
+      <w:r>
+        <w:rPr>
+          <w:rFonts w:ascii="Consolas" w:eastAsia="Times New Roman" w:hAnsi="Consolas" w:cs="Times New Roman"/>
+          <w:color w:val="9CDCFE"/>
+          <w:sz w:val="21"/>
+          <w:szCs w:val="21"/>
+          <w:lang w:val="en-US" w:eastAsia="zh-CN"/>
+        </w:rPr>
+        <w:t>t_next</w:t>
+      </w:r>
+      <w:proofErr w:type="spellEnd"/>
+      <w:r>
+        <w:rPr>
+          <w:rFonts w:ascii="Consolas" w:eastAsia="Times New Roman" w:hAnsi="Consolas" w:cs="Times New Roman"/>
+          <w:color w:val="CCCCCC"/>
+          <w:sz w:val="21"/>
+          <w:szCs w:val="21"/>
+          <w:lang w:val="en-US" w:eastAsia="zh-CN"/>
+        </w:rPr>
+        <w:t>)</w:t>
+      </w:r>
+    </w:p>
+    <w:p>
+      <w:pPr>
+        <w:shd w:val="clear" w:color="auto" w:fill="1F1F1F"/>
+        <w:spacing w:after="0" w:line="285" w:lineRule="atLeast"/>
+        <w:rPr>
+          <w:rFonts w:ascii="Consolas" w:eastAsia="Times New Roman" w:hAnsi="Consolas" w:cs="Times New Roman"/>
+          <w:color w:val="CCCCCC"/>
+          <w:sz w:val="21"/>
+          <w:szCs w:val="21"/>
+          <w:lang w:val="en-US" w:eastAsia="zh-CN"/>
+        </w:rPr>
+      </w:pPr>
+      <w:r>
+        <w:rPr>
+          <w:rFonts w:ascii="Consolas" w:eastAsia="Times New Roman" w:hAnsi="Consolas" w:cs="Times New Roman"/>
+          <w:color w:val="CCCCCC"/>
+          <w:sz w:val="21"/>
+          <w:szCs w:val="21"/>
+          <w:lang w:val="en-US" w:eastAsia="zh-CN"/>
+        </w:rPr>
+        <w:t xml:space="preserve">                    </w:t>
+      </w:r>
+      <w:r>
+        <w:rPr>
+          <w:rFonts w:ascii="Consolas" w:eastAsia="Times New Roman" w:hAnsi="Consolas" w:cs="Times New Roman"/>
+          <w:color w:val="C586C0"/>
+          <w:sz w:val="21"/>
+          <w:szCs w:val="21"/>
+          <w:lang w:val="en-US" w:eastAsia="zh-CN"/>
+        </w:rPr>
+        <w:t>for</w:t>
+      </w:r>
+      <w:r>
+        <w:rPr>
+          <w:rFonts w:ascii="Consolas" w:eastAsia="Times New Roman" w:hAnsi="Consolas" w:cs="Times New Roman"/>
+          <w:color w:val="CCCCCC"/>
+          <w:sz w:val="21"/>
+          <w:szCs w:val="21"/>
+          <w:lang w:val="en-US" w:eastAsia="zh-CN"/>
+        </w:rPr>
+        <w:t xml:space="preserve"> </w:t>
+      </w:r>
+      <w:proofErr w:type="spellStart"/>
+      <w:r>
+        <w:rPr>
+          <w:rFonts w:ascii="Consolas" w:eastAsia="Times New Roman" w:hAnsi="Consolas" w:cs="Times New Roman"/>
+          <w:color w:val="9CDCFE"/>
+          <w:sz w:val="21"/>
+          <w:szCs w:val="21"/>
+          <w:lang w:val="en-US" w:eastAsia="zh-CN"/>
+        </w:rPr>
+        <w:t>i</w:t>
+      </w:r>
+      <w:proofErr w:type="spellEnd"/>
+      <w:r>
+        <w:rPr>
+          <w:rFonts w:ascii="Consolas" w:eastAsia="Times New Roman" w:hAnsi="Consolas" w:cs="Times New Roman"/>
+          <w:color w:val="CCCCCC"/>
+          <w:sz w:val="21"/>
+          <w:szCs w:val="21"/>
+          <w:lang w:val="en-US" w:eastAsia="zh-CN"/>
+        </w:rPr>
+        <w:t xml:space="preserve"> </w:t>
+      </w:r>
+      <w:r>
+        <w:rPr>
+          <w:rFonts w:ascii="Consolas" w:eastAsia="Times New Roman" w:hAnsi="Consolas" w:cs="Times New Roman"/>
+          <w:color w:val="C586C0"/>
+          <w:sz w:val="21"/>
+          <w:szCs w:val="21"/>
+          <w:lang w:val="en-US" w:eastAsia="zh-CN"/>
+        </w:rPr>
+        <w:t>in</w:t>
+      </w:r>
+      <w:r>
+        <w:rPr>
+          <w:rFonts w:ascii="Consolas" w:eastAsia="Times New Roman" w:hAnsi="Consolas" w:cs="Times New Roman"/>
+          <w:color w:val="CCCCCC"/>
+          <w:sz w:val="21"/>
+          <w:szCs w:val="21"/>
+          <w:lang w:val="en-US" w:eastAsia="zh-CN"/>
+        </w:rPr>
+        <w:t xml:space="preserve"> </w:t>
+      </w:r>
+      <w:proofErr w:type="gramStart"/>
+      <w:r>
+        <w:rPr>
+          <w:rFonts w:ascii="Consolas" w:eastAsia="Times New Roman" w:hAnsi="Consolas" w:cs="Times New Roman"/>
+          <w:color w:val="4EC9B0"/>
+          <w:sz w:val="21"/>
+          <w:szCs w:val="21"/>
+          <w:lang w:val="en-US" w:eastAsia="zh-CN"/>
+        </w:rPr>
+        <w:t>range</w:t>
+      </w:r>
+      <w:r>
+        <w:rPr>
+          <w:rFonts w:ascii="Consolas" w:eastAsia="Times New Roman" w:hAnsi="Consolas" w:cs="Times New Roman"/>
+          <w:color w:val="CCCCCC"/>
+          <w:sz w:val="21"/>
+          <w:szCs w:val="21"/>
+          <w:lang w:val="en-US" w:eastAsia="zh-CN"/>
+        </w:rPr>
+        <w:t>(</w:t>
+      </w:r>
+      <w:proofErr w:type="gramEnd"/>
+      <w:r>
+        <w:rPr>
+          <w:rFonts w:ascii="Consolas" w:eastAsia="Times New Roman" w:hAnsi="Consolas" w:cs="Times New Roman"/>
+          <w:color w:val="9CDCFE"/>
+          <w:sz w:val="21"/>
+          <w:szCs w:val="21"/>
+          <w:lang w:val="en-US" w:eastAsia="zh-CN"/>
+        </w:rPr>
+        <w:t>Nx</w:t>
+      </w:r>
+      <w:r>
+        <w:rPr>
+          <w:rFonts w:ascii="Consolas" w:eastAsia="Times New Roman" w:hAnsi="Consolas" w:cs="Times New Roman"/>
+          <w:color w:val="D4D4D4"/>
+          <w:sz w:val="21"/>
+          <w:szCs w:val="21"/>
+          <w:lang w:val="en-US" w:eastAsia="zh-CN"/>
+        </w:rPr>
+        <w:t>-</w:t>
+      </w:r>
+      <w:r>
+        <w:rPr>
+          <w:rFonts w:ascii="Consolas" w:eastAsia="Times New Roman" w:hAnsi="Consolas" w:cs="Times New Roman"/>
+          <w:color w:val="B5CEA8"/>
+          <w:sz w:val="21"/>
+          <w:szCs w:val="21"/>
+          <w:lang w:val="en-US" w:eastAsia="zh-CN"/>
+        </w:rPr>
+        <w:t>2</w:t>
+      </w:r>
+      <w:r>
+        <w:rPr>
+          <w:rFonts w:ascii="Consolas" w:eastAsia="Times New Roman" w:hAnsi="Consolas" w:cs="Times New Roman"/>
+          <w:color w:val="CCCCCC"/>
+          <w:sz w:val="21"/>
+          <w:szCs w:val="21"/>
+          <w:lang w:val="en-US" w:eastAsia="zh-CN"/>
+        </w:rPr>
+        <w:t xml:space="preserve">, </w:t>
+      </w:r>
+      <w:r>
+        <w:rPr>
+          <w:rFonts w:ascii="Consolas" w:eastAsia="Times New Roman" w:hAnsi="Consolas" w:cs="Times New Roman"/>
+          <w:color w:val="D4D4D4"/>
+          <w:sz w:val="21"/>
+          <w:szCs w:val="21"/>
+          <w:lang w:val="en-US" w:eastAsia="zh-CN"/>
+        </w:rPr>
+        <w:t>-</w:t>
+      </w:r>
+      <w:r>
+        <w:rPr>
+          <w:rFonts w:ascii="Consolas" w:eastAsia="Times New Roman" w:hAnsi="Consolas" w:cs="Times New Roman"/>
+          <w:color w:val="B5CEA8"/>
+          <w:sz w:val="21"/>
+          <w:szCs w:val="21"/>
+          <w:lang w:val="en-US" w:eastAsia="zh-CN"/>
+        </w:rPr>
+        <w:t>1</w:t>
+      </w:r>
+      <w:r>
+        <w:rPr>
+          <w:rFonts w:ascii="Consolas" w:eastAsia="Times New Roman" w:hAnsi="Consolas" w:cs="Times New Roman"/>
+          <w:color w:val="CCCCCC"/>
+          <w:sz w:val="21"/>
+          <w:szCs w:val="21"/>
+          <w:lang w:val="en-US" w:eastAsia="zh-CN"/>
+        </w:rPr>
+        <w:t xml:space="preserve">, </w:t>
+      </w:r>
+      <w:r>
+        <w:rPr>
+          <w:rFonts w:ascii="Consolas" w:eastAsia="Times New Roman" w:hAnsi="Consolas" w:cs="Times New Roman"/>
+          <w:color w:val="D4D4D4"/>
+          <w:sz w:val="21"/>
+          <w:szCs w:val="21"/>
+          <w:lang w:val="en-US" w:eastAsia="zh-CN"/>
+        </w:rPr>
+        <w:t>-</w:t>
+      </w:r>
+      <w:r>
+        <w:rPr>
+          <w:rFonts w:ascii="Consolas" w:eastAsia="Times New Roman" w:hAnsi="Consolas" w:cs="Times New Roman"/>
+          <w:color w:val="B5CEA8"/>
+          <w:sz w:val="21"/>
+          <w:szCs w:val="21"/>
+          <w:lang w:val="en-US" w:eastAsia="zh-CN"/>
+        </w:rPr>
+        <w:t>1</w:t>
+      </w:r>
+      <w:r>
+        <w:rPr>
+          <w:rFonts w:ascii="Consolas" w:eastAsia="Times New Roman" w:hAnsi="Consolas" w:cs="Times New Roman"/>
+          <w:color w:val="CCCCCC"/>
+          <w:sz w:val="21"/>
+          <w:szCs w:val="21"/>
+          <w:lang w:val="en-US" w:eastAsia="zh-CN"/>
+        </w:rPr>
+        <w:t>):</w:t>
+      </w:r>
+    </w:p>
+    <w:p>
+      <w:pPr>
+        <w:shd w:val="clear" w:color="auto" w:fill="1F1F1F"/>
+        <w:spacing w:after="0" w:line="285" w:lineRule="atLeast"/>
+        <w:rPr>
+          <w:rFonts w:ascii="Consolas" w:eastAsia="Times New Roman" w:hAnsi="Consolas" w:cs="Times New Roman"/>
+          <w:color w:val="CCCCCC"/>
+          <w:sz w:val="21"/>
+          <w:szCs w:val="21"/>
+          <w:lang w:val="en-US" w:eastAsia="zh-CN"/>
+        </w:rPr>
+      </w:pPr>
+      <w:r>
+        <w:rPr>
+          <w:rFonts w:ascii="Consolas" w:eastAsia="Times New Roman" w:hAnsi="Consolas" w:cs="Times New Roman"/>
+          <w:color w:val="CCCCCC"/>
+          <w:sz w:val="21"/>
+          <w:szCs w:val="21"/>
+          <w:lang w:val="en-US" w:eastAsia="zh-CN"/>
+        </w:rPr>
+        <w:t xml:space="preserve">                        </w:t>
+      </w:r>
+      <w:proofErr w:type="spellStart"/>
+      <w:r>
+        <w:rPr>
+          <w:rFonts w:ascii="Consolas" w:eastAsia="Times New Roman" w:hAnsi="Consolas" w:cs="Times New Roman"/>
+          <w:color w:val="9CDCFE"/>
+          <w:sz w:val="21"/>
+          <w:szCs w:val="21"/>
+          <w:lang w:val="en-US" w:eastAsia="zh-CN"/>
+        </w:rPr>
+        <w:t>U_new</w:t>
+      </w:r>
+      <w:proofErr w:type="spellEnd"/>
+      <w:r>
+        <w:rPr>
+          <w:rFonts w:ascii="Consolas" w:eastAsia="Times New Roman" w:hAnsi="Consolas" w:cs="Times New Roman"/>
+          <w:color w:val="CCCCCC"/>
+          <w:sz w:val="21"/>
+          <w:szCs w:val="21"/>
+          <w:lang w:val="en-US" w:eastAsia="zh-CN"/>
+        </w:rPr>
+        <w:t>[</w:t>
+      </w:r>
+      <w:proofErr w:type="spellStart"/>
+      <w:r>
+        <w:rPr>
+          <w:rFonts w:ascii="Consolas" w:eastAsia="Times New Roman" w:hAnsi="Consolas" w:cs="Times New Roman"/>
+          <w:color w:val="9CDCFE"/>
+          <w:sz w:val="21"/>
+          <w:szCs w:val="21"/>
+          <w:lang w:val="en-US" w:eastAsia="zh-CN"/>
+        </w:rPr>
+        <w:t>i</w:t>
+      </w:r>
+      <w:proofErr w:type="spellEnd"/>
+      <w:r>
+        <w:rPr>
+          <w:rFonts w:ascii="Consolas" w:eastAsia="Times New Roman" w:hAnsi="Consolas" w:cs="Times New Roman"/>
+          <w:color w:val="CCCCCC"/>
+          <w:sz w:val="21"/>
+          <w:szCs w:val="21"/>
+          <w:lang w:val="en-US" w:eastAsia="zh-CN"/>
+        </w:rPr>
+        <w:t xml:space="preserve">] </w:t>
+      </w:r>
+      <w:r>
+        <w:rPr>
+          <w:rFonts w:ascii="Consolas" w:eastAsia="Times New Roman" w:hAnsi="Consolas" w:cs="Times New Roman"/>
+          <w:color w:val="D4D4D4"/>
+          <w:sz w:val="21"/>
+          <w:szCs w:val="21"/>
+          <w:lang w:val="en-US" w:eastAsia="zh-CN"/>
+        </w:rPr>
+        <w:t>=</w:t>
+      </w:r>
+      <w:r>
+        <w:rPr>
+          <w:rFonts w:ascii="Consolas" w:eastAsia="Times New Roman" w:hAnsi="Consolas" w:cs="Times New Roman"/>
+          <w:color w:val="CCCCCC"/>
+          <w:sz w:val="21"/>
+          <w:szCs w:val="21"/>
+          <w:lang w:val="en-US" w:eastAsia="zh-CN"/>
+        </w:rPr>
+        <w:t xml:space="preserve"> (</w:t>
+      </w:r>
+      <w:proofErr w:type="spellStart"/>
+      <w:r>
+        <w:rPr>
+          <w:rFonts w:ascii="Consolas" w:eastAsia="Times New Roman" w:hAnsi="Consolas" w:cs="Times New Roman"/>
+          <w:color w:val="9CDCFE"/>
+          <w:sz w:val="21"/>
+          <w:szCs w:val="21"/>
+          <w:lang w:val="en-US" w:eastAsia="zh-CN"/>
+        </w:rPr>
+        <w:t>rhs</w:t>
+      </w:r>
+      <w:proofErr w:type="spellEnd"/>
+      <w:r>
+        <w:rPr>
+          <w:rFonts w:ascii="Consolas" w:eastAsia="Times New Roman" w:hAnsi="Consolas" w:cs="Times New Roman"/>
+          <w:color w:val="CCCCCC"/>
+          <w:sz w:val="21"/>
+          <w:szCs w:val="21"/>
+          <w:lang w:val="en-US" w:eastAsia="zh-CN"/>
+        </w:rPr>
+        <w:t>[</w:t>
+      </w:r>
+      <w:proofErr w:type="spellStart"/>
+      <w:r>
+        <w:rPr>
+          <w:rFonts w:ascii="Consolas" w:eastAsia="Times New Roman" w:hAnsi="Consolas" w:cs="Times New Roman"/>
+          <w:color w:val="9CDCFE"/>
+          <w:sz w:val="21"/>
+          <w:szCs w:val="21"/>
+          <w:lang w:val="en-US" w:eastAsia="zh-CN"/>
+        </w:rPr>
+        <w:t>i</w:t>
+      </w:r>
+      <w:proofErr w:type="spellEnd"/>
+      <w:r>
+        <w:rPr>
+          <w:rFonts w:ascii="Consolas" w:eastAsia="Times New Roman" w:hAnsi="Consolas" w:cs="Times New Roman"/>
+          <w:color w:val="CCCCCC"/>
+          <w:sz w:val="21"/>
+          <w:szCs w:val="21"/>
+          <w:lang w:val="en-US" w:eastAsia="zh-CN"/>
+        </w:rPr>
+        <w:t xml:space="preserve">] </w:t>
+      </w:r>
+      <w:r>
+        <w:rPr>
+          <w:rFonts w:ascii="Consolas" w:eastAsia="Times New Roman" w:hAnsi="Consolas" w:cs="Times New Roman"/>
+          <w:color w:val="D4D4D4"/>
+          <w:sz w:val="21"/>
+          <w:szCs w:val="21"/>
+          <w:lang w:val="en-US" w:eastAsia="zh-CN"/>
+        </w:rPr>
+        <w:t>-</w:t>
+      </w:r>
+      <w:r>
+        <w:rPr>
+          <w:rFonts w:ascii="Consolas" w:eastAsia="Times New Roman" w:hAnsi="Consolas" w:cs="Times New Roman"/>
+          <w:color w:val="CCCCCC"/>
+          <w:sz w:val="21"/>
+          <w:szCs w:val="21"/>
+          <w:lang w:val="en-US" w:eastAsia="zh-CN"/>
+        </w:rPr>
+        <w:t xml:space="preserve"> </w:t>
+      </w:r>
+      <w:r>
+        <w:rPr>
+          <w:rFonts w:ascii="Consolas" w:eastAsia="Times New Roman" w:hAnsi="Consolas" w:cs="Times New Roman"/>
+          <w:color w:val="9CDCFE"/>
+          <w:sz w:val="21"/>
+          <w:szCs w:val="21"/>
+          <w:lang w:val="en-US" w:eastAsia="zh-CN"/>
+        </w:rPr>
+        <w:t>alpha</w:t>
+      </w:r>
+      <w:r>
+        <w:rPr>
+          <w:rFonts w:ascii="Consolas" w:eastAsia="Times New Roman" w:hAnsi="Consolas" w:cs="Times New Roman"/>
+          <w:color w:val="CCCCCC"/>
+          <w:sz w:val="21"/>
+          <w:szCs w:val="21"/>
+          <w:lang w:val="en-US" w:eastAsia="zh-CN"/>
+        </w:rPr>
+        <w:t xml:space="preserve"> </w:t>
+      </w:r>
+      <w:r>
+        <w:rPr>
+          <w:rFonts w:ascii="Consolas" w:eastAsia="Times New Roman" w:hAnsi="Consolas" w:cs="Times New Roman"/>
+          <w:color w:val="D4D4D4"/>
+          <w:sz w:val="21"/>
+          <w:szCs w:val="21"/>
+          <w:lang w:val="en-US" w:eastAsia="zh-CN"/>
+        </w:rPr>
+        <w:t>*</w:t>
+      </w:r>
+      <w:r>
+        <w:rPr>
+          <w:rFonts w:ascii="Consolas" w:eastAsia="Times New Roman" w:hAnsi="Consolas" w:cs="Times New Roman"/>
+          <w:color w:val="CCCCCC"/>
+          <w:sz w:val="21"/>
+          <w:szCs w:val="21"/>
+          <w:lang w:val="en-US" w:eastAsia="zh-CN"/>
+        </w:rPr>
+        <w:t xml:space="preserve"> </w:t>
+      </w:r>
+      <w:proofErr w:type="spellStart"/>
+      <w:r>
+        <w:rPr>
+          <w:rFonts w:ascii="Consolas" w:eastAsia="Times New Roman" w:hAnsi="Consolas" w:cs="Times New Roman"/>
+          <w:color w:val="9CDCFE"/>
+          <w:sz w:val="21"/>
+          <w:szCs w:val="21"/>
+          <w:lang w:val="en-US" w:eastAsia="zh-CN"/>
+        </w:rPr>
+        <w:t>U_new</w:t>
+      </w:r>
+      <w:proofErr w:type="spellEnd"/>
+      <w:r>
+        <w:rPr>
+          <w:rFonts w:ascii="Consolas" w:eastAsia="Times New Roman" w:hAnsi="Consolas" w:cs="Times New Roman"/>
+          <w:color w:val="CCCCCC"/>
+          <w:sz w:val="21"/>
+          <w:szCs w:val="21"/>
+          <w:lang w:val="en-US" w:eastAsia="zh-CN"/>
+        </w:rPr>
+        <w:t>[</w:t>
+      </w:r>
+      <w:r>
+        <w:rPr>
+          <w:rFonts w:ascii="Consolas" w:eastAsia="Times New Roman" w:hAnsi="Consolas" w:cs="Times New Roman"/>
+          <w:color w:val="9CDCFE"/>
+          <w:sz w:val="21"/>
+          <w:szCs w:val="21"/>
+          <w:lang w:val="en-US" w:eastAsia="zh-CN"/>
+        </w:rPr>
+        <w:t>i</w:t>
+      </w:r>
+      <w:r>
+        <w:rPr>
+          <w:rFonts w:ascii="Consolas" w:eastAsia="Times New Roman" w:hAnsi="Consolas" w:cs="Times New Roman"/>
+          <w:color w:val="D4D4D4"/>
+          <w:sz w:val="21"/>
+          <w:szCs w:val="21"/>
+          <w:lang w:val="en-US" w:eastAsia="zh-CN"/>
+        </w:rPr>
+        <w:t>+</w:t>
+      </w:r>
+      <w:r>
+        <w:rPr>
+          <w:rFonts w:ascii="Consolas" w:eastAsia="Times New Roman" w:hAnsi="Consolas" w:cs="Times New Roman"/>
+          <w:color w:val="B5CEA8"/>
+          <w:sz w:val="21"/>
+          <w:szCs w:val="21"/>
+          <w:lang w:val="en-US" w:eastAsia="zh-CN"/>
+        </w:rPr>
+        <w:t>1</w:t>
+      </w:r>
+      <w:r>
+        <w:rPr>
+          <w:rFonts w:ascii="Consolas" w:eastAsia="Times New Roman" w:hAnsi="Consolas" w:cs="Times New Roman"/>
+          <w:color w:val="CCCCCC"/>
+          <w:sz w:val="21"/>
+          <w:szCs w:val="21"/>
+          <w:lang w:val="en-US" w:eastAsia="zh-CN"/>
+        </w:rPr>
+        <w:t xml:space="preserve">]) </w:t>
+      </w:r>
+      <w:r>
+        <w:rPr>
+          <w:rFonts w:ascii="Consolas" w:eastAsia="Times New Roman" w:hAnsi="Consolas" w:cs="Times New Roman"/>
+          <w:color w:val="D4D4D4"/>
+          <w:sz w:val="21"/>
+          <w:szCs w:val="21"/>
+          <w:lang w:val="en-US" w:eastAsia="zh-CN"/>
+        </w:rPr>
+        <w:t>/</w:t>
+      </w:r>
+      <w:r>
+        <w:rPr>
+          <w:rFonts w:ascii="Consolas" w:eastAsia="Times New Roman" w:hAnsi="Consolas" w:cs="Times New Roman"/>
+          <w:color w:val="CCCCCC"/>
+          <w:sz w:val="21"/>
+          <w:szCs w:val="21"/>
+          <w:lang w:val="en-US" w:eastAsia="zh-CN"/>
+        </w:rPr>
+        <w:t xml:space="preserve"> </w:t>
+      </w:r>
+      <w:r>
+        <w:rPr>
+          <w:rFonts w:ascii="Consolas" w:eastAsia="Times New Roman" w:hAnsi="Consolas" w:cs="Times New Roman"/>
+          <w:color w:val="9CDCFE"/>
+          <w:sz w:val="21"/>
+          <w:szCs w:val="21"/>
+          <w:lang w:val="en-US" w:eastAsia="zh-CN"/>
+        </w:rPr>
+        <w:t>beta</w:t>
+      </w:r>
+    </w:p>
+    <w:p>
+      <w:pPr>
+        <w:shd w:val="clear" w:color="auto" w:fill="1F1F1F"/>
+        <w:spacing w:after="0" w:line="285" w:lineRule="atLeast"/>
+        <w:rPr>
+          <w:rFonts w:ascii="Consolas" w:eastAsia="Times New Roman" w:hAnsi="Consolas" w:cs="Times New Roman"/>
+          <w:color w:val="CCCCCC"/>
+          <w:sz w:val="21"/>
+          <w:szCs w:val="21"/>
+          <w:lang w:val="en-US" w:eastAsia="zh-CN"/>
+        </w:rPr>
+      </w:pPr>
+      <w:r>
+        <w:rPr>
+          <w:rFonts w:ascii="Consolas" w:eastAsia="Times New Roman" w:hAnsi="Consolas" w:cs="Times New Roman"/>
+          <w:color w:val="CCCCCC"/>
+          <w:sz w:val="21"/>
+          <w:szCs w:val="21"/>
+          <w:lang w:val="en-US" w:eastAsia="zh-CN"/>
+        </w:rPr>
+        <w:t xml:space="preserve">            </w:t>
+      </w:r>
+      <w:proofErr w:type="spellStart"/>
+      <w:r>
+        <w:rPr>
+          <w:rFonts w:ascii="Consolas" w:eastAsia="Times New Roman" w:hAnsi="Consolas" w:cs="Times New Roman"/>
+          <w:color w:val="9CDCFE"/>
+          <w:sz w:val="21"/>
+          <w:szCs w:val="21"/>
+          <w:lang w:val="en-US" w:eastAsia="zh-CN"/>
+        </w:rPr>
+        <w:t>U_old</w:t>
+      </w:r>
+      <w:proofErr w:type="spellEnd"/>
+      <w:r>
+        <w:rPr>
+          <w:rFonts w:ascii="Consolas" w:eastAsia="Times New Roman" w:hAnsi="Consolas" w:cs="Times New Roman"/>
+          <w:color w:val="CCCCCC"/>
+          <w:sz w:val="21"/>
+          <w:szCs w:val="21"/>
+          <w:lang w:val="en-US" w:eastAsia="zh-CN"/>
+        </w:rPr>
+        <w:t xml:space="preserve"> </w:t>
+      </w:r>
+      <w:r>
+        <w:rPr>
+          <w:rFonts w:ascii="Consolas" w:eastAsia="Times New Roman" w:hAnsi="Consolas" w:cs="Times New Roman"/>
+          <w:color w:val="D4D4D4"/>
+          <w:sz w:val="21"/>
+          <w:szCs w:val="21"/>
+          <w:lang w:val="en-US" w:eastAsia="zh-CN"/>
+        </w:rPr>
+        <w:t>=</w:t>
+      </w:r>
+      <w:r>
+        <w:rPr>
+          <w:rFonts w:ascii="Consolas" w:eastAsia="Times New Roman" w:hAnsi="Consolas" w:cs="Times New Roman"/>
+          <w:color w:val="CCCCCC"/>
+          <w:sz w:val="21"/>
+          <w:szCs w:val="21"/>
+          <w:lang w:val="en-US" w:eastAsia="zh-CN"/>
+        </w:rPr>
+        <w:t xml:space="preserve"> </w:t>
+      </w:r>
+      <w:proofErr w:type="spellStart"/>
+      <w:r>
+        <w:rPr>
+          <w:rFonts w:ascii="Consolas" w:eastAsia="Times New Roman" w:hAnsi="Consolas" w:cs="Times New Roman"/>
+          <w:color w:val="9CDCFE"/>
+          <w:sz w:val="21"/>
+          <w:szCs w:val="21"/>
+          <w:lang w:val="en-US" w:eastAsia="zh-CN"/>
+        </w:rPr>
+        <w:t>U_new</w:t>
+      </w:r>
+      <w:proofErr w:type="spellEnd"/>
+    </w:p>
+    <w:p>
+      <w:pPr>
+        <w:shd w:val="clear" w:color="auto" w:fill="1F1F1F"/>
+        <w:spacing w:after="0" w:line="285" w:lineRule="atLeast"/>
+        <w:rPr>
+          <w:rFonts w:ascii="Consolas" w:eastAsia="Times New Roman" w:hAnsi="Consolas" w:cs="Times New Roman"/>
+          <w:color w:val="CCCCCC"/>
+          <w:sz w:val="21"/>
+          <w:szCs w:val="21"/>
+          <w:lang w:val="en-US" w:eastAsia="zh-CN"/>
+        </w:rPr>
+      </w:pPr>
+      <w:r>
+        <w:rPr>
+          <w:rFonts w:ascii="Consolas" w:eastAsia="Times New Roman" w:hAnsi="Consolas" w:cs="Times New Roman"/>
+          <w:color w:val="CCCCCC"/>
+          <w:sz w:val="21"/>
+          <w:szCs w:val="21"/>
+          <w:lang w:val="en-US" w:eastAsia="zh-CN"/>
+        </w:rPr>
+        <w:t xml:space="preserve">            </w:t>
+      </w:r>
+      <w:proofErr w:type="spellStart"/>
+      <w:r>
+        <w:rPr>
+          <w:rFonts w:ascii="Consolas" w:eastAsia="Times New Roman" w:hAnsi="Consolas" w:cs="Times New Roman"/>
+          <w:color w:val="9CDCFE"/>
+          <w:sz w:val="21"/>
+          <w:szCs w:val="21"/>
+          <w:lang w:val="en-US" w:eastAsia="zh-CN"/>
+        </w:rPr>
+        <w:t>t_curr</w:t>
+      </w:r>
+      <w:proofErr w:type="spellEnd"/>
+      <w:r>
+        <w:rPr>
+          <w:rFonts w:ascii="Consolas" w:eastAsia="Times New Roman" w:hAnsi="Consolas" w:cs="Times New Roman"/>
+          <w:color w:val="CCCCCC"/>
+          <w:sz w:val="21"/>
+          <w:szCs w:val="21"/>
+          <w:lang w:val="en-US" w:eastAsia="zh-CN"/>
+        </w:rPr>
+        <w:t xml:space="preserve"> </w:t>
+      </w:r>
+      <w:r>
+        <w:rPr>
+          <w:rFonts w:ascii="Consolas" w:eastAsia="Times New Roman" w:hAnsi="Consolas" w:cs="Times New Roman"/>
+          <w:color w:val="D4D4D4"/>
+          <w:sz w:val="21"/>
+          <w:szCs w:val="21"/>
+          <w:lang w:val="en-US" w:eastAsia="zh-CN"/>
+        </w:rPr>
+        <w:t>=</w:t>
+      </w:r>
+      <w:r>
+        <w:rPr>
+          <w:rFonts w:ascii="Consolas" w:eastAsia="Times New Roman" w:hAnsi="Consolas" w:cs="Times New Roman"/>
+          <w:color w:val="CCCCCC"/>
+          <w:sz w:val="21"/>
+          <w:szCs w:val="21"/>
+          <w:lang w:val="en-US" w:eastAsia="zh-CN"/>
+        </w:rPr>
+        <w:t xml:space="preserve"> </w:t>
+      </w:r>
+      <w:proofErr w:type="spellStart"/>
+      <w:r>
+        <w:rPr>
+          <w:rFonts w:ascii="Consolas" w:eastAsia="Times New Roman" w:hAnsi="Consolas" w:cs="Times New Roman"/>
+          <w:color w:val="9CDCFE"/>
+          <w:sz w:val="21"/>
+          <w:szCs w:val="21"/>
+          <w:lang w:val="en-US" w:eastAsia="zh-CN"/>
+        </w:rPr>
+        <w:t>t_next</w:t>
+      </w:r>
+      <w:proofErr w:type="spellEnd"/>
+    </w:p>
+    <w:p>
+      <w:pPr>
+        <w:shd w:val="clear" w:color="auto" w:fill="1F1F1F"/>
+        <w:spacing w:after="0" w:line="285" w:lineRule="atLeast"/>
+        <w:rPr>
+          <w:rFonts w:ascii="Consolas" w:eastAsia="Times New Roman" w:hAnsi="Consolas" w:cs="Times New Roman"/>
+          <w:color w:val="CCCCCC"/>
+          <w:sz w:val="21"/>
+          <w:szCs w:val="21"/>
+          <w:lang w:val="en-US" w:eastAsia="zh-CN"/>
+        </w:rPr>
+      </w:pPr>
+      <w:r>
+        <w:rPr>
+          <w:rFonts w:ascii="Consolas" w:eastAsia="Times New Roman" w:hAnsi="Consolas" w:cs="Times New Roman"/>
+          <w:color w:val="CCCCCC"/>
+          <w:sz w:val="21"/>
+          <w:szCs w:val="21"/>
+          <w:lang w:val="en-US" w:eastAsia="zh-CN"/>
+        </w:rPr>
+        <w:t xml:space="preserve">            </w:t>
+      </w:r>
+      <w:proofErr w:type="spellStart"/>
+      <w:r>
+        <w:rPr>
+          <w:rFonts w:ascii="Consolas" w:eastAsia="Times New Roman" w:hAnsi="Consolas" w:cs="Times New Roman"/>
+          <w:color w:val="9CDCFE"/>
+          <w:sz w:val="21"/>
+          <w:szCs w:val="21"/>
+          <w:lang w:val="en-US" w:eastAsia="zh-CN"/>
+        </w:rPr>
+        <w:t>U_</w:t>
+      </w:r>
+      <w:proofErr w:type="gramStart"/>
+      <w:r>
+        <w:rPr>
+          <w:rFonts w:ascii="Consolas" w:eastAsia="Times New Roman" w:hAnsi="Consolas" w:cs="Times New Roman"/>
+          <w:color w:val="9CDCFE"/>
+          <w:sz w:val="21"/>
+          <w:szCs w:val="21"/>
+          <w:lang w:val="en-US" w:eastAsia="zh-CN"/>
+        </w:rPr>
+        <w:t>sol</w:t>
+      </w:r>
+      <w:proofErr w:type="spellEnd"/>
+      <w:r>
+        <w:rPr>
+          <w:rFonts w:ascii="Consolas" w:eastAsia="Times New Roman" w:hAnsi="Consolas" w:cs="Times New Roman"/>
+          <w:color w:val="CCCCCC"/>
+          <w:sz w:val="21"/>
+          <w:szCs w:val="21"/>
+          <w:lang w:val="en-US" w:eastAsia="zh-CN"/>
+        </w:rPr>
+        <w:t>[</w:t>
+      </w:r>
+      <w:proofErr w:type="gramEnd"/>
+      <w:r>
+        <w:rPr>
+          <w:rFonts w:ascii="Consolas" w:eastAsia="Times New Roman" w:hAnsi="Consolas" w:cs="Times New Roman"/>
+          <w:color w:val="9CDCFE"/>
+          <w:sz w:val="21"/>
+          <w:szCs w:val="21"/>
+          <w:lang w:val="en-US" w:eastAsia="zh-CN"/>
+        </w:rPr>
+        <w:t>j</w:t>
+      </w:r>
+      <w:r>
+        <w:rPr>
+          <w:rFonts w:ascii="Consolas" w:eastAsia="Times New Roman" w:hAnsi="Consolas" w:cs="Times New Roman"/>
+          <w:color w:val="D4D4D4"/>
+          <w:sz w:val="21"/>
+          <w:szCs w:val="21"/>
+          <w:lang w:val="en-US" w:eastAsia="zh-CN"/>
+        </w:rPr>
+        <w:t>+</w:t>
+      </w:r>
+      <w:r>
+        <w:rPr>
+          <w:rFonts w:ascii="Consolas" w:eastAsia="Times New Roman" w:hAnsi="Consolas" w:cs="Times New Roman"/>
+          <w:color w:val="B5CEA8"/>
+          <w:sz w:val="21"/>
+          <w:szCs w:val="21"/>
+          <w:lang w:val="en-US" w:eastAsia="zh-CN"/>
+        </w:rPr>
+        <w:t>1</w:t>
+      </w:r>
+      <w:r>
+        <w:rPr>
+          <w:rFonts w:ascii="Consolas" w:eastAsia="Times New Roman" w:hAnsi="Consolas" w:cs="Times New Roman"/>
+          <w:color w:val="CCCCCC"/>
+          <w:sz w:val="21"/>
+          <w:szCs w:val="21"/>
+          <w:lang w:val="en-US" w:eastAsia="zh-CN"/>
+        </w:rPr>
+        <w:t xml:space="preserve">, :] </w:t>
+      </w:r>
+      <w:r>
+        <w:rPr>
+          <w:rFonts w:ascii="Consolas" w:eastAsia="Times New Roman" w:hAnsi="Consolas" w:cs="Times New Roman"/>
+          <w:color w:val="D4D4D4"/>
+          <w:sz w:val="21"/>
+          <w:szCs w:val="21"/>
+          <w:lang w:val="en-US" w:eastAsia="zh-CN"/>
+        </w:rPr>
+        <w:t>=</w:t>
+      </w:r>
+      <w:r>
+        <w:rPr>
+          <w:rFonts w:ascii="Consolas" w:eastAsia="Times New Roman" w:hAnsi="Consolas" w:cs="Times New Roman"/>
+          <w:color w:val="CCCCCC"/>
+          <w:sz w:val="21"/>
+          <w:szCs w:val="21"/>
+          <w:lang w:val="en-US" w:eastAsia="zh-CN"/>
+        </w:rPr>
+        <w:t xml:space="preserve"> </w:t>
+      </w:r>
+      <w:proofErr w:type="spellStart"/>
+      <w:r>
+        <w:rPr>
+          <w:rFonts w:ascii="Consolas" w:eastAsia="Times New Roman" w:hAnsi="Consolas" w:cs="Times New Roman"/>
+          <w:color w:val="9CDCFE"/>
+          <w:sz w:val="21"/>
+          <w:szCs w:val="21"/>
+          <w:lang w:val="en-US" w:eastAsia="zh-CN"/>
+        </w:rPr>
+        <w:t>U_new</w:t>
+      </w:r>
+      <w:proofErr w:type="spellEnd"/>
+      <w:r>
+        <w:rPr>
+          <w:rFonts w:ascii="Consolas" w:eastAsia="Times New Roman" w:hAnsi="Consolas" w:cs="Times New Roman"/>
+          <w:color w:val="CCCCCC"/>
+          <w:sz w:val="21"/>
+          <w:szCs w:val="21"/>
+          <w:lang w:val="en-US" w:eastAsia="zh-CN"/>
+        </w:rPr>
+        <w:t>[</w:t>
+      </w:r>
+      <w:proofErr w:type="spellStart"/>
+      <w:r>
+        <w:rPr>
+          <w:rFonts w:ascii="Consolas" w:eastAsia="Times New Roman" w:hAnsi="Consolas" w:cs="Times New Roman"/>
+          <w:color w:val="9CDCFE"/>
+          <w:sz w:val="21"/>
+          <w:szCs w:val="21"/>
+          <w:lang w:val="en-US" w:eastAsia="zh-CN"/>
+        </w:rPr>
+        <w:t>idx_start</w:t>
+      </w:r>
+      <w:r>
+        <w:rPr>
+          <w:rFonts w:ascii="Consolas" w:eastAsia="Times New Roman" w:hAnsi="Consolas" w:cs="Times New Roman"/>
+          <w:color w:val="CCCCCC"/>
+          <w:sz w:val="21"/>
+          <w:szCs w:val="21"/>
+          <w:lang w:val="en-US" w:eastAsia="zh-CN"/>
+        </w:rPr>
+        <w:t>:</w:t>
+      </w:r>
+      <w:r>
+        <w:rPr>
+          <w:rFonts w:ascii="Consolas" w:eastAsia="Times New Roman" w:hAnsi="Consolas" w:cs="Times New Roman"/>
+          <w:color w:val="9CDCFE"/>
+          <w:sz w:val="21"/>
+          <w:szCs w:val="21"/>
+          <w:lang w:val="en-US" w:eastAsia="zh-CN"/>
+        </w:rPr>
+        <w:t>idx_end</w:t>
+      </w:r>
+      <w:proofErr w:type="spellEnd"/>
+      <w:r>
+        <w:rPr>
+          <w:rFonts w:ascii="Consolas" w:eastAsia="Times New Roman" w:hAnsi="Consolas" w:cs="Times New Roman"/>
+          <w:color w:val="CCCCCC"/>
+          <w:sz w:val="21"/>
+          <w:szCs w:val="21"/>
+          <w:lang w:val="en-US" w:eastAsia="zh-CN"/>
+        </w:rPr>
+        <w:t xml:space="preserve"> </w:t>
+      </w:r>
+      <w:r>
+        <w:rPr>
+          <w:rFonts w:ascii="Consolas" w:eastAsia="Times New Roman" w:hAnsi="Consolas" w:cs="Times New Roman"/>
+          <w:color w:val="D4D4D4"/>
+          <w:sz w:val="21"/>
+          <w:szCs w:val="21"/>
+          <w:lang w:val="en-US" w:eastAsia="zh-CN"/>
+        </w:rPr>
+        <w:t>+</w:t>
+      </w:r>
+      <w:r>
+        <w:rPr>
+          <w:rFonts w:ascii="Consolas" w:eastAsia="Times New Roman" w:hAnsi="Consolas" w:cs="Times New Roman"/>
+          <w:color w:val="CCCCCC"/>
+          <w:sz w:val="21"/>
+          <w:szCs w:val="21"/>
+          <w:lang w:val="en-US" w:eastAsia="zh-CN"/>
+        </w:rPr>
+        <w:t xml:space="preserve"> </w:t>
+      </w:r>
+      <w:r>
+        <w:rPr>
+          <w:rFonts w:ascii="Consolas" w:eastAsia="Times New Roman" w:hAnsi="Consolas" w:cs="Times New Roman"/>
+          <w:color w:val="B5CEA8"/>
+          <w:sz w:val="21"/>
+          <w:szCs w:val="21"/>
+          <w:lang w:val="en-US" w:eastAsia="zh-CN"/>
+        </w:rPr>
+        <w:t>1</w:t>
+      </w:r>
+      <w:r>
+        <w:rPr>
+          <w:rFonts w:ascii="Consolas" w:eastAsia="Times New Roman" w:hAnsi="Consolas" w:cs="Times New Roman"/>
+          <w:color w:val="CCCCCC"/>
+          <w:sz w:val="21"/>
+          <w:szCs w:val="21"/>
+          <w:lang w:val="en-US" w:eastAsia="zh-CN"/>
+        </w:rPr>
+        <w:t>]</w:t>
+      </w:r>
+    </w:p>
+    <w:p>
+      <w:pPr>
+        <w:shd w:val="clear" w:color="auto" w:fill="1F1F1F"/>
+        <w:spacing w:after="0" w:line="285" w:lineRule="atLeast"/>
+        <w:rPr>
+          <w:rFonts w:ascii="Consolas" w:eastAsia="Times New Roman" w:hAnsi="Consolas" w:cs="Times New Roman"/>
+          <w:color w:val="CCCCCC"/>
+          <w:sz w:val="21"/>
+          <w:szCs w:val="21"/>
+          <w:lang w:val="en-US" w:eastAsia="zh-CN"/>
+        </w:rPr>
+      </w:pPr>
+      <w:r>
+        <w:rPr>
+          <w:rFonts w:ascii="Consolas" w:eastAsia="Times New Roman" w:hAnsi="Consolas" w:cs="Times New Roman"/>
+          <w:color w:val="CCCCCC"/>
+          <w:sz w:val="21"/>
+          <w:szCs w:val="21"/>
+          <w:lang w:val="en-US" w:eastAsia="zh-CN"/>
+        </w:rPr>
+        <w:t xml:space="preserve">        </w:t>
+      </w:r>
+      <w:r>
+        <w:rPr>
+          <w:rFonts w:ascii="Consolas" w:eastAsia="Times New Roman" w:hAnsi="Consolas" w:cs="Times New Roman"/>
+          <w:color w:val="4FC1FF"/>
+          <w:sz w:val="21"/>
+          <w:szCs w:val="21"/>
+          <w:lang w:val="en-US" w:eastAsia="zh-CN"/>
+        </w:rPr>
+        <w:t>X</w:t>
+      </w:r>
+      <w:r>
+        <w:rPr>
+          <w:rFonts w:ascii="Consolas" w:eastAsia="Times New Roman" w:hAnsi="Consolas" w:cs="Times New Roman"/>
+          <w:color w:val="CCCCCC"/>
+          <w:sz w:val="21"/>
+          <w:szCs w:val="21"/>
+          <w:lang w:val="en-US" w:eastAsia="zh-CN"/>
+        </w:rPr>
+        <w:t xml:space="preserve">, </w:t>
+      </w:r>
+      <w:r>
+        <w:rPr>
+          <w:rFonts w:ascii="Consolas" w:eastAsia="Times New Roman" w:hAnsi="Consolas" w:cs="Times New Roman"/>
+          <w:color w:val="4FC1FF"/>
+          <w:sz w:val="21"/>
+          <w:szCs w:val="21"/>
+          <w:lang w:val="en-US" w:eastAsia="zh-CN"/>
+        </w:rPr>
+        <w:t>T</w:t>
+      </w:r>
+      <w:r>
+        <w:rPr>
+          <w:rFonts w:ascii="Consolas" w:eastAsia="Times New Roman" w:hAnsi="Consolas" w:cs="Times New Roman"/>
+          <w:color w:val="CCCCCC"/>
+          <w:sz w:val="21"/>
+          <w:szCs w:val="21"/>
+          <w:lang w:val="en-US" w:eastAsia="zh-CN"/>
+        </w:rPr>
+        <w:t xml:space="preserve"> </w:t>
+      </w:r>
+      <w:r>
+        <w:rPr>
+          <w:rFonts w:ascii="Consolas" w:eastAsia="Times New Roman" w:hAnsi="Consolas" w:cs="Times New Roman"/>
+          <w:color w:val="D4D4D4"/>
+          <w:sz w:val="21"/>
+          <w:szCs w:val="21"/>
+          <w:lang w:val="en-US" w:eastAsia="zh-CN"/>
+        </w:rPr>
+        <w:t>=</w:t>
+      </w:r>
+      <w:r>
+        <w:rPr>
+          <w:rFonts w:ascii="Consolas" w:eastAsia="Times New Roman" w:hAnsi="Consolas" w:cs="Times New Roman"/>
+          <w:color w:val="CCCCCC"/>
+          <w:sz w:val="21"/>
+          <w:szCs w:val="21"/>
+          <w:lang w:val="en-US" w:eastAsia="zh-CN"/>
+        </w:rPr>
+        <w:t xml:space="preserve"> </w:t>
+      </w:r>
+      <w:proofErr w:type="spellStart"/>
+      <w:proofErr w:type="gramStart"/>
+      <w:r>
+        <w:rPr>
+          <w:rFonts w:ascii="Consolas" w:eastAsia="Times New Roman" w:hAnsi="Consolas" w:cs="Times New Roman"/>
+          <w:color w:val="4EC9B0"/>
+          <w:sz w:val="21"/>
+          <w:szCs w:val="21"/>
+          <w:lang w:val="en-US" w:eastAsia="zh-CN"/>
+        </w:rPr>
+        <w:t>np</w:t>
+      </w:r>
+      <w:r>
+        <w:rPr>
+          <w:rFonts w:ascii="Consolas" w:eastAsia="Times New Roman" w:hAnsi="Consolas" w:cs="Times New Roman"/>
+          <w:color w:val="CCCCCC"/>
+          <w:sz w:val="21"/>
+          <w:szCs w:val="21"/>
+          <w:lang w:val="en-US" w:eastAsia="zh-CN"/>
+        </w:rPr>
+        <w:t>.</w:t>
+      </w:r>
+      <w:r>
+        <w:rPr>
+          <w:rFonts w:ascii="Consolas" w:eastAsia="Times New Roman" w:hAnsi="Consolas" w:cs="Times New Roman"/>
+          <w:color w:val="DCDCAA"/>
+          <w:sz w:val="21"/>
+          <w:szCs w:val="21"/>
+          <w:lang w:val="en-US" w:eastAsia="zh-CN"/>
+        </w:rPr>
+        <w:t>meshgrid</w:t>
+      </w:r>
+      <w:proofErr w:type="spellEnd"/>
+      <w:proofErr w:type="gramEnd"/>
+      <w:r>
+        <w:rPr>
+          <w:rFonts w:ascii="Consolas" w:eastAsia="Times New Roman" w:hAnsi="Consolas" w:cs="Times New Roman"/>
+          <w:color w:val="CCCCCC"/>
+          <w:sz w:val="21"/>
+          <w:szCs w:val="21"/>
+          <w:lang w:val="en-US" w:eastAsia="zh-CN"/>
+        </w:rPr>
+        <w:t>(</w:t>
+      </w:r>
+      <w:r>
+        <w:rPr>
+          <w:rFonts w:ascii="Consolas" w:eastAsia="Times New Roman" w:hAnsi="Consolas" w:cs="Times New Roman"/>
+          <w:color w:val="9CDCFE"/>
+          <w:sz w:val="21"/>
+          <w:szCs w:val="21"/>
+          <w:lang w:val="en-US" w:eastAsia="zh-CN"/>
+        </w:rPr>
+        <w:t>x</w:t>
+      </w:r>
+      <w:r>
+        <w:rPr>
+          <w:rFonts w:ascii="Consolas" w:eastAsia="Times New Roman" w:hAnsi="Consolas" w:cs="Times New Roman"/>
+          <w:color w:val="CCCCCC"/>
+          <w:sz w:val="21"/>
+          <w:szCs w:val="21"/>
+          <w:lang w:val="en-US" w:eastAsia="zh-CN"/>
+        </w:rPr>
+        <w:t>[</w:t>
+      </w:r>
+      <w:proofErr w:type="spellStart"/>
+      <w:r>
+        <w:rPr>
+          <w:rFonts w:ascii="Consolas" w:eastAsia="Times New Roman" w:hAnsi="Consolas" w:cs="Times New Roman"/>
+          <w:color w:val="9CDCFE"/>
+          <w:sz w:val="21"/>
+          <w:szCs w:val="21"/>
+          <w:lang w:val="en-US" w:eastAsia="zh-CN"/>
+        </w:rPr>
+        <w:t>idx_start</w:t>
+      </w:r>
+      <w:r>
+        <w:rPr>
+          <w:rFonts w:ascii="Consolas" w:eastAsia="Times New Roman" w:hAnsi="Consolas" w:cs="Times New Roman"/>
+          <w:color w:val="CCCCCC"/>
+          <w:sz w:val="21"/>
+          <w:szCs w:val="21"/>
+          <w:lang w:val="en-US" w:eastAsia="zh-CN"/>
+        </w:rPr>
+        <w:t>:</w:t>
+      </w:r>
+      <w:r>
+        <w:rPr>
+          <w:rFonts w:ascii="Consolas" w:eastAsia="Times New Roman" w:hAnsi="Consolas" w:cs="Times New Roman"/>
+          <w:color w:val="9CDCFE"/>
+          <w:sz w:val="21"/>
+          <w:szCs w:val="21"/>
+          <w:lang w:val="en-US" w:eastAsia="zh-CN"/>
+        </w:rPr>
+        <w:t>idx_end</w:t>
+      </w:r>
+      <w:proofErr w:type="spellEnd"/>
+      <w:r>
+        <w:rPr>
+          <w:rFonts w:ascii="Consolas" w:eastAsia="Times New Roman" w:hAnsi="Consolas" w:cs="Times New Roman"/>
+          <w:color w:val="CCCCCC"/>
+          <w:sz w:val="21"/>
+          <w:szCs w:val="21"/>
+          <w:lang w:val="en-US" w:eastAsia="zh-CN"/>
+        </w:rPr>
+        <w:t xml:space="preserve"> </w:t>
+      </w:r>
+      <w:r>
+        <w:rPr>
+          <w:rFonts w:ascii="Consolas" w:eastAsia="Times New Roman" w:hAnsi="Consolas" w:cs="Times New Roman"/>
+          <w:color w:val="D4D4D4"/>
+          <w:sz w:val="21"/>
+          <w:szCs w:val="21"/>
+          <w:lang w:val="en-US" w:eastAsia="zh-CN"/>
+        </w:rPr>
+        <w:t>+</w:t>
+      </w:r>
+      <w:r>
+        <w:rPr>
+          <w:rFonts w:ascii="Consolas" w:eastAsia="Times New Roman" w:hAnsi="Consolas" w:cs="Times New Roman"/>
+          <w:color w:val="CCCCCC"/>
+          <w:sz w:val="21"/>
+          <w:szCs w:val="21"/>
+          <w:lang w:val="en-US" w:eastAsia="zh-CN"/>
+        </w:rPr>
+        <w:t xml:space="preserve"> </w:t>
+      </w:r>
+      <w:r>
+        <w:rPr>
+          <w:rFonts w:ascii="Consolas" w:eastAsia="Times New Roman" w:hAnsi="Consolas" w:cs="Times New Roman"/>
+          <w:color w:val="B5CEA8"/>
+          <w:sz w:val="21"/>
+          <w:szCs w:val="21"/>
+          <w:lang w:val="en-US" w:eastAsia="zh-CN"/>
+        </w:rPr>
+        <w:t>1</w:t>
+      </w:r>
+      <w:r>
+        <w:rPr>
+          <w:rFonts w:ascii="Consolas" w:eastAsia="Times New Roman" w:hAnsi="Consolas" w:cs="Times New Roman"/>
+          <w:color w:val="CCCCCC"/>
+          <w:sz w:val="21"/>
+          <w:szCs w:val="21"/>
+          <w:lang w:val="en-US" w:eastAsia="zh-CN"/>
+        </w:rPr>
+        <w:t xml:space="preserve">], </w:t>
+      </w:r>
+      <w:proofErr w:type="spellStart"/>
+      <w:r>
+        <w:rPr>
+          <w:rFonts w:ascii="Consolas" w:eastAsia="Times New Roman" w:hAnsi="Consolas" w:cs="Times New Roman"/>
+          <w:color w:val="4EC9B0"/>
+          <w:sz w:val="21"/>
+          <w:szCs w:val="21"/>
+          <w:lang w:val="en-US" w:eastAsia="zh-CN"/>
+        </w:rPr>
+        <w:t>np</w:t>
+      </w:r>
+      <w:r>
+        <w:rPr>
+          <w:rFonts w:ascii="Consolas" w:eastAsia="Times New Roman" w:hAnsi="Consolas" w:cs="Times New Roman"/>
+          <w:color w:val="CCCCCC"/>
+          <w:sz w:val="21"/>
+          <w:szCs w:val="21"/>
+          <w:lang w:val="en-US" w:eastAsia="zh-CN"/>
+        </w:rPr>
+        <w:t>.</w:t>
+      </w:r>
+      <w:r>
+        <w:rPr>
+          <w:rFonts w:ascii="Consolas" w:eastAsia="Times New Roman" w:hAnsi="Consolas" w:cs="Times New Roman"/>
+          <w:color w:val="DCDCAA"/>
+          <w:sz w:val="21"/>
+          <w:szCs w:val="21"/>
+          <w:lang w:val="en-US" w:eastAsia="zh-CN"/>
+        </w:rPr>
+        <w:t>linspace</w:t>
+      </w:r>
+      <w:proofErr w:type="spellEnd"/>
+      <w:r>
+        <w:rPr>
+          <w:rFonts w:ascii="Consolas" w:eastAsia="Times New Roman" w:hAnsi="Consolas" w:cs="Times New Roman"/>
+          <w:color w:val="CCCCCC"/>
+          <w:sz w:val="21"/>
+          <w:szCs w:val="21"/>
+          <w:lang w:val="en-US" w:eastAsia="zh-CN"/>
+        </w:rPr>
+        <w:t>(</w:t>
+      </w:r>
+      <w:r>
+        <w:rPr>
+          <w:rFonts w:ascii="Consolas" w:eastAsia="Times New Roman" w:hAnsi="Consolas" w:cs="Times New Roman"/>
+          <w:color w:val="9CDCFE"/>
+          <w:sz w:val="21"/>
+          <w:szCs w:val="21"/>
+          <w:lang w:val="en-US" w:eastAsia="zh-CN"/>
+        </w:rPr>
+        <w:t>t0</w:t>
+      </w:r>
+      <w:r>
+        <w:rPr>
+          <w:rFonts w:ascii="Consolas" w:eastAsia="Times New Roman" w:hAnsi="Consolas" w:cs="Times New Roman"/>
+          <w:color w:val="CCCCCC"/>
+          <w:sz w:val="21"/>
+          <w:szCs w:val="21"/>
+          <w:lang w:val="en-US" w:eastAsia="zh-CN"/>
+        </w:rPr>
+        <w:t xml:space="preserve">, </w:t>
+      </w:r>
+      <w:r>
+        <w:rPr>
+          <w:rFonts w:ascii="Consolas" w:eastAsia="Times New Roman" w:hAnsi="Consolas" w:cs="Times New Roman"/>
+          <w:color w:val="9CDCFE"/>
+          <w:sz w:val="21"/>
+          <w:szCs w:val="21"/>
+          <w:lang w:val="en-US" w:eastAsia="zh-CN"/>
+        </w:rPr>
+        <w:t>t1</w:t>
+      </w:r>
+      <w:r>
+        <w:rPr>
+          <w:rFonts w:ascii="Consolas" w:eastAsia="Times New Roman" w:hAnsi="Consolas" w:cs="Times New Roman"/>
+          <w:color w:val="CCCCCC"/>
+          <w:sz w:val="21"/>
+          <w:szCs w:val="21"/>
+          <w:lang w:val="en-US" w:eastAsia="zh-CN"/>
+        </w:rPr>
+        <w:t xml:space="preserve">, </w:t>
+      </w:r>
+      <w:r>
+        <w:rPr>
+          <w:rFonts w:ascii="Consolas" w:eastAsia="Times New Roman" w:hAnsi="Consolas" w:cs="Times New Roman"/>
+          <w:color w:val="9CDCFE"/>
+          <w:sz w:val="21"/>
+          <w:szCs w:val="21"/>
+          <w:lang w:val="en-US" w:eastAsia="zh-CN"/>
+        </w:rPr>
+        <w:t>Nt</w:t>
+      </w:r>
+      <w:r>
+        <w:rPr>
+          <w:rFonts w:ascii="Consolas" w:eastAsia="Times New Roman" w:hAnsi="Consolas" w:cs="Times New Roman"/>
+          <w:color w:val="D4D4D4"/>
+          <w:sz w:val="21"/>
+          <w:szCs w:val="21"/>
+          <w:lang w:val="en-US" w:eastAsia="zh-CN"/>
+        </w:rPr>
+        <w:t>+</w:t>
+      </w:r>
+      <w:r>
+        <w:rPr>
+          <w:rFonts w:ascii="Consolas" w:eastAsia="Times New Roman" w:hAnsi="Consolas" w:cs="Times New Roman"/>
+          <w:color w:val="B5CEA8"/>
+          <w:sz w:val="21"/>
+          <w:szCs w:val="21"/>
+          <w:lang w:val="en-US" w:eastAsia="zh-CN"/>
+        </w:rPr>
+        <w:t>1</w:t>
+      </w:r>
+      <w:r>
+        <w:rPr>
+          <w:rFonts w:ascii="Consolas" w:eastAsia="Times New Roman" w:hAnsi="Consolas" w:cs="Times New Roman"/>
+          <w:color w:val="CCCCCC"/>
+          <w:sz w:val="21"/>
+          <w:szCs w:val="21"/>
+          <w:lang w:val="en-US" w:eastAsia="zh-CN"/>
+        </w:rPr>
+        <w:t>))</w:t>
+      </w:r>
+    </w:p>
+    <w:p>
+      <w:pPr>
+        <w:shd w:val="clear" w:color="auto" w:fill="1F1F1F"/>
+        <w:spacing w:after="0" w:line="285" w:lineRule="atLeast"/>
+        <w:rPr>
+          <w:rFonts w:ascii="Consolas" w:eastAsia="Times New Roman" w:hAnsi="Consolas" w:cs="Times New Roman"/>
+          <w:color w:val="CCCCCC"/>
+          <w:sz w:val="21"/>
+          <w:szCs w:val="21"/>
+          <w:lang w:val="en-US" w:eastAsia="zh-CN"/>
+        </w:rPr>
+      </w:pPr>
+      <w:r>
+        <w:rPr>
+          <w:rFonts w:ascii="Consolas" w:eastAsia="Times New Roman" w:hAnsi="Consolas" w:cs="Times New Roman"/>
+          <w:color w:val="CCCCCC"/>
+          <w:sz w:val="21"/>
+          <w:szCs w:val="21"/>
+          <w:lang w:val="en-US" w:eastAsia="zh-CN"/>
+        </w:rPr>
+        <w:t xml:space="preserve">        </w:t>
+      </w:r>
+      <w:r>
+        <w:rPr>
+          <w:rFonts w:ascii="Consolas" w:eastAsia="Times New Roman" w:hAnsi="Consolas" w:cs="Times New Roman"/>
+          <w:color w:val="9CDCFE"/>
+          <w:sz w:val="21"/>
+          <w:szCs w:val="21"/>
+          <w:lang w:val="en-US" w:eastAsia="zh-CN"/>
+        </w:rPr>
+        <w:t>fig</w:t>
+      </w:r>
+      <w:r>
+        <w:rPr>
+          <w:rFonts w:ascii="Consolas" w:eastAsia="Times New Roman" w:hAnsi="Consolas" w:cs="Times New Roman"/>
+          <w:color w:val="CCCCCC"/>
+          <w:sz w:val="21"/>
+          <w:szCs w:val="21"/>
+          <w:lang w:val="en-US" w:eastAsia="zh-CN"/>
+        </w:rPr>
+        <w:t xml:space="preserve"> </w:t>
+      </w:r>
+      <w:r>
+        <w:rPr>
+          <w:rFonts w:ascii="Consolas" w:eastAsia="Times New Roman" w:hAnsi="Consolas" w:cs="Times New Roman"/>
+          <w:color w:val="D4D4D4"/>
+          <w:sz w:val="21"/>
+          <w:szCs w:val="21"/>
+          <w:lang w:val="en-US" w:eastAsia="zh-CN"/>
+        </w:rPr>
+        <w:t>=</w:t>
+      </w:r>
+      <w:r>
+        <w:rPr>
+          <w:rFonts w:ascii="Consolas" w:eastAsia="Times New Roman" w:hAnsi="Consolas" w:cs="Times New Roman"/>
+          <w:color w:val="CCCCCC"/>
+          <w:sz w:val="21"/>
+          <w:szCs w:val="21"/>
+          <w:lang w:val="en-US" w:eastAsia="zh-CN"/>
+        </w:rPr>
+        <w:t xml:space="preserve"> </w:t>
+      </w:r>
+      <w:proofErr w:type="spellStart"/>
+      <w:proofErr w:type="gramStart"/>
+      <w:r>
+        <w:rPr>
+          <w:rFonts w:ascii="Consolas" w:eastAsia="Times New Roman" w:hAnsi="Consolas" w:cs="Times New Roman"/>
+          <w:color w:val="4EC9B0"/>
+          <w:sz w:val="21"/>
+          <w:szCs w:val="21"/>
+          <w:lang w:val="en-US" w:eastAsia="zh-CN"/>
+        </w:rPr>
+        <w:t>plt</w:t>
+      </w:r>
+      <w:r>
+        <w:rPr>
+          <w:rFonts w:ascii="Consolas" w:eastAsia="Times New Roman" w:hAnsi="Consolas" w:cs="Times New Roman"/>
+          <w:color w:val="CCCCCC"/>
+          <w:sz w:val="21"/>
+          <w:szCs w:val="21"/>
+          <w:lang w:val="en-US" w:eastAsia="zh-CN"/>
+        </w:rPr>
+        <w:t>.</w:t>
+      </w:r>
+      <w:r>
+        <w:rPr>
+          <w:rFonts w:ascii="Consolas" w:eastAsia="Times New Roman" w:hAnsi="Consolas" w:cs="Times New Roman"/>
+          <w:color w:val="DCDCAA"/>
+          <w:sz w:val="21"/>
+          <w:szCs w:val="21"/>
+          <w:lang w:val="en-US" w:eastAsia="zh-CN"/>
+        </w:rPr>
+        <w:t>figure</w:t>
+      </w:r>
+      <w:proofErr w:type="spellEnd"/>
+      <w:proofErr w:type="gramEnd"/>
+      <w:r>
+        <w:rPr>
+          <w:rFonts w:ascii="Consolas" w:eastAsia="Times New Roman" w:hAnsi="Consolas" w:cs="Times New Roman"/>
+          <w:color w:val="CCCCCC"/>
+          <w:sz w:val="21"/>
+          <w:szCs w:val="21"/>
+          <w:lang w:val="en-US" w:eastAsia="zh-CN"/>
+        </w:rPr>
+        <w:t>(</w:t>
+      </w:r>
+      <w:proofErr w:type="spellStart"/>
+      <w:r>
+        <w:rPr>
+          <w:rFonts w:ascii="Consolas" w:eastAsia="Times New Roman" w:hAnsi="Consolas" w:cs="Times New Roman"/>
+          <w:color w:val="9CDCFE"/>
+          <w:sz w:val="21"/>
+          <w:szCs w:val="21"/>
+          <w:lang w:val="en-US" w:eastAsia="zh-CN"/>
+        </w:rPr>
+        <w:t>figsize</w:t>
+      </w:r>
+      <w:proofErr w:type="spellEnd"/>
+      <w:r>
+        <w:rPr>
+          <w:rFonts w:ascii="Consolas" w:eastAsia="Times New Roman" w:hAnsi="Consolas" w:cs="Times New Roman"/>
+          <w:color w:val="CCCCCC"/>
+          <w:sz w:val="21"/>
+          <w:szCs w:val="21"/>
+          <w:lang w:val="en-US" w:eastAsia="zh-CN"/>
+        </w:rPr>
+        <w:t xml:space="preserve"> </w:t>
+      </w:r>
+      <w:r>
+        <w:rPr>
+          <w:rFonts w:ascii="Consolas" w:eastAsia="Times New Roman" w:hAnsi="Consolas" w:cs="Times New Roman"/>
+          <w:color w:val="D4D4D4"/>
+          <w:sz w:val="21"/>
+          <w:szCs w:val="21"/>
+          <w:lang w:val="en-US" w:eastAsia="zh-CN"/>
+        </w:rPr>
+        <w:t>=</w:t>
+      </w:r>
+      <w:r>
+        <w:rPr>
+          <w:rFonts w:ascii="Consolas" w:eastAsia="Times New Roman" w:hAnsi="Consolas" w:cs="Times New Roman"/>
+          <w:color w:val="CCCCCC"/>
+          <w:sz w:val="21"/>
+          <w:szCs w:val="21"/>
+          <w:lang w:val="en-US" w:eastAsia="zh-CN"/>
+        </w:rPr>
+        <w:t xml:space="preserve"> (</w:t>
+      </w:r>
+      <w:r>
+        <w:rPr>
+          <w:rFonts w:ascii="Consolas" w:eastAsia="Times New Roman" w:hAnsi="Consolas" w:cs="Times New Roman"/>
+          <w:color w:val="B5CEA8"/>
+          <w:sz w:val="21"/>
+          <w:szCs w:val="21"/>
+          <w:lang w:val="en-US" w:eastAsia="zh-CN"/>
+        </w:rPr>
+        <w:t>10</w:t>
+      </w:r>
+      <w:r>
+        <w:rPr>
+          <w:rFonts w:ascii="Consolas" w:eastAsia="Times New Roman" w:hAnsi="Consolas" w:cs="Times New Roman"/>
+          <w:color w:val="CCCCCC"/>
+          <w:sz w:val="21"/>
+          <w:szCs w:val="21"/>
+          <w:lang w:val="en-US" w:eastAsia="zh-CN"/>
+        </w:rPr>
+        <w:t xml:space="preserve">, </w:t>
+      </w:r>
+      <w:r>
+        <w:rPr>
+          <w:rFonts w:ascii="Consolas" w:eastAsia="Times New Roman" w:hAnsi="Consolas" w:cs="Times New Roman"/>
+          <w:color w:val="B5CEA8"/>
+          <w:sz w:val="21"/>
+          <w:szCs w:val="21"/>
+          <w:lang w:val="en-US" w:eastAsia="zh-CN"/>
+        </w:rPr>
+        <w:t>8</w:t>
+      </w:r>
+      <w:r>
+        <w:rPr>
+          <w:rFonts w:ascii="Consolas" w:eastAsia="Times New Roman" w:hAnsi="Consolas" w:cs="Times New Roman"/>
+          <w:color w:val="CCCCCC"/>
+          <w:sz w:val="21"/>
+          <w:szCs w:val="21"/>
+          <w:lang w:val="en-US" w:eastAsia="zh-CN"/>
+        </w:rPr>
+        <w:t>))</w:t>
+      </w:r>
+    </w:p>
+    <w:p>
+      <w:pPr>
+        <w:shd w:val="clear" w:color="auto" w:fill="1F1F1F"/>
+        <w:spacing w:after="0" w:line="285" w:lineRule="atLeast"/>
+        <w:rPr>
+          <w:rFonts w:ascii="Consolas" w:eastAsia="Times New Roman" w:hAnsi="Consolas" w:cs="Times New Roman"/>
+          <w:color w:val="CCCCCC"/>
+          <w:sz w:val="21"/>
+          <w:szCs w:val="21"/>
+          <w:lang w:val="en-US" w:eastAsia="zh-CN"/>
+        </w:rPr>
+      </w:pPr>
+      <w:r>
+        <w:rPr>
+          <w:rFonts w:ascii="Consolas" w:eastAsia="Times New Roman" w:hAnsi="Consolas" w:cs="Times New Roman"/>
+          <w:color w:val="CCCCCC"/>
+          <w:sz w:val="21"/>
+          <w:szCs w:val="21"/>
+          <w:lang w:val="en-US" w:eastAsia="zh-CN"/>
+        </w:rPr>
+        <w:t xml:space="preserve">        </w:t>
+      </w:r>
+      <w:r>
+        <w:rPr>
+          <w:rFonts w:ascii="Consolas" w:eastAsia="Times New Roman" w:hAnsi="Consolas" w:cs="Times New Roman"/>
+          <w:color w:val="9CDCFE"/>
+          <w:sz w:val="21"/>
+          <w:szCs w:val="21"/>
+          <w:lang w:val="en-US" w:eastAsia="zh-CN"/>
+        </w:rPr>
+        <w:t>ax</w:t>
+      </w:r>
+      <w:r>
+        <w:rPr>
+          <w:rFonts w:ascii="Consolas" w:eastAsia="Times New Roman" w:hAnsi="Consolas" w:cs="Times New Roman"/>
+          <w:color w:val="CCCCCC"/>
+          <w:sz w:val="21"/>
+          <w:szCs w:val="21"/>
+          <w:lang w:val="en-US" w:eastAsia="zh-CN"/>
+        </w:rPr>
+        <w:t xml:space="preserve"> </w:t>
+      </w:r>
+      <w:r>
+        <w:rPr>
+          <w:rFonts w:ascii="Consolas" w:eastAsia="Times New Roman" w:hAnsi="Consolas" w:cs="Times New Roman"/>
+          <w:color w:val="D4D4D4"/>
+          <w:sz w:val="21"/>
+          <w:szCs w:val="21"/>
+          <w:lang w:val="en-US" w:eastAsia="zh-CN"/>
+        </w:rPr>
+        <w:t>=</w:t>
+      </w:r>
+      <w:r>
+        <w:rPr>
+          <w:rFonts w:ascii="Consolas" w:eastAsia="Times New Roman" w:hAnsi="Consolas" w:cs="Times New Roman"/>
+          <w:color w:val="CCCCCC"/>
+          <w:sz w:val="21"/>
+          <w:szCs w:val="21"/>
+          <w:lang w:val="en-US" w:eastAsia="zh-CN"/>
+        </w:rPr>
+        <w:t xml:space="preserve"> </w:t>
+      </w:r>
+      <w:proofErr w:type="spellStart"/>
+      <w:r>
+        <w:rPr>
+          <w:rFonts w:ascii="Consolas" w:eastAsia="Times New Roman" w:hAnsi="Consolas" w:cs="Times New Roman"/>
+          <w:color w:val="9CDCFE"/>
+          <w:sz w:val="21"/>
+          <w:szCs w:val="21"/>
+          <w:lang w:val="en-US" w:eastAsia="zh-CN"/>
+        </w:rPr>
+        <w:t>fig</w:t>
+      </w:r>
+      <w:r>
+        <w:rPr>
+          <w:rFonts w:ascii="Consolas" w:eastAsia="Times New Roman" w:hAnsi="Consolas" w:cs="Times New Roman"/>
+          <w:color w:val="CCCCCC"/>
+          <w:sz w:val="21"/>
+          <w:szCs w:val="21"/>
+          <w:lang w:val="en-US" w:eastAsia="zh-CN"/>
+        </w:rPr>
+        <w:t>.</w:t>
+      </w:r>
+      <w:r>
+        <w:rPr>
+          <w:rFonts w:ascii="Consolas" w:eastAsia="Times New Roman" w:hAnsi="Consolas" w:cs="Times New Roman"/>
+          <w:color w:val="DCDCAA"/>
+          <w:sz w:val="21"/>
+          <w:szCs w:val="21"/>
+          <w:lang w:val="en-US" w:eastAsia="zh-CN"/>
+        </w:rPr>
+        <w:t>add_</w:t>
+      </w:r>
+      <w:proofErr w:type="gramStart"/>
+      <w:r>
+        <w:rPr>
+          <w:rFonts w:ascii="Consolas" w:eastAsia="Times New Roman" w:hAnsi="Consolas" w:cs="Times New Roman"/>
+          <w:color w:val="DCDCAA"/>
+          <w:sz w:val="21"/>
+          <w:szCs w:val="21"/>
+          <w:lang w:val="en-US" w:eastAsia="zh-CN"/>
+        </w:rPr>
+        <w:t>subplot</w:t>
+      </w:r>
+      <w:proofErr w:type="spellEnd"/>
+      <w:r>
+        <w:rPr>
+          <w:rFonts w:ascii="Consolas" w:eastAsia="Times New Roman" w:hAnsi="Consolas" w:cs="Times New Roman"/>
+          <w:color w:val="CCCCCC"/>
+          <w:sz w:val="21"/>
+          <w:szCs w:val="21"/>
+          <w:lang w:val="en-US" w:eastAsia="zh-CN"/>
+        </w:rPr>
+        <w:t>(</w:t>
+      </w:r>
+      <w:proofErr w:type="gramEnd"/>
+      <w:r>
+        <w:rPr>
+          <w:rFonts w:ascii="Consolas" w:eastAsia="Times New Roman" w:hAnsi="Consolas" w:cs="Times New Roman"/>
+          <w:color w:val="B5CEA8"/>
+          <w:sz w:val="21"/>
+          <w:szCs w:val="21"/>
+          <w:lang w:val="en-US" w:eastAsia="zh-CN"/>
+        </w:rPr>
+        <w:t>111</w:t>
+      </w:r>
+      <w:r>
+        <w:rPr>
+          <w:rFonts w:ascii="Consolas" w:eastAsia="Times New Roman" w:hAnsi="Consolas" w:cs="Times New Roman"/>
+          <w:color w:val="CCCCCC"/>
+          <w:sz w:val="21"/>
+          <w:szCs w:val="21"/>
+          <w:lang w:val="en-US" w:eastAsia="zh-CN"/>
+        </w:rPr>
+        <w:t xml:space="preserve">, </w:t>
+      </w:r>
+      <w:r>
+        <w:rPr>
+          <w:rFonts w:ascii="Consolas" w:eastAsia="Times New Roman" w:hAnsi="Consolas" w:cs="Times New Roman"/>
+          <w:color w:val="9CDCFE"/>
+          <w:sz w:val="21"/>
+          <w:szCs w:val="21"/>
+          <w:lang w:val="en-US" w:eastAsia="zh-CN"/>
+        </w:rPr>
+        <w:t>projection</w:t>
+      </w:r>
+      <w:r>
+        <w:rPr>
+          <w:rFonts w:ascii="Consolas" w:eastAsia="Times New Roman" w:hAnsi="Consolas" w:cs="Times New Roman"/>
+          <w:color w:val="CCCCCC"/>
+          <w:sz w:val="21"/>
+          <w:szCs w:val="21"/>
+          <w:lang w:val="en-US" w:eastAsia="zh-CN"/>
+        </w:rPr>
+        <w:t xml:space="preserve"> </w:t>
+      </w:r>
+      <w:r>
+        <w:rPr>
+          <w:rFonts w:ascii="Consolas" w:eastAsia="Times New Roman" w:hAnsi="Consolas" w:cs="Times New Roman"/>
+          <w:color w:val="D4D4D4"/>
+          <w:sz w:val="21"/>
+          <w:szCs w:val="21"/>
+          <w:lang w:val="en-US" w:eastAsia="zh-CN"/>
+        </w:rPr>
+        <w:t>=</w:t>
+      </w:r>
+      <w:r>
+        <w:rPr>
+          <w:rFonts w:ascii="Consolas" w:eastAsia="Times New Roman" w:hAnsi="Consolas" w:cs="Times New Roman"/>
+          <w:color w:val="CCCCCC"/>
+          <w:sz w:val="21"/>
+          <w:szCs w:val="21"/>
+          <w:lang w:val="en-US" w:eastAsia="zh-CN"/>
+        </w:rPr>
+        <w:t xml:space="preserve"> </w:t>
+      </w:r>
+      <w:r>
+        <w:rPr>
+          <w:rFonts w:ascii="Consolas" w:eastAsia="Times New Roman" w:hAnsi="Consolas" w:cs="Times New Roman"/>
+          <w:color w:val="CE9178"/>
+          <w:sz w:val="21"/>
+          <w:szCs w:val="21"/>
+          <w:lang w:val="en-US" w:eastAsia="zh-CN"/>
+        </w:rPr>
+        <w:t>'3d'</w:t>
+      </w:r>
+      <w:r>
+        <w:rPr>
+          <w:rFonts w:ascii="Consolas" w:eastAsia="Times New Roman" w:hAnsi="Consolas" w:cs="Times New Roman"/>
+          <w:color w:val="CCCCCC"/>
+          <w:sz w:val="21"/>
+          <w:szCs w:val="21"/>
+          <w:lang w:val="en-US" w:eastAsia="zh-CN"/>
+        </w:rPr>
+        <w:t>)</w:t>
+      </w:r>
+    </w:p>
+    <w:p>
+      <w:pPr>
+        <w:shd w:val="clear" w:color="auto" w:fill="1F1F1F"/>
+        <w:spacing w:after="0" w:line="285" w:lineRule="atLeast"/>
+        <w:rPr>
+          <w:rFonts w:ascii="Consolas" w:eastAsia="Times New Roman" w:hAnsi="Consolas" w:cs="Times New Roman"/>
+          <w:color w:val="CCCCCC"/>
+          <w:sz w:val="21"/>
+          <w:szCs w:val="21"/>
+          <w:lang w:val="en-US" w:eastAsia="zh-CN"/>
+        </w:rPr>
+      </w:pPr>
+      <w:r>
+        <w:rPr>
+          <w:rFonts w:ascii="Consolas" w:eastAsia="Times New Roman" w:hAnsi="Consolas" w:cs="Times New Roman"/>
+          <w:color w:val="CCCCCC"/>
+          <w:sz w:val="21"/>
+          <w:szCs w:val="21"/>
+          <w:lang w:val="en-US" w:eastAsia="zh-CN"/>
+        </w:rPr>
+        <w:t xml:space="preserve">        </w:t>
+      </w:r>
+      <w:proofErr w:type="spellStart"/>
+      <w:proofErr w:type="gramStart"/>
+      <w:r>
+        <w:rPr>
+          <w:rFonts w:ascii="Consolas" w:eastAsia="Times New Roman" w:hAnsi="Consolas" w:cs="Times New Roman"/>
+          <w:color w:val="9CDCFE"/>
+          <w:sz w:val="21"/>
+          <w:szCs w:val="21"/>
+          <w:lang w:val="en-US" w:eastAsia="zh-CN"/>
+        </w:rPr>
+        <w:t>ax</w:t>
+      </w:r>
+      <w:r>
+        <w:rPr>
+          <w:rFonts w:ascii="Consolas" w:eastAsia="Times New Roman" w:hAnsi="Consolas" w:cs="Times New Roman"/>
+          <w:color w:val="CCCCCC"/>
+          <w:sz w:val="21"/>
+          <w:szCs w:val="21"/>
+          <w:lang w:val="en-US" w:eastAsia="zh-CN"/>
+        </w:rPr>
+        <w:t>.plot</w:t>
+      </w:r>
+      <w:proofErr w:type="gramEnd"/>
+      <w:r>
+        <w:rPr>
+          <w:rFonts w:ascii="Consolas" w:eastAsia="Times New Roman" w:hAnsi="Consolas" w:cs="Times New Roman"/>
+          <w:color w:val="CCCCCC"/>
+          <w:sz w:val="21"/>
+          <w:szCs w:val="21"/>
+          <w:lang w:val="en-US" w:eastAsia="zh-CN"/>
+        </w:rPr>
+        <w:t>_surface</w:t>
+      </w:r>
+      <w:proofErr w:type="spellEnd"/>
+      <w:r>
+        <w:rPr>
+          <w:rFonts w:ascii="Consolas" w:eastAsia="Times New Roman" w:hAnsi="Consolas" w:cs="Times New Roman"/>
+          <w:color w:val="CCCCCC"/>
+          <w:sz w:val="21"/>
+          <w:szCs w:val="21"/>
+          <w:lang w:val="en-US" w:eastAsia="zh-CN"/>
+        </w:rPr>
+        <w:t>(</w:t>
+      </w:r>
+      <w:r>
+        <w:rPr>
+          <w:rFonts w:ascii="Consolas" w:eastAsia="Times New Roman" w:hAnsi="Consolas" w:cs="Times New Roman"/>
+          <w:color w:val="4FC1FF"/>
+          <w:sz w:val="21"/>
+          <w:szCs w:val="21"/>
+          <w:lang w:val="en-US" w:eastAsia="zh-CN"/>
+        </w:rPr>
+        <w:t>X</w:t>
+      </w:r>
+      <w:r>
+        <w:rPr>
+          <w:rFonts w:ascii="Consolas" w:eastAsia="Times New Roman" w:hAnsi="Consolas" w:cs="Times New Roman"/>
+          <w:color w:val="CCCCCC"/>
+          <w:sz w:val="21"/>
+          <w:szCs w:val="21"/>
+          <w:lang w:val="en-US" w:eastAsia="zh-CN"/>
+        </w:rPr>
+        <w:t xml:space="preserve">, </w:t>
+      </w:r>
+      <w:r>
+        <w:rPr>
+          <w:rFonts w:ascii="Consolas" w:eastAsia="Times New Roman" w:hAnsi="Consolas" w:cs="Times New Roman"/>
+          <w:color w:val="4FC1FF"/>
+          <w:sz w:val="21"/>
+          <w:szCs w:val="21"/>
+          <w:lang w:val="en-US" w:eastAsia="zh-CN"/>
+        </w:rPr>
+        <w:t>T</w:t>
+      </w:r>
+      <w:r>
+        <w:rPr>
+          <w:rFonts w:ascii="Consolas" w:eastAsia="Times New Roman" w:hAnsi="Consolas" w:cs="Times New Roman"/>
+          <w:color w:val="CCCCCC"/>
+          <w:sz w:val="21"/>
+          <w:szCs w:val="21"/>
+          <w:lang w:val="en-US" w:eastAsia="zh-CN"/>
+        </w:rPr>
+        <w:t xml:space="preserve">, </w:t>
+      </w:r>
+      <w:proofErr w:type="spellStart"/>
+      <w:r>
+        <w:rPr>
+          <w:rFonts w:ascii="Consolas" w:eastAsia="Times New Roman" w:hAnsi="Consolas" w:cs="Times New Roman"/>
+          <w:color w:val="9CDCFE"/>
+          <w:sz w:val="21"/>
+          <w:szCs w:val="21"/>
+          <w:lang w:val="en-US" w:eastAsia="zh-CN"/>
+        </w:rPr>
+        <w:t>U_sol</w:t>
+      </w:r>
+      <w:proofErr w:type="spellEnd"/>
+      <w:r>
+        <w:rPr>
+          <w:rFonts w:ascii="Consolas" w:eastAsia="Times New Roman" w:hAnsi="Consolas" w:cs="Times New Roman"/>
+          <w:color w:val="CCCCCC"/>
+          <w:sz w:val="21"/>
+          <w:szCs w:val="21"/>
+          <w:lang w:val="en-US" w:eastAsia="zh-CN"/>
+        </w:rPr>
+        <w:t xml:space="preserve">, </w:t>
+      </w:r>
+      <w:proofErr w:type="spellStart"/>
+      <w:r>
+        <w:rPr>
+          <w:rFonts w:ascii="Consolas" w:eastAsia="Times New Roman" w:hAnsi="Consolas" w:cs="Times New Roman"/>
+          <w:color w:val="9CDCFE"/>
+          <w:sz w:val="21"/>
+          <w:szCs w:val="21"/>
+          <w:lang w:val="en-US" w:eastAsia="zh-CN"/>
+        </w:rPr>
+        <w:t>cmap</w:t>
+      </w:r>
+      <w:proofErr w:type="spellEnd"/>
+      <w:r>
+        <w:rPr>
+          <w:rFonts w:ascii="Consolas" w:eastAsia="Times New Roman" w:hAnsi="Consolas" w:cs="Times New Roman"/>
+          <w:color w:val="CCCCCC"/>
+          <w:sz w:val="21"/>
+          <w:szCs w:val="21"/>
+          <w:lang w:val="en-US" w:eastAsia="zh-CN"/>
+        </w:rPr>
+        <w:t xml:space="preserve"> </w:t>
+      </w:r>
+      <w:r>
+        <w:rPr>
+          <w:rFonts w:ascii="Consolas" w:eastAsia="Times New Roman" w:hAnsi="Consolas" w:cs="Times New Roman"/>
+          <w:color w:val="D4D4D4"/>
+          <w:sz w:val="21"/>
+          <w:szCs w:val="21"/>
+          <w:lang w:val="en-US" w:eastAsia="zh-CN"/>
+        </w:rPr>
+        <w:t>=</w:t>
+      </w:r>
+      <w:r>
+        <w:rPr>
+          <w:rFonts w:ascii="Consolas" w:eastAsia="Times New Roman" w:hAnsi="Consolas" w:cs="Times New Roman"/>
+          <w:color w:val="CCCCCC"/>
+          <w:sz w:val="21"/>
+          <w:szCs w:val="21"/>
+          <w:lang w:val="en-US" w:eastAsia="zh-CN"/>
+        </w:rPr>
+        <w:t xml:space="preserve"> </w:t>
+      </w:r>
+      <w:r>
+        <w:rPr>
+          <w:rFonts w:ascii="Consolas" w:eastAsia="Times New Roman" w:hAnsi="Consolas" w:cs="Times New Roman"/>
+          <w:color w:val="CE9178"/>
+          <w:sz w:val="21"/>
+          <w:szCs w:val="21"/>
+          <w:lang w:val="en-US" w:eastAsia="zh-CN"/>
+        </w:rPr>
+        <w:t>'</w:t>
+      </w:r>
+      <w:proofErr w:type="spellStart"/>
+      <w:r>
+        <w:rPr>
+          <w:rFonts w:ascii="Consolas" w:eastAsia="Times New Roman" w:hAnsi="Consolas" w:cs="Times New Roman"/>
+          <w:color w:val="CE9178"/>
+          <w:sz w:val="21"/>
+          <w:szCs w:val="21"/>
+          <w:lang w:val="en-US" w:eastAsia="zh-CN"/>
+        </w:rPr>
+        <w:t>viridis</w:t>
+      </w:r>
+      <w:proofErr w:type="spellEnd"/>
+      <w:r>
+        <w:rPr>
+          <w:rFonts w:ascii="Consolas" w:eastAsia="Times New Roman" w:hAnsi="Consolas" w:cs="Times New Roman"/>
+          <w:color w:val="CE9178"/>
+          <w:sz w:val="21"/>
+          <w:szCs w:val="21"/>
+          <w:lang w:val="en-US" w:eastAsia="zh-CN"/>
+        </w:rPr>
+        <w:t>'</w:t>
+      </w:r>
+      <w:r>
+        <w:rPr>
+          <w:rFonts w:ascii="Consolas" w:eastAsia="Times New Roman" w:hAnsi="Consolas" w:cs="Times New Roman"/>
+          <w:color w:val="CCCCCC"/>
+          <w:sz w:val="21"/>
+          <w:szCs w:val="21"/>
+          <w:lang w:val="en-US" w:eastAsia="zh-CN"/>
+        </w:rPr>
+        <w:t xml:space="preserve">, </w:t>
+      </w:r>
+      <w:proofErr w:type="spellStart"/>
+      <w:r>
+        <w:rPr>
+          <w:rFonts w:ascii="Consolas" w:eastAsia="Times New Roman" w:hAnsi="Consolas" w:cs="Times New Roman"/>
+          <w:color w:val="9CDCFE"/>
+          <w:sz w:val="21"/>
+          <w:szCs w:val="21"/>
+          <w:lang w:val="en-US" w:eastAsia="zh-CN"/>
+        </w:rPr>
+        <w:t>edgecolor</w:t>
+      </w:r>
+      <w:proofErr w:type="spellEnd"/>
+      <w:r>
+        <w:rPr>
+          <w:rFonts w:ascii="Consolas" w:eastAsia="Times New Roman" w:hAnsi="Consolas" w:cs="Times New Roman"/>
+          <w:color w:val="CCCCCC"/>
+          <w:sz w:val="21"/>
+          <w:szCs w:val="21"/>
+          <w:lang w:val="en-US" w:eastAsia="zh-CN"/>
+        </w:rPr>
+        <w:t xml:space="preserve"> </w:t>
+      </w:r>
+      <w:r>
+        <w:rPr>
+          <w:rFonts w:ascii="Consolas" w:eastAsia="Times New Roman" w:hAnsi="Consolas" w:cs="Times New Roman"/>
+          <w:color w:val="D4D4D4"/>
+          <w:sz w:val="21"/>
+          <w:szCs w:val="21"/>
+          <w:lang w:val="en-US" w:eastAsia="zh-CN"/>
+        </w:rPr>
+        <w:t>=</w:t>
+      </w:r>
+      <w:r>
+        <w:rPr>
+          <w:rFonts w:ascii="Consolas" w:eastAsia="Times New Roman" w:hAnsi="Consolas" w:cs="Times New Roman"/>
+          <w:color w:val="CCCCCC"/>
+          <w:sz w:val="21"/>
+          <w:szCs w:val="21"/>
+          <w:lang w:val="en-US" w:eastAsia="zh-CN"/>
+        </w:rPr>
+        <w:t xml:space="preserve"> </w:t>
+      </w:r>
+      <w:r>
+        <w:rPr>
+          <w:rFonts w:ascii="Consolas" w:eastAsia="Times New Roman" w:hAnsi="Consolas" w:cs="Times New Roman"/>
+          <w:color w:val="CE9178"/>
+          <w:sz w:val="21"/>
+          <w:szCs w:val="21"/>
+          <w:lang w:val="en-US" w:eastAsia="zh-CN"/>
+        </w:rPr>
+        <w:t>'none'</w:t>
+      </w:r>
+      <w:r>
+        <w:rPr>
+          <w:rFonts w:ascii="Consolas" w:eastAsia="Times New Roman" w:hAnsi="Consolas" w:cs="Times New Roman"/>
+          <w:color w:val="CCCCCC"/>
+          <w:sz w:val="21"/>
+          <w:szCs w:val="21"/>
+          <w:lang w:val="en-US" w:eastAsia="zh-CN"/>
+        </w:rPr>
+        <w:t>)</w:t>
+      </w:r>
+    </w:p>
+    <w:p>
+      <w:pPr>
+        <w:shd w:val="clear" w:color="auto" w:fill="1F1F1F"/>
+        <w:spacing w:after="0" w:line="285" w:lineRule="atLeast"/>
+        <w:rPr>
+          <w:rFonts w:ascii="Consolas" w:eastAsia="Times New Roman" w:hAnsi="Consolas" w:cs="Times New Roman"/>
+          <w:color w:val="CCCCCC"/>
+          <w:sz w:val="21"/>
+          <w:szCs w:val="21"/>
+          <w:lang w:val="en-US" w:eastAsia="zh-CN"/>
+        </w:rPr>
+      </w:pPr>
+      <w:r>
+        <w:rPr>
+          <w:rFonts w:ascii="Consolas" w:eastAsia="Times New Roman" w:hAnsi="Consolas" w:cs="Times New Roman"/>
+          <w:color w:val="CCCCCC"/>
+          <w:sz w:val="21"/>
+          <w:szCs w:val="21"/>
+          <w:lang w:val="en-US" w:eastAsia="zh-CN"/>
+        </w:rPr>
+        <w:t xml:space="preserve">        </w:t>
+      </w:r>
+      <w:proofErr w:type="spellStart"/>
+      <w:r>
+        <w:rPr>
+          <w:rFonts w:ascii="Consolas" w:eastAsia="Times New Roman" w:hAnsi="Consolas" w:cs="Times New Roman"/>
+          <w:color w:val="9CDCFE"/>
+          <w:sz w:val="21"/>
+          <w:szCs w:val="21"/>
+          <w:lang w:val="en-US" w:eastAsia="zh-CN"/>
+        </w:rPr>
+        <w:t>ax</w:t>
+      </w:r>
+      <w:r>
+        <w:rPr>
+          <w:rFonts w:ascii="Consolas" w:eastAsia="Times New Roman" w:hAnsi="Consolas" w:cs="Times New Roman"/>
+          <w:color w:val="CCCCCC"/>
+          <w:sz w:val="21"/>
+          <w:szCs w:val="21"/>
+          <w:lang w:val="en-US" w:eastAsia="zh-CN"/>
+        </w:rPr>
+        <w:t>.</w:t>
+      </w:r>
+      <w:r>
+        <w:rPr>
+          <w:rFonts w:ascii="Consolas" w:eastAsia="Times New Roman" w:hAnsi="Consolas" w:cs="Times New Roman"/>
+          <w:color w:val="DCDCAA"/>
+          <w:sz w:val="21"/>
+          <w:szCs w:val="21"/>
+          <w:lang w:val="en-US" w:eastAsia="zh-CN"/>
+        </w:rPr>
+        <w:t>set_xlabel</w:t>
+      </w:r>
+      <w:proofErr w:type="spellEnd"/>
+      <w:r>
+        <w:rPr>
+          <w:rFonts w:ascii="Consolas" w:eastAsia="Times New Roman" w:hAnsi="Consolas" w:cs="Times New Roman"/>
+          <w:color w:val="CCCCCC"/>
+          <w:sz w:val="21"/>
+          <w:szCs w:val="21"/>
+          <w:lang w:val="en-US" w:eastAsia="zh-CN"/>
+        </w:rPr>
+        <w:t>(</w:t>
+      </w:r>
+      <w:r>
+        <w:rPr>
+          <w:rFonts w:ascii="Consolas" w:eastAsia="Times New Roman" w:hAnsi="Consolas" w:cs="Times New Roman"/>
+          <w:color w:val="CE9178"/>
+          <w:sz w:val="21"/>
+          <w:szCs w:val="21"/>
+          <w:lang w:val="en-US" w:eastAsia="zh-CN"/>
+        </w:rPr>
+        <w:t>'x'</w:t>
+      </w:r>
+      <w:r>
+        <w:rPr>
+          <w:rFonts w:ascii="Consolas" w:eastAsia="Times New Roman" w:hAnsi="Consolas" w:cs="Times New Roman"/>
+          <w:color w:val="CCCCCC"/>
+          <w:sz w:val="21"/>
+          <w:szCs w:val="21"/>
+          <w:lang w:val="en-US" w:eastAsia="zh-CN"/>
+        </w:rPr>
+        <w:t>)</w:t>
+      </w:r>
+    </w:p>
+    <w:p>
+      <w:pPr>
+        <w:shd w:val="clear" w:color="auto" w:fill="1F1F1F"/>
+        <w:spacing w:after="0" w:line="285" w:lineRule="atLeast"/>
+        <w:rPr>
+          <w:rFonts w:ascii="Consolas" w:eastAsia="Times New Roman" w:hAnsi="Consolas" w:cs="Times New Roman"/>
+          <w:color w:val="CCCCCC"/>
+          <w:sz w:val="21"/>
+          <w:szCs w:val="21"/>
+          <w:lang w:val="en-US" w:eastAsia="zh-CN"/>
+        </w:rPr>
+      </w:pPr>
+      <w:r>
+        <w:rPr>
+          <w:rFonts w:ascii="Consolas" w:eastAsia="Times New Roman" w:hAnsi="Consolas" w:cs="Times New Roman"/>
+          <w:color w:val="CCCCCC"/>
+          <w:sz w:val="21"/>
+          <w:szCs w:val="21"/>
+          <w:lang w:val="en-US" w:eastAsia="zh-CN"/>
+        </w:rPr>
+        <w:t xml:space="preserve">        </w:t>
+      </w:r>
+      <w:proofErr w:type="spellStart"/>
+      <w:r>
+        <w:rPr>
+          <w:rFonts w:ascii="Consolas" w:eastAsia="Times New Roman" w:hAnsi="Consolas" w:cs="Times New Roman"/>
+          <w:color w:val="9CDCFE"/>
+          <w:sz w:val="21"/>
+          <w:szCs w:val="21"/>
+          <w:lang w:val="en-US" w:eastAsia="zh-CN"/>
+        </w:rPr>
+        <w:t>ax</w:t>
+      </w:r>
+      <w:r>
+        <w:rPr>
+          <w:rFonts w:ascii="Consolas" w:eastAsia="Times New Roman" w:hAnsi="Consolas" w:cs="Times New Roman"/>
+          <w:color w:val="CCCCCC"/>
+          <w:sz w:val="21"/>
+          <w:szCs w:val="21"/>
+          <w:lang w:val="en-US" w:eastAsia="zh-CN"/>
+        </w:rPr>
+        <w:t>.</w:t>
+      </w:r>
+      <w:r>
+        <w:rPr>
+          <w:rFonts w:ascii="Consolas" w:eastAsia="Times New Roman" w:hAnsi="Consolas" w:cs="Times New Roman"/>
+          <w:color w:val="DCDCAA"/>
+          <w:sz w:val="21"/>
+          <w:szCs w:val="21"/>
+          <w:lang w:val="en-US" w:eastAsia="zh-CN"/>
+        </w:rPr>
+        <w:t>set_ylabel</w:t>
+      </w:r>
+      <w:proofErr w:type="spellEnd"/>
+      <w:r>
+        <w:rPr>
+          <w:rFonts w:ascii="Consolas" w:eastAsia="Times New Roman" w:hAnsi="Consolas" w:cs="Times New Roman"/>
+          <w:color w:val="CCCCCC"/>
+          <w:sz w:val="21"/>
+          <w:szCs w:val="21"/>
+          <w:lang w:val="en-US" w:eastAsia="zh-CN"/>
+        </w:rPr>
+        <w:t>(</w:t>
+      </w:r>
+      <w:r>
+        <w:rPr>
+          <w:rFonts w:ascii="Consolas" w:eastAsia="Times New Roman" w:hAnsi="Consolas" w:cs="Times New Roman"/>
+          <w:color w:val="CE9178"/>
+          <w:sz w:val="21"/>
+          <w:szCs w:val="21"/>
+          <w:lang w:val="en-US" w:eastAsia="zh-CN"/>
+        </w:rPr>
+        <w:t>'t'</w:t>
+      </w:r>
+      <w:r>
+        <w:rPr>
+          <w:rFonts w:ascii="Consolas" w:eastAsia="Times New Roman" w:hAnsi="Consolas" w:cs="Times New Roman"/>
+          <w:color w:val="CCCCCC"/>
+          <w:sz w:val="21"/>
+          <w:szCs w:val="21"/>
+          <w:lang w:val="en-US" w:eastAsia="zh-CN"/>
+        </w:rPr>
+        <w:t>)</w:t>
+      </w:r>
+    </w:p>
+    <w:p>
+      <w:pPr>
+        <w:shd w:val="clear" w:color="auto" w:fill="1F1F1F"/>
+        <w:spacing w:after="0" w:line="285" w:lineRule="atLeast"/>
+        <w:rPr>
+          <w:rFonts w:ascii="Consolas" w:eastAsia="Times New Roman" w:hAnsi="Consolas" w:cs="Times New Roman"/>
+          <w:color w:val="CCCCCC"/>
+          <w:sz w:val="21"/>
+          <w:szCs w:val="21"/>
+          <w:lang w:val="en-US" w:eastAsia="zh-CN"/>
+        </w:rPr>
+      </w:pPr>
+      <w:r>
+        <w:rPr>
+          <w:rFonts w:ascii="Consolas" w:eastAsia="Times New Roman" w:hAnsi="Consolas" w:cs="Times New Roman"/>
+          <w:color w:val="CCCCCC"/>
+          <w:sz w:val="21"/>
+          <w:szCs w:val="21"/>
+          <w:lang w:val="en-US" w:eastAsia="zh-CN"/>
+        </w:rPr>
+        <w:t xml:space="preserve">        </w:t>
+      </w:r>
+      <w:proofErr w:type="spellStart"/>
+      <w:r>
+        <w:rPr>
+          <w:rFonts w:ascii="Consolas" w:eastAsia="Times New Roman" w:hAnsi="Consolas" w:cs="Times New Roman"/>
+          <w:color w:val="9CDCFE"/>
+          <w:sz w:val="21"/>
+          <w:szCs w:val="21"/>
+          <w:lang w:val="en-US" w:eastAsia="zh-CN"/>
+        </w:rPr>
+        <w:t>ax</w:t>
+      </w:r>
+      <w:r>
+        <w:rPr>
+          <w:rFonts w:ascii="Consolas" w:eastAsia="Times New Roman" w:hAnsi="Consolas" w:cs="Times New Roman"/>
+          <w:color w:val="CCCCCC"/>
+          <w:sz w:val="21"/>
+          <w:szCs w:val="21"/>
+          <w:lang w:val="en-US" w:eastAsia="zh-CN"/>
+        </w:rPr>
+        <w:t>.set_zlabel</w:t>
+      </w:r>
+      <w:proofErr w:type="spellEnd"/>
+      <w:r>
+        <w:rPr>
+          <w:rFonts w:ascii="Consolas" w:eastAsia="Times New Roman" w:hAnsi="Consolas" w:cs="Times New Roman"/>
+          <w:color w:val="CCCCCC"/>
+          <w:sz w:val="21"/>
+          <w:szCs w:val="21"/>
+          <w:lang w:val="en-US" w:eastAsia="zh-CN"/>
+        </w:rPr>
+        <w:t>(</w:t>
+      </w:r>
+      <w:r>
+        <w:rPr>
+          <w:rFonts w:ascii="Consolas" w:eastAsia="Times New Roman" w:hAnsi="Consolas" w:cs="Times New Roman"/>
+          <w:color w:val="CE9178"/>
+          <w:sz w:val="21"/>
+          <w:szCs w:val="21"/>
+          <w:lang w:val="en-US" w:eastAsia="zh-CN"/>
+        </w:rPr>
+        <w:t>'U'</w:t>
+      </w:r>
+      <w:r>
+        <w:rPr>
+          <w:rFonts w:ascii="Consolas" w:eastAsia="Times New Roman" w:hAnsi="Consolas" w:cs="Times New Roman"/>
+          <w:color w:val="CCCCCC"/>
+          <w:sz w:val="21"/>
+          <w:szCs w:val="21"/>
+          <w:lang w:val="en-US" w:eastAsia="zh-CN"/>
+        </w:rPr>
+        <w:t>)</w:t>
+      </w:r>
+    </w:p>
+    <w:p>
+      <w:pPr>
+        <w:shd w:val="clear" w:color="auto" w:fill="1F1F1F"/>
+        <w:spacing w:after="0" w:line="285" w:lineRule="atLeast"/>
+        <w:rPr>
+          <w:rFonts w:ascii="Consolas" w:eastAsia="Times New Roman" w:hAnsi="Consolas" w:cs="Times New Roman"/>
+          <w:color w:val="CCCCCC"/>
+          <w:sz w:val="21"/>
+          <w:szCs w:val="21"/>
+          <w:lang w:val="en-US" w:eastAsia="zh-CN"/>
+        </w:rPr>
+      </w:pPr>
+      <w:r>
+        <w:rPr>
+          <w:rFonts w:ascii="Consolas" w:eastAsia="Times New Roman" w:hAnsi="Consolas" w:cs="Times New Roman"/>
+          <w:color w:val="CCCCCC"/>
+          <w:sz w:val="21"/>
+          <w:szCs w:val="21"/>
+          <w:lang w:val="en-US" w:eastAsia="zh-CN"/>
+        </w:rPr>
+        <w:t xml:space="preserve">        </w:t>
+      </w:r>
+      <w:proofErr w:type="spellStart"/>
+      <w:r>
+        <w:rPr>
+          <w:rFonts w:ascii="Consolas" w:eastAsia="Times New Roman" w:hAnsi="Consolas" w:cs="Times New Roman"/>
+          <w:color w:val="9CDCFE"/>
+          <w:sz w:val="21"/>
+          <w:szCs w:val="21"/>
+          <w:lang w:val="en-US" w:eastAsia="zh-CN"/>
+        </w:rPr>
+        <w:t>ax</w:t>
+      </w:r>
+      <w:r>
+        <w:rPr>
+          <w:rFonts w:ascii="Consolas" w:eastAsia="Times New Roman" w:hAnsi="Consolas" w:cs="Times New Roman"/>
+          <w:color w:val="CCCCCC"/>
+          <w:sz w:val="21"/>
+          <w:szCs w:val="21"/>
+          <w:lang w:val="en-US" w:eastAsia="zh-CN"/>
+        </w:rPr>
+        <w:t>.</w:t>
+      </w:r>
+      <w:r>
+        <w:rPr>
+          <w:rFonts w:ascii="Consolas" w:eastAsia="Times New Roman" w:hAnsi="Consolas" w:cs="Times New Roman"/>
+          <w:color w:val="DCDCAA"/>
+          <w:sz w:val="21"/>
+          <w:szCs w:val="21"/>
+          <w:lang w:val="en-US" w:eastAsia="zh-CN"/>
+        </w:rPr>
+        <w:t>set_</w:t>
+      </w:r>
+      <w:proofErr w:type="gramStart"/>
+      <w:r>
+        <w:rPr>
+          <w:rFonts w:ascii="Consolas" w:eastAsia="Times New Roman" w:hAnsi="Consolas" w:cs="Times New Roman"/>
+          <w:color w:val="DCDCAA"/>
+          <w:sz w:val="21"/>
+          <w:szCs w:val="21"/>
+          <w:lang w:val="en-US" w:eastAsia="zh-CN"/>
+        </w:rPr>
+        <w:t>title</w:t>
+      </w:r>
+      <w:proofErr w:type="spellEnd"/>
+      <w:r>
+        <w:rPr>
+          <w:rFonts w:ascii="Consolas" w:eastAsia="Times New Roman" w:hAnsi="Consolas" w:cs="Times New Roman"/>
+          <w:color w:val="CCCCCC"/>
+          <w:sz w:val="21"/>
+          <w:szCs w:val="21"/>
+          <w:lang w:val="en-US" w:eastAsia="zh-CN"/>
+        </w:rPr>
+        <w:t>(</w:t>
+      </w:r>
+      <w:proofErr w:type="spellStart"/>
+      <w:proofErr w:type="gramEnd"/>
+      <w:r>
+        <w:rPr>
+          <w:rFonts w:ascii="Consolas" w:eastAsia="Times New Roman" w:hAnsi="Consolas" w:cs="Times New Roman"/>
+          <w:color w:val="569CD6"/>
+          <w:sz w:val="21"/>
+          <w:szCs w:val="21"/>
+          <w:lang w:val="en-US" w:eastAsia="zh-CN"/>
+        </w:rPr>
+        <w:t>f</w:t>
+      </w:r>
+      <w:r>
+        <w:rPr>
+          <w:rFonts w:ascii="Consolas" w:eastAsia="Times New Roman" w:hAnsi="Consolas" w:cs="Times New Roman"/>
+          <w:color w:val="CE9178"/>
+          <w:sz w:val="21"/>
+          <w:szCs w:val="21"/>
+          <w:lang w:val="en-US" w:eastAsia="zh-CN"/>
+        </w:rPr>
+        <w:t>'a</w:t>
+      </w:r>
+      <w:proofErr w:type="spellEnd"/>
+      <w:r>
+        <w:rPr>
+          <w:rFonts w:ascii="Consolas" w:eastAsia="Times New Roman" w:hAnsi="Consolas" w:cs="Times New Roman"/>
+          <w:color w:val="CE9178"/>
+          <w:sz w:val="21"/>
+          <w:szCs w:val="21"/>
+          <w:lang w:val="en-US" w:eastAsia="zh-CN"/>
+        </w:rPr>
+        <w:t xml:space="preserve"> = </w:t>
+      </w:r>
+      <w:r>
+        <w:rPr>
+          <w:rFonts w:ascii="Consolas" w:eastAsia="Times New Roman" w:hAnsi="Consolas" w:cs="Times New Roman"/>
+          <w:color w:val="569CD6"/>
+          <w:sz w:val="21"/>
+          <w:szCs w:val="21"/>
+          <w:lang w:val="en-US" w:eastAsia="zh-CN"/>
+        </w:rPr>
+        <w:t>{</w:t>
+      </w:r>
+      <w:r>
+        <w:rPr>
+          <w:rFonts w:ascii="Consolas" w:eastAsia="Times New Roman" w:hAnsi="Consolas" w:cs="Times New Roman"/>
+          <w:color w:val="9CDCFE"/>
+          <w:sz w:val="21"/>
+          <w:szCs w:val="21"/>
+          <w:lang w:val="en-US" w:eastAsia="zh-CN"/>
+        </w:rPr>
+        <w:t>a</w:t>
+      </w:r>
+      <w:r>
+        <w:rPr>
+          <w:rFonts w:ascii="Consolas" w:eastAsia="Times New Roman" w:hAnsi="Consolas" w:cs="Times New Roman"/>
+          <w:color w:val="569CD6"/>
+          <w:sz w:val="21"/>
+          <w:szCs w:val="21"/>
+          <w:lang w:val="en-US" w:eastAsia="zh-CN"/>
+        </w:rPr>
+        <w:t>}</w:t>
+      </w:r>
+      <w:r>
+        <w:rPr>
+          <w:rFonts w:ascii="Consolas" w:eastAsia="Times New Roman" w:hAnsi="Consolas" w:cs="Times New Roman"/>
+          <w:color w:val="CE9178"/>
+          <w:sz w:val="21"/>
+          <w:szCs w:val="21"/>
+          <w:lang w:val="en-US" w:eastAsia="zh-CN"/>
+        </w:rPr>
+        <w:t xml:space="preserve">, region = </w:t>
+      </w:r>
+      <w:r>
+        <w:rPr>
+          <w:rFonts w:ascii="Consolas" w:eastAsia="Times New Roman" w:hAnsi="Consolas" w:cs="Times New Roman"/>
+          <w:color w:val="569CD6"/>
+          <w:sz w:val="21"/>
+          <w:szCs w:val="21"/>
+          <w:lang w:val="en-US" w:eastAsia="zh-CN"/>
+        </w:rPr>
+        <w:t>{</w:t>
+      </w:r>
+      <w:r>
+        <w:rPr>
+          <w:rFonts w:ascii="Consolas" w:eastAsia="Times New Roman" w:hAnsi="Consolas" w:cs="Times New Roman"/>
+          <w:color w:val="9CDCFE"/>
+          <w:sz w:val="21"/>
+          <w:szCs w:val="21"/>
+          <w:lang w:val="en-US" w:eastAsia="zh-CN"/>
+        </w:rPr>
+        <w:t>region</w:t>
+      </w:r>
+      <w:r>
+        <w:rPr>
+          <w:rFonts w:ascii="Consolas" w:eastAsia="Times New Roman" w:hAnsi="Consolas" w:cs="Times New Roman"/>
+          <w:color w:val="569CD6"/>
+          <w:sz w:val="21"/>
+          <w:szCs w:val="21"/>
+          <w:lang w:val="en-US" w:eastAsia="zh-CN"/>
+        </w:rPr>
+        <w:t>}</w:t>
+      </w:r>
+      <w:r>
+        <w:rPr>
+          <w:rFonts w:ascii="Consolas" w:eastAsia="Times New Roman" w:hAnsi="Consolas" w:cs="Times New Roman"/>
+          <w:color w:val="CE9178"/>
+          <w:sz w:val="21"/>
+          <w:szCs w:val="21"/>
+          <w:lang w:val="en-US" w:eastAsia="zh-CN"/>
+        </w:rPr>
+        <w:t xml:space="preserve">, scheme = </w:t>
+      </w:r>
+      <w:r>
+        <w:rPr>
+          <w:rFonts w:ascii="Consolas" w:eastAsia="Times New Roman" w:hAnsi="Consolas" w:cs="Times New Roman"/>
+          <w:color w:val="569CD6"/>
+          <w:sz w:val="21"/>
+          <w:szCs w:val="21"/>
+          <w:lang w:val="en-US" w:eastAsia="zh-CN"/>
+        </w:rPr>
+        <w:t>{</w:t>
+      </w:r>
+      <w:r>
+        <w:rPr>
+          <w:rFonts w:ascii="Consolas" w:eastAsia="Times New Roman" w:hAnsi="Consolas" w:cs="Times New Roman"/>
+          <w:color w:val="9CDCFE"/>
+          <w:sz w:val="21"/>
+          <w:szCs w:val="21"/>
+          <w:lang w:val="en-US" w:eastAsia="zh-CN"/>
+        </w:rPr>
+        <w:t>scheme</w:t>
+      </w:r>
+      <w:r>
+        <w:rPr>
+          <w:rFonts w:ascii="Consolas" w:eastAsia="Times New Roman" w:hAnsi="Consolas" w:cs="Times New Roman"/>
+          <w:color w:val="569CD6"/>
+          <w:sz w:val="21"/>
+          <w:szCs w:val="21"/>
+          <w:lang w:val="en-US" w:eastAsia="zh-CN"/>
+        </w:rPr>
+        <w:t>}</w:t>
+      </w:r>
+      <w:r>
+        <w:rPr>
+          <w:rFonts w:ascii="Consolas" w:eastAsia="Times New Roman" w:hAnsi="Consolas" w:cs="Times New Roman"/>
+          <w:color w:val="CE9178"/>
+          <w:sz w:val="21"/>
+          <w:szCs w:val="21"/>
+          <w:lang w:val="en-US" w:eastAsia="zh-CN"/>
+        </w:rPr>
+        <w:t>'</w:t>
+      </w:r>
+      <w:r>
+        <w:rPr>
+          <w:rFonts w:ascii="Consolas" w:eastAsia="Times New Roman" w:hAnsi="Consolas" w:cs="Times New Roman"/>
+          <w:color w:val="CCCCCC"/>
+          <w:sz w:val="21"/>
+          <w:szCs w:val="21"/>
+          <w:lang w:val="en-US" w:eastAsia="zh-CN"/>
+        </w:rPr>
+        <w:t>)</w:t>
+      </w:r>
+    </w:p>
+    <w:p>
+      <w:pPr>
+        <w:shd w:val="clear" w:color="auto" w:fill="1F1F1F"/>
+        <w:spacing w:after="0" w:line="285" w:lineRule="atLeast"/>
+        <w:rPr>
+          <w:rFonts w:ascii="Consolas" w:eastAsia="Times New Roman" w:hAnsi="Consolas" w:cs="Times New Roman"/>
+          <w:color w:val="CCCCCC"/>
+          <w:sz w:val="21"/>
+          <w:szCs w:val="21"/>
+          <w:lang w:val="en-US" w:eastAsia="zh-CN"/>
+        </w:rPr>
+      </w:pPr>
+      <w:r>
+        <w:rPr>
+          <w:rFonts w:ascii="Consolas" w:eastAsia="Times New Roman" w:hAnsi="Consolas" w:cs="Times New Roman"/>
+          <w:color w:val="CCCCCC"/>
+          <w:sz w:val="21"/>
+          <w:szCs w:val="21"/>
+          <w:lang w:val="en-US" w:eastAsia="zh-CN"/>
+        </w:rPr>
+        <w:t xml:space="preserve">        </w:t>
+      </w:r>
+      <w:r>
+        <w:rPr>
+          <w:rFonts w:ascii="Consolas" w:eastAsia="Times New Roman" w:hAnsi="Consolas" w:cs="Times New Roman"/>
+          <w:color w:val="9CDCFE"/>
+          <w:sz w:val="21"/>
+          <w:szCs w:val="21"/>
+          <w:lang w:val="en-US" w:eastAsia="zh-CN"/>
+        </w:rPr>
+        <w:t>filename</w:t>
+      </w:r>
+      <w:r>
+        <w:rPr>
+          <w:rFonts w:ascii="Consolas" w:eastAsia="Times New Roman" w:hAnsi="Consolas" w:cs="Times New Roman"/>
+          <w:color w:val="CCCCCC"/>
+          <w:sz w:val="21"/>
+          <w:szCs w:val="21"/>
+          <w:lang w:val="en-US" w:eastAsia="zh-CN"/>
+        </w:rPr>
+        <w:t xml:space="preserve"> </w:t>
+      </w:r>
+      <w:r>
+        <w:rPr>
+          <w:rFonts w:ascii="Consolas" w:eastAsia="Times New Roman" w:hAnsi="Consolas" w:cs="Times New Roman"/>
+          <w:color w:val="D4D4D4"/>
+          <w:sz w:val="21"/>
+          <w:szCs w:val="21"/>
+          <w:lang w:val="en-US" w:eastAsia="zh-CN"/>
+        </w:rPr>
+        <w:t>=</w:t>
+      </w:r>
+      <w:r>
+        <w:rPr>
+          <w:rFonts w:ascii="Consolas" w:eastAsia="Times New Roman" w:hAnsi="Consolas" w:cs="Times New Roman"/>
+          <w:color w:val="CCCCCC"/>
+          <w:sz w:val="21"/>
+          <w:szCs w:val="21"/>
+          <w:lang w:val="en-US" w:eastAsia="zh-CN"/>
+        </w:rPr>
+        <w:t xml:space="preserve"> </w:t>
+      </w:r>
+      <w:r>
+        <w:rPr>
+          <w:rFonts w:ascii="Consolas" w:eastAsia="Times New Roman" w:hAnsi="Consolas" w:cs="Times New Roman"/>
+          <w:color w:val="569CD6"/>
+          <w:sz w:val="21"/>
+          <w:szCs w:val="21"/>
+          <w:lang w:val="en-US" w:eastAsia="zh-CN"/>
+        </w:rPr>
+        <w:t>f</w:t>
+      </w:r>
+      <w:r>
+        <w:rPr>
+          <w:rFonts w:ascii="Consolas" w:eastAsia="Times New Roman" w:hAnsi="Consolas" w:cs="Times New Roman"/>
+          <w:color w:val="CE9178"/>
+          <w:sz w:val="21"/>
+          <w:szCs w:val="21"/>
+          <w:lang w:val="en-US" w:eastAsia="zh-CN"/>
+        </w:rPr>
+        <w:t>"</w:t>
+      </w:r>
+      <w:r>
+        <w:rPr>
+          <w:rFonts w:ascii="Consolas" w:eastAsia="Times New Roman" w:hAnsi="Consolas" w:cs="Times New Roman"/>
+          <w:color w:val="569CD6"/>
+          <w:sz w:val="21"/>
+          <w:szCs w:val="21"/>
+          <w:lang w:val="en-US" w:eastAsia="zh-CN"/>
+        </w:rPr>
+        <w:t>{</w:t>
+      </w:r>
+      <w:r>
+        <w:rPr>
+          <w:rFonts w:ascii="Consolas" w:eastAsia="Times New Roman" w:hAnsi="Consolas" w:cs="Times New Roman"/>
+          <w:color w:val="4FC1FF"/>
+          <w:sz w:val="21"/>
+          <w:szCs w:val="21"/>
+          <w:lang w:val="en-US" w:eastAsia="zh-CN"/>
+        </w:rPr>
+        <w:t>WORKDIR</w:t>
+      </w:r>
+      <w:r>
+        <w:rPr>
+          <w:rFonts w:ascii="Consolas" w:eastAsia="Times New Roman" w:hAnsi="Consolas" w:cs="Times New Roman"/>
+          <w:color w:val="569CD6"/>
+          <w:sz w:val="21"/>
+          <w:szCs w:val="21"/>
+          <w:lang w:val="en-US" w:eastAsia="zh-CN"/>
+        </w:rPr>
+        <w:t>}</w:t>
+      </w:r>
+      <w:r>
+        <w:rPr>
+          <w:rFonts w:ascii="Consolas" w:eastAsia="Times New Roman" w:hAnsi="Consolas" w:cs="Times New Roman"/>
+          <w:color w:val="CE9178"/>
+          <w:sz w:val="21"/>
+          <w:szCs w:val="21"/>
+          <w:lang w:val="en-US" w:eastAsia="zh-CN"/>
+        </w:rPr>
+        <w:t>/Results/a</w:t>
+      </w:r>
+      <w:r>
+        <w:rPr>
+          <w:rFonts w:ascii="Consolas" w:eastAsia="Times New Roman" w:hAnsi="Consolas" w:cs="Times New Roman"/>
+          <w:color w:val="569CD6"/>
+          <w:sz w:val="21"/>
+          <w:szCs w:val="21"/>
+          <w:lang w:val="en-US" w:eastAsia="zh-CN"/>
+        </w:rPr>
+        <w:t>{</w:t>
+      </w:r>
+      <w:r>
+        <w:rPr>
+          <w:rFonts w:ascii="Consolas" w:eastAsia="Times New Roman" w:hAnsi="Consolas" w:cs="Times New Roman"/>
+          <w:color w:val="9CDCFE"/>
+          <w:sz w:val="21"/>
+          <w:szCs w:val="21"/>
+          <w:lang w:val="en-US" w:eastAsia="zh-CN"/>
+        </w:rPr>
+        <w:t>a</w:t>
+      </w:r>
+      <w:r>
+        <w:rPr>
+          <w:rFonts w:ascii="Consolas" w:eastAsia="Times New Roman" w:hAnsi="Consolas" w:cs="Times New Roman"/>
+          <w:color w:val="569CD6"/>
+          <w:sz w:val="21"/>
+          <w:szCs w:val="21"/>
+          <w:lang w:val="en-US" w:eastAsia="zh-CN"/>
+        </w:rPr>
+        <w:t>}</w:t>
+      </w:r>
+      <w:r>
+        <w:rPr>
+          <w:rFonts w:ascii="Consolas" w:eastAsia="Times New Roman" w:hAnsi="Consolas" w:cs="Times New Roman"/>
+          <w:color w:val="CE9178"/>
+          <w:sz w:val="21"/>
+          <w:szCs w:val="21"/>
+          <w:lang w:val="en-US" w:eastAsia="zh-CN"/>
+        </w:rPr>
+        <w:t>_</w:t>
+      </w:r>
+      <w:r>
+        <w:rPr>
+          <w:rFonts w:ascii="Consolas" w:eastAsia="Times New Roman" w:hAnsi="Consolas" w:cs="Times New Roman"/>
+          <w:color w:val="569CD6"/>
+          <w:sz w:val="21"/>
+          <w:szCs w:val="21"/>
+          <w:lang w:val="en-US" w:eastAsia="zh-CN"/>
+        </w:rPr>
+        <w:t>{</w:t>
+      </w:r>
+      <w:r>
+        <w:rPr>
+          <w:rFonts w:ascii="Consolas" w:eastAsia="Times New Roman" w:hAnsi="Consolas" w:cs="Times New Roman"/>
+          <w:color w:val="9CDCFE"/>
+          <w:sz w:val="21"/>
+          <w:szCs w:val="21"/>
+          <w:lang w:val="en-US" w:eastAsia="zh-CN"/>
+        </w:rPr>
+        <w:t>region</w:t>
+      </w:r>
+      <w:r>
+        <w:rPr>
+          <w:rFonts w:ascii="Consolas" w:eastAsia="Times New Roman" w:hAnsi="Consolas" w:cs="Times New Roman"/>
+          <w:color w:val="569CD6"/>
+          <w:sz w:val="21"/>
+          <w:szCs w:val="21"/>
+          <w:lang w:val="en-US" w:eastAsia="zh-CN"/>
+        </w:rPr>
+        <w:t>}</w:t>
+      </w:r>
+      <w:r>
+        <w:rPr>
+          <w:rFonts w:ascii="Consolas" w:eastAsia="Times New Roman" w:hAnsi="Consolas" w:cs="Times New Roman"/>
+          <w:color w:val="CE9178"/>
+          <w:sz w:val="21"/>
+          <w:szCs w:val="21"/>
+          <w:lang w:val="en-US" w:eastAsia="zh-CN"/>
+        </w:rPr>
+        <w:t>_</w:t>
+      </w:r>
+      <w:r>
+        <w:rPr>
+          <w:rFonts w:ascii="Consolas" w:eastAsia="Times New Roman" w:hAnsi="Consolas" w:cs="Times New Roman"/>
+          <w:color w:val="569CD6"/>
+          <w:sz w:val="21"/>
+          <w:szCs w:val="21"/>
+          <w:lang w:val="en-US" w:eastAsia="zh-CN"/>
+        </w:rPr>
+        <w:t>{</w:t>
+      </w:r>
+      <w:r>
+        <w:rPr>
+          <w:rFonts w:ascii="Consolas" w:eastAsia="Times New Roman" w:hAnsi="Consolas" w:cs="Times New Roman"/>
+          <w:color w:val="9CDCFE"/>
+          <w:sz w:val="21"/>
+          <w:szCs w:val="21"/>
+          <w:lang w:val="en-US" w:eastAsia="zh-CN"/>
+        </w:rPr>
+        <w:t>scheme</w:t>
+      </w:r>
+      <w:r>
+        <w:rPr>
+          <w:rFonts w:ascii="Consolas" w:eastAsia="Times New Roman" w:hAnsi="Consolas" w:cs="Times New Roman"/>
+          <w:color w:val="569CD6"/>
+          <w:sz w:val="21"/>
+          <w:szCs w:val="21"/>
+          <w:lang w:val="en-US" w:eastAsia="zh-CN"/>
+        </w:rPr>
+        <w:t>}</w:t>
+      </w:r>
+      <w:r>
+        <w:rPr>
+          <w:rFonts w:ascii="Consolas" w:eastAsia="Times New Roman" w:hAnsi="Consolas" w:cs="Times New Roman"/>
+          <w:color w:val="CE9178"/>
+          <w:sz w:val="21"/>
+          <w:szCs w:val="21"/>
+          <w:lang w:val="en-US" w:eastAsia="zh-CN"/>
+        </w:rPr>
+        <w:t>.</w:t>
+      </w:r>
+      <w:proofErr w:type="spellStart"/>
+      <w:r>
+        <w:rPr>
+          <w:rFonts w:ascii="Consolas" w:eastAsia="Times New Roman" w:hAnsi="Consolas" w:cs="Times New Roman"/>
+          <w:color w:val="CE9178"/>
+          <w:sz w:val="21"/>
+          <w:szCs w:val="21"/>
+          <w:lang w:val="en-US" w:eastAsia="zh-CN"/>
+        </w:rPr>
+        <w:t>png</w:t>
+      </w:r>
+      <w:proofErr w:type="spellEnd"/>
+      <w:r>
+        <w:rPr>
+          <w:rFonts w:ascii="Consolas" w:eastAsia="Times New Roman" w:hAnsi="Consolas" w:cs="Times New Roman"/>
+          <w:color w:val="CE9178"/>
+          <w:sz w:val="21"/>
+          <w:szCs w:val="21"/>
+          <w:lang w:val="en-US" w:eastAsia="zh-CN"/>
+        </w:rPr>
+        <w:t>"</w:t>
+      </w:r>
+    </w:p>
+    <w:p>
+      <w:pPr>
+        <w:shd w:val="clear" w:color="auto" w:fill="1F1F1F"/>
+        <w:spacing w:after="0" w:line="285" w:lineRule="atLeast"/>
+        <w:rPr>
+          <w:rFonts w:ascii="Consolas" w:eastAsia="Times New Roman" w:hAnsi="Consolas" w:cs="Times New Roman"/>
+          <w:color w:val="CCCCCC"/>
+          <w:sz w:val="21"/>
+          <w:szCs w:val="21"/>
+          <w:lang w:val="en-US" w:eastAsia="zh-CN"/>
+        </w:rPr>
+      </w:pPr>
+      <w:r>
+        <w:rPr>
+          <w:rFonts w:ascii="Consolas" w:eastAsia="Times New Roman" w:hAnsi="Consolas" w:cs="Times New Roman"/>
+          <w:color w:val="CCCCCC"/>
+          <w:sz w:val="21"/>
+          <w:szCs w:val="21"/>
+          <w:lang w:val="en-US" w:eastAsia="zh-CN"/>
+        </w:rPr>
+        <w:t xml:space="preserve">        </w:t>
+      </w:r>
+      <w:proofErr w:type="spellStart"/>
+      <w:proofErr w:type="gramStart"/>
+      <w:r>
+        <w:rPr>
+          <w:rFonts w:ascii="Consolas" w:eastAsia="Times New Roman" w:hAnsi="Consolas" w:cs="Times New Roman"/>
+          <w:color w:val="4EC9B0"/>
+          <w:sz w:val="21"/>
+          <w:szCs w:val="21"/>
+          <w:lang w:val="en-US" w:eastAsia="zh-CN"/>
+        </w:rPr>
+        <w:t>plt</w:t>
+      </w:r>
+      <w:r>
+        <w:rPr>
+          <w:rFonts w:ascii="Consolas" w:eastAsia="Times New Roman" w:hAnsi="Consolas" w:cs="Times New Roman"/>
+          <w:color w:val="CCCCCC"/>
+          <w:sz w:val="21"/>
+          <w:szCs w:val="21"/>
+          <w:lang w:val="en-US" w:eastAsia="zh-CN"/>
+        </w:rPr>
+        <w:t>.</w:t>
+      </w:r>
+      <w:r>
+        <w:rPr>
+          <w:rFonts w:ascii="Consolas" w:eastAsia="Times New Roman" w:hAnsi="Consolas" w:cs="Times New Roman"/>
+          <w:color w:val="DCDCAA"/>
+          <w:sz w:val="21"/>
+          <w:szCs w:val="21"/>
+          <w:lang w:val="en-US" w:eastAsia="zh-CN"/>
+        </w:rPr>
+        <w:t>savefig</w:t>
+      </w:r>
+      <w:proofErr w:type="spellEnd"/>
+      <w:proofErr w:type="gramEnd"/>
+      <w:r>
+        <w:rPr>
+          <w:rFonts w:ascii="Consolas" w:eastAsia="Times New Roman" w:hAnsi="Consolas" w:cs="Times New Roman"/>
+          <w:color w:val="CCCCCC"/>
+          <w:sz w:val="21"/>
+          <w:szCs w:val="21"/>
+          <w:lang w:val="en-US" w:eastAsia="zh-CN"/>
+        </w:rPr>
+        <w:t>(</w:t>
+      </w:r>
+      <w:r>
+        <w:rPr>
+          <w:rFonts w:ascii="Consolas" w:eastAsia="Times New Roman" w:hAnsi="Consolas" w:cs="Times New Roman"/>
+          <w:color w:val="9CDCFE"/>
+          <w:sz w:val="21"/>
+          <w:szCs w:val="21"/>
+          <w:lang w:val="en-US" w:eastAsia="zh-CN"/>
+        </w:rPr>
+        <w:t>filename</w:t>
+      </w:r>
+      <w:r>
+        <w:rPr>
+          <w:rFonts w:ascii="Consolas" w:eastAsia="Times New Roman" w:hAnsi="Consolas" w:cs="Times New Roman"/>
+          <w:color w:val="CCCCCC"/>
+          <w:sz w:val="21"/>
+          <w:szCs w:val="21"/>
+          <w:lang w:val="en-US" w:eastAsia="zh-CN"/>
+        </w:rPr>
+        <w:t xml:space="preserve">, </w:t>
+      </w:r>
+      <w:r>
+        <w:rPr>
+          <w:rFonts w:ascii="Consolas" w:eastAsia="Times New Roman" w:hAnsi="Consolas" w:cs="Times New Roman"/>
+          <w:color w:val="9CDCFE"/>
+          <w:sz w:val="21"/>
+          <w:szCs w:val="21"/>
+          <w:lang w:val="en-US" w:eastAsia="zh-CN"/>
+        </w:rPr>
+        <w:t>dpi</w:t>
+      </w:r>
+      <w:r>
+        <w:rPr>
+          <w:rFonts w:ascii="Consolas" w:eastAsia="Times New Roman" w:hAnsi="Consolas" w:cs="Times New Roman"/>
+          <w:color w:val="CCCCCC"/>
+          <w:sz w:val="21"/>
+          <w:szCs w:val="21"/>
+          <w:lang w:val="en-US" w:eastAsia="zh-CN"/>
+        </w:rPr>
+        <w:t xml:space="preserve"> </w:t>
+      </w:r>
+      <w:r>
+        <w:rPr>
+          <w:rFonts w:ascii="Consolas" w:eastAsia="Times New Roman" w:hAnsi="Consolas" w:cs="Times New Roman"/>
+          <w:color w:val="D4D4D4"/>
+          <w:sz w:val="21"/>
+          <w:szCs w:val="21"/>
+          <w:lang w:val="en-US" w:eastAsia="zh-CN"/>
+        </w:rPr>
+        <w:t>=</w:t>
+      </w:r>
+      <w:r>
+        <w:rPr>
+          <w:rFonts w:ascii="Consolas" w:eastAsia="Times New Roman" w:hAnsi="Consolas" w:cs="Times New Roman"/>
+          <w:color w:val="CCCCCC"/>
+          <w:sz w:val="21"/>
+          <w:szCs w:val="21"/>
+          <w:lang w:val="en-US" w:eastAsia="zh-CN"/>
+        </w:rPr>
+        <w:t xml:space="preserve"> </w:t>
+      </w:r>
+      <w:r>
+        <w:rPr>
+          <w:rFonts w:ascii="Consolas" w:eastAsia="Times New Roman" w:hAnsi="Consolas" w:cs="Times New Roman"/>
+          <w:color w:val="B5CEA8"/>
+          <w:sz w:val="21"/>
+          <w:szCs w:val="21"/>
+          <w:lang w:val="en-US" w:eastAsia="zh-CN"/>
+        </w:rPr>
+        <w:t>150</w:t>
+      </w:r>
+      <w:r>
+        <w:rPr>
+          <w:rFonts w:ascii="Consolas" w:eastAsia="Times New Roman" w:hAnsi="Consolas" w:cs="Times New Roman"/>
+          <w:color w:val="CCCCCC"/>
+          <w:sz w:val="21"/>
+          <w:szCs w:val="21"/>
+          <w:lang w:val="en-US" w:eastAsia="zh-CN"/>
+        </w:rPr>
+        <w:t>)</w:t>
+      </w:r>
+    </w:p>
+    <w:p>
+      <w:pPr>
+        <w:shd w:val="clear" w:color="auto" w:fill="1F1F1F"/>
+        <w:spacing w:after="0" w:line="285" w:lineRule="atLeast"/>
+        <w:rPr>
+          <w:rFonts w:ascii="Consolas" w:eastAsia="Times New Roman" w:hAnsi="Consolas" w:cs="Times New Roman"/>
+          <w:color w:val="CCCCCC"/>
+          <w:sz w:val="21"/>
+          <w:szCs w:val="21"/>
+          <w:lang w:val="en-US" w:eastAsia="zh-CN"/>
+        </w:rPr>
+      </w:pPr>
+      <w:r>
+        <w:rPr>
+          <w:rFonts w:ascii="Consolas" w:eastAsia="Times New Roman" w:hAnsi="Consolas" w:cs="Times New Roman"/>
+          <w:color w:val="CCCCCC"/>
+          <w:sz w:val="21"/>
+          <w:szCs w:val="21"/>
+          <w:lang w:val="en-US" w:eastAsia="zh-CN"/>
+        </w:rPr>
+        <w:t xml:space="preserve">        </w:t>
+      </w:r>
+      <w:proofErr w:type="spellStart"/>
+      <w:proofErr w:type="gramStart"/>
+      <w:r>
+        <w:rPr>
+          <w:rFonts w:ascii="Consolas" w:eastAsia="Times New Roman" w:hAnsi="Consolas" w:cs="Times New Roman"/>
+          <w:color w:val="4EC9B0"/>
+          <w:sz w:val="21"/>
+          <w:szCs w:val="21"/>
+          <w:lang w:val="en-US" w:eastAsia="zh-CN"/>
+        </w:rPr>
+        <w:t>plt</w:t>
+      </w:r>
+      <w:r>
+        <w:rPr>
+          <w:rFonts w:ascii="Consolas" w:eastAsia="Times New Roman" w:hAnsi="Consolas" w:cs="Times New Roman"/>
+          <w:color w:val="CCCCCC"/>
+          <w:sz w:val="21"/>
+          <w:szCs w:val="21"/>
+          <w:lang w:val="en-US" w:eastAsia="zh-CN"/>
+        </w:rPr>
+        <w:t>.</w:t>
+      </w:r>
+      <w:r>
+        <w:rPr>
+          <w:rFonts w:ascii="Consolas" w:eastAsia="Times New Roman" w:hAnsi="Consolas" w:cs="Times New Roman"/>
+          <w:color w:val="DCDCAA"/>
+          <w:sz w:val="21"/>
+          <w:szCs w:val="21"/>
+          <w:lang w:val="en-US" w:eastAsia="zh-CN"/>
+        </w:rPr>
+        <w:t>close</w:t>
+      </w:r>
+      <w:proofErr w:type="spellEnd"/>
+      <w:proofErr w:type="gramEnd"/>
+      <w:r>
+        <w:rPr>
+          <w:rFonts w:ascii="Consolas" w:eastAsia="Times New Roman" w:hAnsi="Consolas" w:cs="Times New Roman"/>
+          <w:color w:val="CCCCCC"/>
+          <w:sz w:val="21"/>
+          <w:szCs w:val="21"/>
+          <w:lang w:val="en-US" w:eastAsia="zh-CN"/>
+        </w:rPr>
+        <w:t>(</w:t>
+      </w:r>
+      <w:r>
+        <w:rPr>
+          <w:rFonts w:ascii="Consolas" w:eastAsia="Times New Roman" w:hAnsi="Consolas" w:cs="Times New Roman"/>
+          <w:color w:val="9CDCFE"/>
+          <w:sz w:val="21"/>
+          <w:szCs w:val="21"/>
+          <w:lang w:val="en-US" w:eastAsia="zh-CN"/>
+        </w:rPr>
+        <w:t>fig</w:t>
+      </w:r>
+      <w:r>
+        <w:rPr>
+          <w:rFonts w:ascii="Consolas" w:eastAsia="Times New Roman" w:hAnsi="Consolas" w:cs="Times New Roman"/>
+          <w:color w:val="CCCCCC"/>
+          <w:sz w:val="21"/>
+          <w:szCs w:val="21"/>
+          <w:lang w:val="en-US" w:eastAsia="zh-CN"/>
+        </w:rPr>
+        <w:t>)</w:t>
+      </w:r>
+    </w:p>
+    <w:p>
+      <w:pPr>
+        <w:shd w:val="clear" w:color="auto" w:fill="1F1F1F"/>
+        <w:spacing w:after="0" w:line="285" w:lineRule="atLeast"/>
+        <w:rPr>
+          <w:rFonts w:ascii="Consolas" w:eastAsia="Times New Roman" w:hAnsi="Consolas" w:cs="Times New Roman"/>
+          <w:color w:val="CCCCCC"/>
+          <w:sz w:val="21"/>
+          <w:szCs w:val="21"/>
+          <w:lang w:val="en-US" w:eastAsia="zh-CN"/>
+        </w:rPr>
+      </w:pPr>
+      <w:r>
+        <w:rPr>
+          <w:rFonts w:ascii="Consolas" w:eastAsia="Times New Roman" w:hAnsi="Consolas" w:cs="Times New Roman"/>
+          <w:color w:val="CCCCCC"/>
+          <w:sz w:val="21"/>
+          <w:szCs w:val="21"/>
+          <w:lang w:val="en-US" w:eastAsia="zh-CN"/>
+        </w:rPr>
+        <w:t xml:space="preserve">    </w:t>
+      </w:r>
+      <w:proofErr w:type="gramStart"/>
+      <w:r>
+        <w:rPr>
+          <w:rFonts w:ascii="Consolas" w:eastAsia="Times New Roman" w:hAnsi="Consolas" w:cs="Times New Roman"/>
+          <w:color w:val="DCDCAA"/>
+          <w:sz w:val="21"/>
+          <w:szCs w:val="21"/>
+          <w:lang w:val="en-US" w:eastAsia="zh-CN"/>
+        </w:rPr>
+        <w:t>print</w:t>
+      </w:r>
+      <w:r>
+        <w:rPr>
+          <w:rFonts w:ascii="Consolas" w:eastAsia="Times New Roman" w:hAnsi="Consolas" w:cs="Times New Roman"/>
+          <w:color w:val="CCCCCC"/>
+          <w:sz w:val="21"/>
+          <w:szCs w:val="21"/>
+          <w:lang w:val="en-US" w:eastAsia="zh-CN"/>
+        </w:rPr>
+        <w:t>(</w:t>
+      </w:r>
+      <w:proofErr w:type="spellStart"/>
+      <w:proofErr w:type="gramEnd"/>
+      <w:r>
+        <w:rPr>
+          <w:rFonts w:ascii="Consolas" w:eastAsia="Times New Roman" w:hAnsi="Consolas" w:cs="Times New Roman"/>
+          <w:color w:val="569CD6"/>
+          <w:sz w:val="21"/>
+          <w:szCs w:val="21"/>
+          <w:lang w:val="en-US" w:eastAsia="zh-CN"/>
+        </w:rPr>
+        <w:t>fr</w:t>
+      </w:r>
+      <w:r>
+        <w:rPr>
+          <w:rFonts w:ascii="Consolas" w:eastAsia="Times New Roman" w:hAnsi="Consolas" w:cs="Times New Roman"/>
+          <w:color w:val="CE9178"/>
+          <w:sz w:val="21"/>
+          <w:szCs w:val="21"/>
+          <w:lang w:val="en-US" w:eastAsia="zh-CN"/>
+        </w:rPr>
+        <w:t>"Results</w:t>
+      </w:r>
+      <w:proofErr w:type="spellEnd"/>
+      <w:r>
+        <w:rPr>
+          <w:rFonts w:ascii="Consolas" w:eastAsia="Times New Roman" w:hAnsi="Consolas" w:cs="Times New Roman"/>
+          <w:color w:val="CE9178"/>
+          <w:sz w:val="21"/>
+          <w:szCs w:val="21"/>
+          <w:lang w:val="en-US" w:eastAsia="zh-CN"/>
+        </w:rPr>
+        <w:t xml:space="preserve"> are saved in </w:t>
+      </w:r>
+      <w:r>
+        <w:rPr>
+          <w:rFonts w:ascii="Consolas" w:eastAsia="Times New Roman" w:hAnsi="Consolas" w:cs="Times New Roman"/>
+          <w:color w:val="569CD6"/>
+          <w:sz w:val="21"/>
+          <w:szCs w:val="21"/>
+          <w:lang w:val="en-US" w:eastAsia="zh-CN"/>
+        </w:rPr>
+        <w:t>{</w:t>
+      </w:r>
+      <w:r>
+        <w:rPr>
+          <w:rFonts w:ascii="Consolas" w:eastAsia="Times New Roman" w:hAnsi="Consolas" w:cs="Times New Roman"/>
+          <w:color w:val="4FC1FF"/>
+          <w:sz w:val="21"/>
+          <w:szCs w:val="21"/>
+          <w:lang w:val="en-US" w:eastAsia="zh-CN"/>
+        </w:rPr>
+        <w:t>WORKDIR</w:t>
+      </w:r>
+      <w:r>
+        <w:rPr>
+          <w:rFonts w:ascii="Consolas" w:eastAsia="Times New Roman" w:hAnsi="Consolas" w:cs="Times New Roman"/>
+          <w:color w:val="569CD6"/>
+          <w:sz w:val="21"/>
+          <w:szCs w:val="21"/>
+          <w:lang w:val="en-US" w:eastAsia="zh-CN"/>
+        </w:rPr>
+        <w:t>}</w:t>
+      </w:r>
+      <w:r>
+        <w:rPr>
+          <w:rFonts w:ascii="Consolas" w:eastAsia="Times New Roman" w:hAnsi="Consolas" w:cs="Times New Roman"/>
+          <w:color w:val="CE9178"/>
+          <w:sz w:val="21"/>
+          <w:szCs w:val="21"/>
+          <w:lang w:val="en-US" w:eastAsia="zh-CN"/>
+        </w:rPr>
+        <w:t>\Results"</w:t>
+      </w:r>
+      <w:r>
+        <w:rPr>
+          <w:rFonts w:ascii="Consolas" w:eastAsia="Times New Roman" w:hAnsi="Consolas" w:cs="Times New Roman"/>
+          <w:color w:val="CCCCCC"/>
+          <w:sz w:val="21"/>
+          <w:szCs w:val="21"/>
+          <w:lang w:val="en-US" w:eastAsia="zh-CN"/>
+        </w:rPr>
+        <w:t>)</w:t>
+      </w:r>
     </w:p>
     <w:sectPr>
       <w:pgSz w:w="11906" w:h="16838"/>
@@ -21882,6 +26290,7 @@
   <w:style w:type="character" w:default="1" w:styleId="a0">
     <w:name w:val="Default Paragraph Font"/>
     <w:uiPriority w:val="1"/>
+    <w:semiHidden/>
     <w:unhideWhenUsed/>
   </w:style>
   <w:style w:type="table" w:default="1" w:styleId="a1">
